--- a/tema18/Петров_18.docx
+++ b/tema18/Петров_18.docx
@@ -7,8 +7,7 @@
         <w:autoSpaceDE w:val="0"/>
         <w:autoSpaceDN w:val="0"/>
         <w:adjustRightInd w:val="0"/>
-        <w:ind w:firstLine="709"/>
-        <w:jc w:val="center"/>
+        <w:ind w:firstLine="567"/>
         <w:rPr>
           <w:b/>
           <w:noProof/>
@@ -33,7 +32,7 @@
           <w:szCs w:val="28"/>
           <w:lang w:val="en-US"/>
         </w:rPr>
-        <w:t xml:space="preserve">8 </w:t>
+        <w:t>8</w:t>
       </w:r>
       <w:r>
         <w:rPr>
@@ -42,16 +41,15 @@
           <w:sz w:val="28"/>
           <w:szCs w:val="28"/>
         </w:rPr>
-        <w:t>Технологии создания графического пользовательского</w:t>
+        <w:t xml:space="preserve"> </w:t>
       </w:r>
       <w:r>
         <w:rPr>
           <w:b/>
-          <w:noProof/>
-          <w:sz w:val="28"/>
-          <w:szCs w:val="28"/>
-        </w:rPr>
-        <w:t xml:space="preserve"> интерфейса</w:t>
+          <w:sz w:val="28"/>
+          <w:szCs w:val="28"/>
+        </w:rPr>
+        <w:t>РАБОТА С БАЗАМИ ДАННЫХ. ТЕХНОЛОГИИ ДОСТУПА К ДАННЫМ</w:t>
       </w:r>
     </w:p>
     <w:p>
@@ -60,25 +58,27 @@
         <w:autoSpaceDN w:val="0"/>
         <w:adjustRightInd w:val="0"/>
         <w:ind w:firstLine="709"/>
-        <w:jc w:val="center"/>
+        <w:jc w:val="both"/>
         <w:rPr>
           <w:b/>
           <w:noProof/>
-          <w:sz w:val="28"/>
-          <w:szCs w:val="28"/>
+          <w:sz w:val="32"/>
+          <w:szCs w:val="32"/>
         </w:rPr>
       </w:pPr>
     </w:p>
     <w:p>
       <w:pPr>
-        <w:autoSpaceDE w:val="0"/>
-        <w:autoSpaceDN w:val="0"/>
-        <w:adjustRightInd w:val="0"/>
+        <w:tabs>
+          <w:tab w:val="left" w:pos="1080"/>
+        </w:tabs>
         <w:ind w:firstLine="709"/>
+        <w:jc w:val="both"/>
         <w:rPr>
           <w:noProof/>
           <w:sz w:val="28"/>
           <w:szCs w:val="28"/>
+          <w:lang w:val="en-US"/>
         </w:rPr>
       </w:pPr>
       <w:r>
@@ -87,7 +87,10 @@
           <w:sz w:val="28"/>
           <w:szCs w:val="28"/>
         </w:rPr>
-        <w:t xml:space="preserve">Задание: </w:t>
+        <w:t>Задание</w:t>
+      </w:r>
+      <w:r>
+        <w:t xml:space="preserve">: </w:t>
       </w:r>
       <w:r>
         <w:rPr>
@@ -95,19 +98,95 @@
           <w:sz w:val="28"/>
           <w:szCs w:val="28"/>
         </w:rPr>
-        <w:t>Функционал: список заказов, статус доставки.</w:t>
+        <w:t>CRUDоперации: OrderRepository и OrderItemRepository с методами для</w:t>
+      </w:r>
+      <w:r>
+        <w:rPr>
+          <w:noProof/>
+          <w:sz w:val="28"/>
+          <w:szCs w:val="28"/>
+        </w:rPr>
+        <w:t xml:space="preserve"> </w:t>
+      </w:r>
+      <w:r>
+        <w:rPr>
+          <w:noProof/>
+          <w:sz w:val="28"/>
+          <w:szCs w:val="28"/>
+        </w:rPr>
+        <w:t>получения, добавления, обновления, удаления</w:t>
+      </w:r>
+      <w:r>
+        <w:rPr>
+          <w:noProof/>
+          <w:sz w:val="28"/>
+          <w:szCs w:val="28"/>
+        </w:rPr>
+        <w:t xml:space="preserve">. </w:t>
+      </w:r>
+      <w:r>
+        <w:rPr>
+          <w:noProof/>
+          <w:sz w:val="28"/>
+          <w:szCs w:val="28"/>
+        </w:rPr>
+        <w:t>Привязка</w:t>
+      </w:r>
+      <w:r>
+        <w:rPr>
+          <w:noProof/>
+          <w:sz w:val="28"/>
+          <w:szCs w:val="28"/>
+          <w:lang w:val="en-US"/>
+        </w:rPr>
+        <w:t xml:space="preserve">: Orders </w:t>
+      </w:r>
+      <w:r>
+        <w:rPr>
+          <w:noProof/>
+          <w:sz w:val="28"/>
+          <w:szCs w:val="28"/>
+        </w:rPr>
+        <w:t>в</w:t>
+      </w:r>
+      <w:r>
+        <w:rPr>
+          <w:noProof/>
+          <w:sz w:val="28"/>
+          <w:szCs w:val="28"/>
+          <w:lang w:val="en-US"/>
+        </w:rPr>
+        <w:t xml:space="preserve"> ShopViewModel </w:t>
+      </w:r>
+      <w:r>
+        <w:rPr>
+          <w:noProof/>
+          <w:sz w:val="28"/>
+          <w:szCs w:val="28"/>
+        </w:rPr>
+        <w:t>к</w:t>
+      </w:r>
+      <w:r>
+        <w:rPr>
+          <w:noProof/>
+          <w:sz w:val="28"/>
+          <w:szCs w:val="28"/>
+          <w:lang w:val="en-US"/>
+        </w:rPr>
+        <w:t xml:space="preserve"> &amp;lt;DataGrid ItemsSource=&amp;quot;{Binding Orders}&amp;quot; /&amp;gt;</w:t>
       </w:r>
     </w:p>
     <w:p>
       <w:pPr>
-        <w:autoSpaceDE w:val="0"/>
-        <w:autoSpaceDN w:val="0"/>
-        <w:adjustRightInd w:val="0"/>
-        <w:ind w:firstLine="709"/>
+        <w:tabs>
+          <w:tab w:val="left" w:pos="1080"/>
+        </w:tabs>
+        <w:jc w:val="both"/>
         <w:rPr>
           <w:noProof/>
           <w:sz w:val="28"/>
           <w:szCs w:val="28"/>
+          <w:lang w:val="en-US"/>
         </w:rPr>
       </w:pPr>
       <w:r>
@@ -116,15 +195,16 @@
           <w:sz w:val="28"/>
           <w:szCs w:val="28"/>
         </w:rPr>
-        <w:t>1. DataBinding (Привязка данных)</w:t>
+        <w:t>Сохранение</w:t>
       </w:r>
       <w:r>
         <w:rPr>
           <w:noProof/>
           <w:sz w:val="28"/>
           <w:szCs w:val="28"/>
-        </w:rPr>
-        <w:t>,</w:t>
+          <w:lang w:val="en-US"/>
+        </w:rPr>
+        <w:t xml:space="preserve">: </w:t>
       </w:r>
       <w:r>
         <w:rPr>
@@ -132,15 +212,16 @@
           <w:sz w:val="28"/>
           <w:szCs w:val="28"/>
         </w:rPr>
-        <w:t xml:space="preserve"> TwoWay привязка для изменения количества товара в заказе.</w:t>
+        <w:t>команды</w:t>
       </w:r>
       <w:r>
         <w:rPr>
           <w:noProof/>
           <w:sz w:val="28"/>
           <w:szCs w:val="28"/>
-        </w:rPr>
-        <w:t xml:space="preserve"> </w:t>
+          <w:lang w:val="en-US"/>
+        </w:rPr>
+        <w:t xml:space="preserve"> AddOrderCommand, DeleteOrderCommand </w:t>
       </w:r>
       <w:r>
         <w:rPr>
@@ -148,761 +229,1666 @@
           <w:sz w:val="28"/>
           <w:szCs w:val="28"/>
         </w:rPr>
-        <w:t>OneWay привязка для отображения статуса заказа.</w:t>
+        <w:t>выполняют</w:t>
+      </w:r>
+      <w:r>
+        <w:rPr>
+          <w:noProof/>
+          <w:sz w:val="28"/>
+          <w:szCs w:val="28"/>
+          <w:lang w:val="en-US"/>
+        </w:rPr>
+        <w:t xml:space="preserve"> await _context.SaveChangesAsync().</w:t>
       </w:r>
     </w:p>
     <w:p>
       <w:pPr>
-        <w:autoSpaceDE w:val="0"/>
-        <w:autoSpaceDN w:val="0"/>
-        <w:adjustRightInd w:val="0"/>
-        <w:ind w:firstLine="709"/>
+        <w:tabs>
+          <w:tab w:val="left" w:pos="1080"/>
+        </w:tabs>
+        <w:jc w:val="both"/>
         <w:rPr>
           <w:noProof/>
           <w:sz w:val="28"/>
           <w:szCs w:val="28"/>
-        </w:rPr>
-      </w:pPr>
-      <w:r>
-        <w:rPr>
-          <w:noProof/>
-          <w:sz w:val="28"/>
-          <w:szCs w:val="28"/>
-        </w:rPr>
-        <w:t>2. Работа с коллекциями (ObservableCollection)</w:t>
-      </w:r>
+          <w:lang w:val="en-US"/>
+        </w:rPr>
+      </w:pPr>
     </w:p>
     <w:p>
       <w:pPr>
-        <w:autoSpaceDE w:val="0"/>
-        <w:autoSpaceDN w:val="0"/>
-        <w:adjustRightInd w:val="0"/>
-        <w:rPr>
-          <w:noProof/>
-          <w:sz w:val="28"/>
-          <w:szCs w:val="28"/>
-        </w:rPr>
-      </w:pPr>
-      <w:r>
-        <w:rPr>
-          <w:noProof/>
-          <w:sz w:val="28"/>
-          <w:szCs w:val="28"/>
-          <w:lang w:val="en-US"/>
-        </w:rPr>
-        <w:t>ObservableCollection</w:t>
-      </w:r>
-      <w:r>
-        <w:rPr>
-          <w:noProof/>
-          <w:sz w:val="28"/>
-          <w:szCs w:val="28"/>
-        </w:rPr>
-        <w:t>;</w:t>
-      </w:r>
-      <w:r>
-        <w:rPr>
-          <w:noProof/>
-          <w:sz w:val="28"/>
-          <w:szCs w:val="28"/>
-          <w:lang w:val="en-US"/>
-        </w:rPr>
-        <w:t>Order</w:t>
-      </w:r>
-      <w:r>
-        <w:rPr>
-          <w:noProof/>
-          <w:sz w:val="28"/>
-          <w:szCs w:val="28"/>
-        </w:rPr>
-        <w:t xml:space="preserve">; </w:t>
-      </w:r>
-      <w:r>
-        <w:rPr>
-          <w:noProof/>
-          <w:sz w:val="28"/>
-          <w:szCs w:val="28"/>
-        </w:rPr>
-        <w:t>для</w:t>
-      </w:r>
-      <w:r>
-        <w:rPr>
-          <w:noProof/>
-          <w:sz w:val="28"/>
-          <w:szCs w:val="28"/>
+        <w:ind w:firstLine="709"/>
+        <w:jc w:val="both"/>
+        <w:rPr>
+          <w:color w:val="000000"/>
+          <w:sz w:val="28"/>
+          <w:szCs w:val="28"/>
+          <w:lang w:val="en-US"/>
+        </w:rPr>
+      </w:pPr>
+      <w:r>
+        <w:rPr>
+          <w:color w:val="000000"/>
+          <w:sz w:val="28"/>
+          <w:szCs w:val="28"/>
+        </w:rPr>
+        <w:t>Листинг</w:t>
+      </w:r>
+      <w:r>
+        <w:rPr>
+          <w:color w:val="000000"/>
+          <w:sz w:val="28"/>
+          <w:szCs w:val="28"/>
+          <w:lang w:val="en-US"/>
         </w:rPr>
         <w:t xml:space="preserve"> </w:t>
       </w:r>
       <w:r>
         <w:rPr>
-          <w:noProof/>
-          <w:sz w:val="28"/>
-          <w:szCs w:val="28"/>
-        </w:rPr>
-        <w:t>хранения</w:t>
-      </w:r>
-      <w:r>
-        <w:rPr>
-          <w:noProof/>
-          <w:sz w:val="28"/>
-          <w:szCs w:val="28"/>
-        </w:rPr>
-        <w:t xml:space="preserve"> </w:t>
-      </w:r>
-      <w:r>
-        <w:rPr>
-          <w:noProof/>
-          <w:sz w:val="28"/>
-          <w:szCs w:val="28"/>
-        </w:rPr>
-        <w:t>заказов</w:t>
-      </w:r>
-      <w:r>
-        <w:rPr>
-          <w:noProof/>
-          <w:sz w:val="28"/>
-          <w:szCs w:val="28"/>
-        </w:rPr>
-        <w:t xml:space="preserve">. </w:t>
-      </w:r>
-      <w:r>
-        <w:rPr>
-          <w:noProof/>
-          <w:sz w:val="28"/>
-          <w:szCs w:val="28"/>
-        </w:rPr>
-        <w:t>Автоматическое обновление статуса доставки.</w:t>
+          <w:color w:val="000000"/>
+          <w:sz w:val="28"/>
+          <w:szCs w:val="28"/>
+        </w:rPr>
+        <w:t>программы</w:t>
+      </w:r>
+      <w:r>
+        <w:rPr>
+          <w:color w:val="000000"/>
+          <w:sz w:val="28"/>
+          <w:szCs w:val="28"/>
+          <w:lang w:val="en-US"/>
+        </w:rPr>
+        <w:t xml:space="preserve">: </w:t>
       </w:r>
     </w:p>
     <w:p>
       <w:pPr>
-        <w:autoSpaceDE w:val="0"/>
-        <w:autoSpaceDN w:val="0"/>
-        <w:adjustRightInd w:val="0"/>
-        <w:ind w:firstLine="709"/>
-        <w:rPr>
-          <w:noProof/>
-          <w:sz w:val="28"/>
-          <w:szCs w:val="28"/>
-        </w:rPr>
-      </w:pPr>
-      <w:r>
-        <w:rPr>
-          <w:noProof/>
-          <w:sz w:val="28"/>
-          <w:szCs w:val="28"/>
-        </w:rPr>
-        <w:t>3. DataTemplates и ControlTemplates</w:t>
+        <w:pStyle w:val="NormalWeb"/>
+        <w:spacing w:before="0" w:beforeAutospacing="0" w:after="0" w:afterAutospacing="0"/>
+        <w:jc w:val="both"/>
+        <w:rPr>
+          <w:sz w:val="28"/>
+          <w:szCs w:val="28"/>
+          <w:lang w:val="en-US"/>
+        </w:rPr>
+      </w:pPr>
+      <w:r>
+        <w:rPr>
+          <w:sz w:val="28"/>
+          <w:szCs w:val="28"/>
+          <w:lang w:val="en-US"/>
+        </w:rPr>
+        <w:t xml:space="preserve">namespace </w:t>
+      </w:r>
+      <w:r>
+        <w:rPr>
+          <w:sz w:val="28"/>
+          <w:szCs w:val="28"/>
+          <w:lang w:val="en-US"/>
+        </w:rPr>
+        <w:t>Petrov</w:t>
+      </w:r>
+      <w:r>
+        <w:rPr>
+          <w:sz w:val="28"/>
+          <w:szCs w:val="28"/>
+          <w:lang w:val="en-US"/>
+        </w:rPr>
+        <w:t>_Z13_Z15;</w:t>
       </w:r>
     </w:p>
     <w:p>
       <w:pPr>
-        <w:autoSpaceDE w:val="0"/>
-        <w:autoSpaceDN w:val="0"/>
-        <w:adjustRightInd w:val="0"/>
-        <w:rPr>
-          <w:noProof/>
-          <w:sz w:val="28"/>
-          <w:szCs w:val="28"/>
-        </w:rPr>
-      </w:pPr>
-      <w:r>
-        <w:rPr>
-          <w:noProof/>
-          <w:sz w:val="28"/>
-          <w:szCs w:val="28"/>
-        </w:rPr>
-        <w:t xml:space="preserve"> DataTemplate для списка заказов (Товар, Количество, Статус).ControlTemplate для кнопки</w:t>
-      </w:r>
-      <w:r>
-        <w:rPr>
-          <w:noProof/>
-          <w:sz w:val="28"/>
-          <w:szCs w:val="28"/>
-        </w:rPr>
-        <w:t xml:space="preserve"> </w:t>
-      </w:r>
-      <w:r>
-        <w:rPr>
-          <w:noProof/>
-          <w:sz w:val="28"/>
-          <w:szCs w:val="28"/>
-        </w:rPr>
-        <w:t>;Изменить статус</w:t>
-      </w:r>
-      <w:r>
-        <w:rPr>
-          <w:noProof/>
-          <w:sz w:val="28"/>
-          <w:szCs w:val="28"/>
-        </w:rPr>
-        <w:t xml:space="preserve"> </w:t>
-      </w:r>
-      <w:r>
-        <w:rPr>
-          <w:noProof/>
-          <w:sz w:val="28"/>
-          <w:szCs w:val="28"/>
-        </w:rPr>
-        <w:t>; (например, выпадающий</w:t>
-      </w:r>
-      <w:r>
-        <w:rPr>
-          <w:noProof/>
-          <w:sz w:val="28"/>
-          <w:szCs w:val="28"/>
-        </w:rPr>
-        <w:t xml:space="preserve"> </w:t>
-      </w:r>
-      <w:r>
-        <w:rPr>
-          <w:noProof/>
-          <w:sz w:val="28"/>
-          <w:szCs w:val="28"/>
-        </w:rPr>
-        <w:t>список).</w:t>
-      </w:r>
+        <w:pStyle w:val="NormalWeb"/>
+        <w:spacing w:before="0" w:beforeAutospacing="0" w:after="0" w:afterAutospacing="0"/>
+        <w:jc w:val="both"/>
+        <w:rPr>
+          <w:sz w:val="28"/>
+          <w:szCs w:val="28"/>
+          <w:lang w:val="en-US"/>
+        </w:rPr>
+      </w:pPr>
+      <w:r>
+        <w:rPr>
+          <w:sz w:val="28"/>
+          <w:szCs w:val="28"/>
+          <w:lang w:val="en-US"/>
+        </w:rPr>
+        <w:t xml:space="preserve">public class </w:t>
+      </w:r>
+      <w:proofErr w:type="spellStart"/>
+      <w:r>
+        <w:rPr>
+          <w:sz w:val="28"/>
+          <w:szCs w:val="28"/>
+          <w:lang w:val="en-US"/>
+        </w:rPr>
+        <w:t>DocumentModel</w:t>
+      </w:r>
+      <w:proofErr w:type="spellEnd"/>
     </w:p>
     <w:p>
       <w:pPr>
-        <w:autoSpaceDE w:val="0"/>
-        <w:autoSpaceDN w:val="0"/>
-        <w:adjustRightInd w:val="0"/>
-        <w:rPr>
-          <w:noProof/>
-          <w:sz w:val="28"/>
-          <w:szCs w:val="28"/>
-        </w:rPr>
-      </w:pPr>
+        <w:pStyle w:val="NormalWeb"/>
+        <w:spacing w:before="0" w:beforeAutospacing="0" w:after="0" w:afterAutospacing="0"/>
+        <w:jc w:val="both"/>
+        <w:rPr>
+          <w:sz w:val="28"/>
+          <w:szCs w:val="28"/>
+          <w:lang w:val="en-US"/>
+        </w:rPr>
+      </w:pPr>
+      <w:proofErr w:type="gramStart"/>
+      <w:r>
+        <w:rPr>
+          <w:sz w:val="28"/>
+          <w:szCs w:val="28"/>
+          <w:lang w:val="en-US"/>
+        </w:rPr>
+        <w:t xml:space="preserve">{  </w:t>
+      </w:r>
+      <w:proofErr w:type="gramEnd"/>
+      <w:r>
+        <w:rPr>
+          <w:sz w:val="28"/>
+          <w:szCs w:val="28"/>
+          <w:lang w:val="en-US"/>
+        </w:rPr>
+        <w:t xml:space="preserve">  public string Name </w:t>
+      </w:r>
+      <w:proofErr w:type="gramStart"/>
+      <w:r>
+        <w:rPr>
+          <w:sz w:val="28"/>
+          <w:szCs w:val="28"/>
+          <w:lang w:val="en-US"/>
+        </w:rPr>
+        <w:t>{ get</w:t>
+      </w:r>
+      <w:proofErr w:type="gramEnd"/>
+      <w:r>
+        <w:rPr>
+          <w:sz w:val="28"/>
+          <w:szCs w:val="28"/>
+          <w:lang w:val="en-US"/>
+        </w:rPr>
+        <w:t>; set</w:t>
+      </w:r>
+      <w:proofErr w:type="gramStart"/>
+      <w:r>
+        <w:rPr>
+          <w:sz w:val="28"/>
+          <w:szCs w:val="28"/>
+          <w:lang w:val="en-US"/>
+        </w:rPr>
+        <w:t>; }</w:t>
+      </w:r>
+      <w:proofErr w:type="gramEnd"/>
+      <w:r>
+        <w:rPr>
+          <w:sz w:val="28"/>
+          <w:szCs w:val="28"/>
+          <w:lang w:val="en-US"/>
+        </w:rPr>
+        <w:t>}</w:t>
+      </w:r>
     </w:p>
     <w:p>
       <w:pPr>
-        <w:autoSpaceDE w:val="0"/>
-        <w:autoSpaceDN w:val="0"/>
-        <w:adjustRightInd w:val="0"/>
-        <w:rPr>
-          <w:color w:val="000000"/>
-          <w:sz w:val="28"/>
-          <w:szCs w:val="28"/>
-          <w:lang w:val="en-US"/>
-        </w:rPr>
-      </w:pPr>
-      <w:r>
-        <w:rPr>
-          <w:color w:val="000000"/>
-          <w:sz w:val="28"/>
-          <w:szCs w:val="28"/>
-        </w:rPr>
-        <w:t>Листинг</w:t>
-      </w:r>
-      <w:r>
-        <w:rPr>
-          <w:color w:val="000000"/>
-          <w:sz w:val="28"/>
-          <w:szCs w:val="28"/>
+        <w:pStyle w:val="NormalWeb"/>
+        <w:spacing w:before="0" w:beforeAutospacing="0" w:after="0" w:afterAutospacing="0"/>
+        <w:jc w:val="both"/>
+        <w:rPr>
+          <w:sz w:val="28"/>
+          <w:szCs w:val="28"/>
+          <w:lang w:val="en-US"/>
+        </w:rPr>
+      </w:pPr>
+      <w:r>
+        <w:rPr>
           <w:lang w:val="en-US"/>
         </w:rPr>
         <w:t xml:space="preserve"> </w:t>
       </w:r>
       <w:r>
         <w:rPr>
-          <w:color w:val="000000"/>
-          <w:sz w:val="28"/>
-          <w:szCs w:val="28"/>
-        </w:rPr>
-        <w:t>программы</w:t>
-      </w:r>
-      <w:r>
-        <w:rPr>
-          <w:color w:val="000000"/>
-          <w:sz w:val="28"/>
-          <w:szCs w:val="28"/>
-          <w:lang w:val="en-US"/>
-        </w:rPr>
-        <w:t xml:space="preserve">: </w:t>
+          <w:sz w:val="28"/>
+          <w:szCs w:val="28"/>
+          <w:lang w:val="en-US"/>
+        </w:rPr>
+        <w:t xml:space="preserve">namespace </w:t>
+      </w:r>
+      <w:r>
+        <w:rPr>
+          <w:sz w:val="28"/>
+          <w:szCs w:val="28"/>
+          <w:lang w:val="en-US"/>
+        </w:rPr>
+        <w:t>Petrov</w:t>
+      </w:r>
+      <w:r>
+        <w:rPr>
+          <w:sz w:val="28"/>
+          <w:szCs w:val="28"/>
+          <w:lang w:val="en-US"/>
+        </w:rPr>
+        <w:t>_Z13_Z15;</w:t>
       </w:r>
     </w:p>
     <w:p>
       <w:pPr>
-        <w:autoSpaceDE w:val="0"/>
-        <w:autoSpaceDN w:val="0"/>
-        <w:adjustRightInd w:val="0"/>
-        <w:ind w:firstLine="709"/>
-        <w:rPr>
-          <w:noProof/>
-          <w:sz w:val="28"/>
-          <w:szCs w:val="28"/>
-          <w:lang w:val="en-US"/>
-        </w:rPr>
-      </w:pPr>
-      <w:r>
-        <w:rPr>
-          <w:noProof/>
-          <w:sz w:val="28"/>
-          <w:szCs w:val="28"/>
-          <w:lang w:val="en-US"/>
-        </w:rPr>
-        <w:t>public class Order : INotifyPropertyChanged</w:t>
-      </w:r>
+        <w:pStyle w:val="NormalWeb"/>
+        <w:spacing w:before="0" w:beforeAutospacing="0" w:after="0" w:afterAutospacing="0"/>
+        <w:jc w:val="both"/>
+        <w:rPr>
+          <w:sz w:val="28"/>
+          <w:szCs w:val="28"/>
+          <w:lang w:val="en-US"/>
+        </w:rPr>
+      </w:pPr>
+      <w:r>
+        <w:rPr>
+          <w:sz w:val="28"/>
+          <w:szCs w:val="28"/>
+          <w:lang w:val="en-US"/>
+        </w:rPr>
+        <w:t xml:space="preserve">public class </w:t>
+      </w:r>
+      <w:proofErr w:type="spellStart"/>
+      <w:r>
+        <w:rPr>
+          <w:sz w:val="28"/>
+          <w:szCs w:val="28"/>
+          <w:lang w:val="en-US"/>
+        </w:rPr>
+        <w:t>VersionModel</w:t>
+      </w:r>
+      <w:proofErr w:type="spellEnd"/>
     </w:p>
     <w:p>
       <w:pPr>
-        <w:autoSpaceDE w:val="0"/>
-        <w:autoSpaceDN w:val="0"/>
-        <w:adjustRightInd w:val="0"/>
-        <w:ind w:firstLine="709"/>
-        <w:rPr>
-          <w:noProof/>
-          <w:sz w:val="28"/>
-          <w:szCs w:val="28"/>
-          <w:lang w:val="en-US"/>
-        </w:rPr>
-      </w:pPr>
-      <w:r>
-        <w:rPr>
-          <w:noProof/>
-          <w:sz w:val="28"/>
-          <w:szCs w:val="28"/>
-          <w:lang w:val="en-US"/>
-        </w:rPr>
-        <w:t xml:space="preserve">    {        private string product;</w:t>
-      </w:r>
+        <w:pStyle w:val="NormalWeb"/>
+        <w:spacing w:before="0" w:beforeAutospacing="0" w:after="0" w:afterAutospacing="0"/>
+        <w:jc w:val="both"/>
+        <w:rPr>
+          <w:sz w:val="28"/>
+          <w:szCs w:val="28"/>
+          <w:lang w:val="en-US"/>
+        </w:rPr>
+      </w:pPr>
+      <w:proofErr w:type="gramStart"/>
+      <w:r>
+        <w:rPr>
+          <w:sz w:val="28"/>
+          <w:szCs w:val="28"/>
+          <w:lang w:val="en-US"/>
+        </w:rPr>
+        <w:t xml:space="preserve">{  </w:t>
+      </w:r>
+      <w:proofErr w:type="gramEnd"/>
+      <w:r>
+        <w:rPr>
+          <w:sz w:val="28"/>
+          <w:szCs w:val="28"/>
+          <w:lang w:val="en-US"/>
+        </w:rPr>
+        <w:t xml:space="preserve">  public int Version </w:t>
+      </w:r>
+      <w:proofErr w:type="gramStart"/>
+      <w:r>
+        <w:rPr>
+          <w:sz w:val="28"/>
+          <w:szCs w:val="28"/>
+          <w:lang w:val="en-US"/>
+        </w:rPr>
+        <w:t>{ get</w:t>
+      </w:r>
+      <w:proofErr w:type="gramEnd"/>
+      <w:r>
+        <w:rPr>
+          <w:sz w:val="28"/>
+          <w:szCs w:val="28"/>
+          <w:lang w:val="en-US"/>
+        </w:rPr>
+        <w:t>; set</w:t>
+      </w:r>
+      <w:proofErr w:type="gramStart"/>
+      <w:r>
+        <w:rPr>
+          <w:sz w:val="28"/>
+          <w:szCs w:val="28"/>
+          <w:lang w:val="en-US"/>
+        </w:rPr>
+        <w:t>; }</w:t>
+      </w:r>
+      <w:proofErr w:type="gramEnd"/>
     </w:p>
     <w:p>
       <w:pPr>
-        <w:autoSpaceDE w:val="0"/>
-        <w:autoSpaceDN w:val="0"/>
-        <w:adjustRightInd w:val="0"/>
-        <w:ind w:firstLine="709"/>
-        <w:rPr>
-          <w:noProof/>
-          <w:sz w:val="28"/>
-          <w:szCs w:val="28"/>
-          <w:lang w:val="en-US"/>
-        </w:rPr>
-      </w:pPr>
-      <w:r>
-        <w:rPr>
-          <w:noProof/>
-          <w:sz w:val="28"/>
-          <w:szCs w:val="28"/>
-          <w:lang w:val="en-US"/>
-        </w:rPr>
-        <w:t xml:space="preserve">        private int quantity;</w:t>
-      </w:r>
+        <w:pStyle w:val="NormalWeb"/>
+        <w:spacing w:before="0" w:beforeAutospacing="0" w:after="0" w:afterAutospacing="0"/>
+        <w:jc w:val="both"/>
+        <w:rPr>
+          <w:sz w:val="28"/>
+          <w:szCs w:val="28"/>
+          <w:lang w:val="en-US"/>
+        </w:rPr>
+      </w:pPr>
+      <w:r>
+        <w:rPr>
+          <w:sz w:val="28"/>
+          <w:szCs w:val="28"/>
+          <w:lang w:val="en-US"/>
+        </w:rPr>
+        <w:t xml:space="preserve">    public </w:t>
+      </w:r>
+      <w:proofErr w:type="spellStart"/>
+      <w:r>
+        <w:rPr>
+          <w:sz w:val="28"/>
+          <w:szCs w:val="28"/>
+          <w:lang w:val="en-US"/>
+        </w:rPr>
+        <w:t>DateTime</w:t>
+      </w:r>
+      <w:proofErr w:type="spellEnd"/>
+      <w:r>
+        <w:rPr>
+          <w:sz w:val="28"/>
+          <w:szCs w:val="28"/>
+          <w:lang w:val="en-US"/>
+        </w:rPr>
+        <w:t xml:space="preserve"> Date </w:t>
+      </w:r>
+      <w:proofErr w:type="gramStart"/>
+      <w:r>
+        <w:rPr>
+          <w:sz w:val="28"/>
+          <w:szCs w:val="28"/>
+          <w:lang w:val="en-US"/>
+        </w:rPr>
+        <w:t>{ get</w:t>
+      </w:r>
+      <w:proofErr w:type="gramEnd"/>
+      <w:r>
+        <w:rPr>
+          <w:sz w:val="28"/>
+          <w:szCs w:val="28"/>
+          <w:lang w:val="en-US"/>
+        </w:rPr>
+        <w:t>; set</w:t>
+      </w:r>
+      <w:proofErr w:type="gramStart"/>
+      <w:r>
+        <w:rPr>
+          <w:sz w:val="28"/>
+          <w:szCs w:val="28"/>
+          <w:lang w:val="en-US"/>
+        </w:rPr>
+        <w:t>; }</w:t>
+      </w:r>
+      <w:proofErr w:type="gramEnd"/>
     </w:p>
     <w:p>
       <w:pPr>
-        <w:autoSpaceDE w:val="0"/>
-        <w:autoSpaceDN w:val="0"/>
-        <w:adjustRightInd w:val="0"/>
-        <w:ind w:firstLine="709"/>
-        <w:rPr>
-          <w:noProof/>
-          <w:sz w:val="28"/>
-          <w:szCs w:val="28"/>
-          <w:lang w:val="en-US"/>
-        </w:rPr>
-      </w:pPr>
-      <w:r>
-        <w:rPr>
-          <w:noProof/>
-          <w:sz w:val="28"/>
-          <w:szCs w:val="28"/>
-          <w:lang w:val="en-US"/>
-        </w:rPr>
-        <w:t xml:space="preserve">        private string status;</w:t>
-      </w:r>
+        <w:pStyle w:val="NormalWeb"/>
+        <w:spacing w:before="0" w:beforeAutospacing="0" w:after="0" w:afterAutospacing="0"/>
+        <w:jc w:val="both"/>
+        <w:rPr>
+          <w:sz w:val="28"/>
+          <w:szCs w:val="28"/>
+          <w:lang w:val="en-US"/>
+        </w:rPr>
+      </w:pPr>
+      <w:r>
+        <w:rPr>
+          <w:sz w:val="28"/>
+          <w:szCs w:val="28"/>
+          <w:lang w:val="en-US"/>
+        </w:rPr>
+        <w:t xml:space="preserve">    public string Author </w:t>
+      </w:r>
+      <w:proofErr w:type="gramStart"/>
+      <w:r>
+        <w:rPr>
+          <w:sz w:val="28"/>
+          <w:szCs w:val="28"/>
+          <w:lang w:val="en-US"/>
+        </w:rPr>
+        <w:t>{ get</w:t>
+      </w:r>
+      <w:proofErr w:type="gramEnd"/>
+      <w:r>
+        <w:rPr>
+          <w:sz w:val="28"/>
+          <w:szCs w:val="28"/>
+          <w:lang w:val="en-US"/>
+        </w:rPr>
+        <w:t>; set</w:t>
+      </w:r>
+      <w:proofErr w:type="gramStart"/>
+      <w:r>
+        <w:rPr>
+          <w:sz w:val="28"/>
+          <w:szCs w:val="28"/>
+          <w:lang w:val="en-US"/>
+        </w:rPr>
+        <w:t>; }</w:t>
+      </w:r>
+      <w:proofErr w:type="gramEnd"/>
     </w:p>
     <w:p>
       <w:pPr>
-        <w:autoSpaceDE w:val="0"/>
-        <w:autoSpaceDN w:val="0"/>
-        <w:adjustRightInd w:val="0"/>
-        <w:ind w:firstLine="709"/>
-        <w:rPr>
-          <w:noProof/>
-          <w:sz w:val="28"/>
-          <w:szCs w:val="28"/>
-          <w:lang w:val="en-US"/>
-        </w:rPr>
-      </w:pPr>
-      <w:r>
-        <w:rPr>
-          <w:noProof/>
-          <w:sz w:val="28"/>
-          <w:szCs w:val="28"/>
-          <w:lang w:val="en-US"/>
-        </w:rPr>
-        <w:t xml:space="preserve">        public string Product</w:t>
+        <w:pStyle w:val="NormalWeb"/>
+        <w:spacing w:before="0" w:beforeAutospacing="0" w:after="0" w:afterAutospacing="0"/>
+        <w:jc w:val="both"/>
+        <w:rPr>
+          <w:sz w:val="28"/>
+          <w:szCs w:val="28"/>
+          <w:lang w:val="en-US"/>
+        </w:rPr>
+      </w:pPr>
+      <w:r>
+        <w:rPr>
+          <w:sz w:val="28"/>
+          <w:szCs w:val="28"/>
+          <w:lang w:val="en-US"/>
+        </w:rPr>
+        <w:t xml:space="preserve">    public string Description </w:t>
+      </w:r>
+      <w:proofErr w:type="gramStart"/>
+      <w:r>
+        <w:rPr>
+          <w:sz w:val="28"/>
+          <w:szCs w:val="28"/>
+          <w:lang w:val="en-US"/>
+        </w:rPr>
+        <w:t>{ get</w:t>
+      </w:r>
+      <w:proofErr w:type="gramEnd"/>
+      <w:r>
+        <w:rPr>
+          <w:sz w:val="28"/>
+          <w:szCs w:val="28"/>
+          <w:lang w:val="en-US"/>
+        </w:rPr>
+        <w:t>; set</w:t>
+      </w:r>
+      <w:proofErr w:type="gramStart"/>
+      <w:r>
+        <w:rPr>
+          <w:sz w:val="28"/>
+          <w:szCs w:val="28"/>
+          <w:lang w:val="en-US"/>
+        </w:rPr>
+        <w:t>; }</w:t>
+      </w:r>
+      <w:proofErr w:type="gramEnd"/>
+      <w:r>
+        <w:rPr>
+          <w:sz w:val="28"/>
+          <w:szCs w:val="28"/>
+          <w:lang w:val="en-US"/>
+        </w:rPr>
+        <w:t xml:space="preserve"> = "No description";}</w:t>
+      </w:r>
+      <w:r>
+        <w:rPr>
+          <w:sz w:val="28"/>
+          <w:szCs w:val="28"/>
+          <w:lang w:val="en-US"/>
+        </w:rPr>
+        <w:br/>
+      </w:r>
+      <w:r>
+        <w:rPr>
+          <w:sz w:val="28"/>
+          <w:szCs w:val="28"/>
+          <w:lang w:val="en-US"/>
+        </w:rPr>
+        <w:br/>
+      </w:r>
+      <w:r>
+        <w:rPr>
+          <w:color w:val="000000"/>
+          <w:sz w:val="28"/>
+          <w:szCs w:val="28"/>
+          <w:lang w:val="en-US"/>
+        </w:rPr>
+        <w:t xml:space="preserve">public class </w:t>
+      </w:r>
+      <w:proofErr w:type="spellStart"/>
+      <w:proofErr w:type="gramStart"/>
+      <w:r>
+        <w:rPr>
+          <w:color w:val="000000"/>
+          <w:sz w:val="28"/>
+          <w:szCs w:val="28"/>
+          <w:lang w:val="en-US"/>
+        </w:rPr>
+        <w:t>DocumentRepository</w:t>
+      </w:r>
+      <w:proofErr w:type="spellEnd"/>
+      <w:r>
+        <w:rPr>
+          <w:color w:val="000000"/>
+          <w:sz w:val="28"/>
+          <w:szCs w:val="28"/>
+          <w:lang w:val="en-US"/>
+        </w:rPr>
+        <w:t xml:space="preserve"> :</w:t>
+      </w:r>
+      <w:proofErr w:type="gramEnd"/>
+      <w:r>
+        <w:rPr>
+          <w:color w:val="000000"/>
+          <w:sz w:val="28"/>
+          <w:szCs w:val="28"/>
+          <w:lang w:val="en-US"/>
+        </w:rPr>
+        <w:t xml:space="preserve"> </w:t>
+      </w:r>
+      <w:proofErr w:type="spellStart"/>
+      <w:r>
+        <w:rPr>
+          <w:color w:val="000000"/>
+          <w:sz w:val="28"/>
+          <w:szCs w:val="28"/>
+          <w:lang w:val="en-US"/>
+        </w:rPr>
+        <w:t>IRepository</w:t>
+      </w:r>
+      <w:proofErr w:type="spellEnd"/>
+      <w:r>
+        <w:rPr>
+          <w:color w:val="000000"/>
+          <w:sz w:val="28"/>
+          <w:szCs w:val="28"/>
+          <w:lang w:val="en-US"/>
+        </w:rPr>
+        <w:t>&lt;</w:t>
+      </w:r>
+      <w:proofErr w:type="spellStart"/>
+      <w:r>
+        <w:rPr>
+          <w:color w:val="000000"/>
+          <w:sz w:val="28"/>
+          <w:szCs w:val="28"/>
+          <w:lang w:val="en-US"/>
+        </w:rPr>
+        <w:t>DocumentModel</w:t>
+      </w:r>
+      <w:proofErr w:type="spellEnd"/>
+      <w:r>
+        <w:rPr>
+          <w:color w:val="000000"/>
+          <w:sz w:val="28"/>
+          <w:szCs w:val="28"/>
+          <w:lang w:val="en-US"/>
+        </w:rPr>
+        <w:t>&gt;</w:t>
       </w:r>
     </w:p>
     <w:p>
       <w:pPr>
-        <w:autoSpaceDE w:val="0"/>
-        <w:autoSpaceDN w:val="0"/>
-        <w:adjustRightInd w:val="0"/>
-        <w:ind w:firstLine="709"/>
-        <w:rPr>
-          <w:noProof/>
-          <w:sz w:val="28"/>
-          <w:szCs w:val="28"/>
-          <w:lang w:val="en-US"/>
-        </w:rPr>
-      </w:pPr>
-      <w:r>
-        <w:rPr>
-          <w:noProof/>
-          <w:sz w:val="28"/>
-          <w:szCs w:val="28"/>
-          <w:lang w:val="en-US"/>
-        </w:rPr>
-        <w:t xml:space="preserve">        {           get =&gt; product;</w:t>
+        <w:pStyle w:val="NormalWeb"/>
+        <w:spacing w:before="0" w:beforeAutospacing="0" w:after="0" w:afterAutospacing="0"/>
+        <w:jc w:val="both"/>
+        <w:rPr>
+          <w:color w:val="000000"/>
+          <w:sz w:val="28"/>
+          <w:szCs w:val="28"/>
+          <w:lang w:val="en-US"/>
+        </w:rPr>
+      </w:pPr>
+      <w:proofErr w:type="gramStart"/>
+      <w:r>
+        <w:rPr>
+          <w:color w:val="000000"/>
+          <w:sz w:val="28"/>
+          <w:szCs w:val="28"/>
+          <w:lang w:val="en-US"/>
+        </w:rPr>
+        <w:t xml:space="preserve">{  </w:t>
+      </w:r>
+      <w:proofErr w:type="gramEnd"/>
+      <w:r>
+        <w:rPr>
+          <w:color w:val="000000"/>
+          <w:sz w:val="28"/>
+          <w:szCs w:val="28"/>
+          <w:lang w:val="en-US"/>
+        </w:rPr>
+        <w:t xml:space="preserve">  private const string </w:t>
+      </w:r>
+      <w:proofErr w:type="spellStart"/>
+      <w:r>
+        <w:rPr>
+          <w:color w:val="000000"/>
+          <w:sz w:val="28"/>
+          <w:szCs w:val="28"/>
+          <w:lang w:val="en-US"/>
+        </w:rPr>
+        <w:t>FileName</w:t>
+      </w:r>
+      <w:proofErr w:type="spellEnd"/>
+      <w:r>
+        <w:rPr>
+          <w:color w:val="000000"/>
+          <w:sz w:val="28"/>
+          <w:szCs w:val="28"/>
+          <w:lang w:val="en-US"/>
+        </w:rPr>
+        <w:t xml:space="preserve"> = "</w:t>
+      </w:r>
+      <w:proofErr w:type="spellStart"/>
+      <w:r>
+        <w:rPr>
+          <w:color w:val="000000"/>
+          <w:sz w:val="28"/>
+          <w:szCs w:val="28"/>
+          <w:lang w:val="en-US"/>
+        </w:rPr>
+        <w:t>documents_</w:t>
+      </w:r>
+      <w:proofErr w:type="gramStart"/>
+      <w:r>
+        <w:rPr>
+          <w:color w:val="000000"/>
+          <w:sz w:val="28"/>
+          <w:szCs w:val="28"/>
+          <w:lang w:val="en-US"/>
+        </w:rPr>
+        <w:t>list.json</w:t>
+      </w:r>
+      <w:proofErr w:type="spellEnd"/>
+      <w:proofErr w:type="gramEnd"/>
+      <w:r>
+        <w:rPr>
+          <w:color w:val="000000"/>
+          <w:sz w:val="28"/>
+          <w:szCs w:val="28"/>
+          <w:lang w:val="en-US"/>
+        </w:rPr>
+        <w:t>";</w:t>
       </w:r>
     </w:p>
     <w:p>
       <w:pPr>
-        <w:autoSpaceDE w:val="0"/>
-        <w:autoSpaceDN w:val="0"/>
-        <w:adjustRightInd w:val="0"/>
-        <w:ind w:firstLine="709"/>
-        <w:rPr>
-          <w:noProof/>
-          <w:sz w:val="28"/>
-          <w:szCs w:val="28"/>
-          <w:lang w:val="en-US"/>
-        </w:rPr>
-      </w:pPr>
-      <w:r>
-        <w:rPr>
-          <w:noProof/>
-          <w:sz w:val="28"/>
-          <w:szCs w:val="28"/>
-          <w:lang w:val="en-US"/>
-        </w:rPr>
-        <w:t xml:space="preserve">            set</w:t>
+        <w:pStyle w:val="NormalWeb"/>
+        <w:spacing w:before="0" w:beforeAutospacing="0" w:after="0" w:afterAutospacing="0"/>
+        <w:jc w:val="both"/>
+        <w:rPr>
+          <w:color w:val="000000"/>
+          <w:sz w:val="28"/>
+          <w:szCs w:val="28"/>
+          <w:lang w:val="en-US"/>
+        </w:rPr>
+      </w:pPr>
+      <w:r>
+        <w:rPr>
+          <w:color w:val="000000"/>
+          <w:sz w:val="28"/>
+          <w:szCs w:val="28"/>
+          <w:lang w:val="en-US"/>
+        </w:rPr>
+        <w:t xml:space="preserve">    private List&lt;</w:t>
+      </w:r>
+      <w:proofErr w:type="spellStart"/>
+      <w:r>
+        <w:rPr>
+          <w:color w:val="000000"/>
+          <w:sz w:val="28"/>
+          <w:szCs w:val="28"/>
+          <w:lang w:val="en-US"/>
+        </w:rPr>
+        <w:t>DocumentModel</w:t>
+      </w:r>
+      <w:proofErr w:type="spellEnd"/>
+      <w:r>
+        <w:rPr>
+          <w:color w:val="000000"/>
+          <w:sz w:val="28"/>
+          <w:szCs w:val="28"/>
+          <w:lang w:val="en-US"/>
+        </w:rPr>
+        <w:t xml:space="preserve">&gt; _documents = </w:t>
+      </w:r>
+      <w:proofErr w:type="gramStart"/>
+      <w:r>
+        <w:rPr>
+          <w:color w:val="000000"/>
+          <w:sz w:val="28"/>
+          <w:szCs w:val="28"/>
+          <w:lang w:val="en-US"/>
+        </w:rPr>
+        <w:t>new(</w:t>
+      </w:r>
+      <w:proofErr w:type="gramEnd"/>
+      <w:r>
+        <w:rPr>
+          <w:color w:val="000000"/>
+          <w:sz w:val="28"/>
+          <w:szCs w:val="28"/>
+          <w:lang w:val="en-US"/>
+        </w:rPr>
+        <w:t>);</w:t>
       </w:r>
     </w:p>
     <w:p>
       <w:pPr>
-        <w:autoSpaceDE w:val="0"/>
-        <w:autoSpaceDN w:val="0"/>
-        <w:adjustRightInd w:val="0"/>
-        <w:ind w:firstLine="709"/>
-        <w:rPr>
-          <w:noProof/>
-          <w:sz w:val="28"/>
-          <w:szCs w:val="28"/>
-          <w:lang w:val="en-US"/>
-        </w:rPr>
-      </w:pPr>
-      <w:r>
-        <w:rPr>
-          <w:noProof/>
-          <w:sz w:val="28"/>
-          <w:szCs w:val="28"/>
-          <w:lang w:val="en-US"/>
-        </w:rPr>
-        <w:t xml:space="preserve">            {                product = value;</w:t>
+        <w:pStyle w:val="NormalWeb"/>
+        <w:spacing w:before="0" w:beforeAutospacing="0" w:after="0" w:afterAutospacing="0"/>
+        <w:jc w:val="both"/>
+        <w:rPr>
+          <w:color w:val="000000"/>
+          <w:sz w:val="28"/>
+          <w:szCs w:val="28"/>
+          <w:lang w:val="en-US"/>
+        </w:rPr>
+      </w:pPr>
+      <w:r>
+        <w:rPr>
+          <w:color w:val="000000"/>
+          <w:sz w:val="28"/>
+          <w:szCs w:val="28"/>
+          <w:lang w:val="en-US"/>
+        </w:rPr>
+        <w:t xml:space="preserve">   public </w:t>
+      </w:r>
+      <w:proofErr w:type="spellStart"/>
+      <w:proofErr w:type="gramStart"/>
+      <w:r>
+        <w:rPr>
+          <w:color w:val="000000"/>
+          <w:sz w:val="28"/>
+          <w:szCs w:val="28"/>
+          <w:lang w:val="en-US"/>
+        </w:rPr>
+        <w:t>DocumentRepository</w:t>
+      </w:r>
+      <w:proofErr w:type="spellEnd"/>
+      <w:r>
+        <w:rPr>
+          <w:color w:val="000000"/>
+          <w:sz w:val="28"/>
+          <w:szCs w:val="28"/>
+          <w:lang w:val="en-US"/>
+        </w:rPr>
+        <w:t>(</w:t>
+      </w:r>
+      <w:proofErr w:type="gramEnd"/>
+      <w:r>
+        <w:rPr>
+          <w:color w:val="000000"/>
+          <w:sz w:val="28"/>
+          <w:szCs w:val="28"/>
+          <w:lang w:val="en-US"/>
+        </w:rPr>
+        <w:t>)</w:t>
       </w:r>
     </w:p>
     <w:p>
       <w:pPr>
-        <w:autoSpaceDE w:val="0"/>
-        <w:autoSpaceDN w:val="0"/>
-        <w:adjustRightInd w:val="0"/>
-        <w:ind w:firstLine="709"/>
-        <w:rPr>
-          <w:noProof/>
-          <w:sz w:val="28"/>
-          <w:szCs w:val="28"/>
-          <w:lang w:val="en-US"/>
-        </w:rPr>
-      </w:pPr>
-      <w:r>
-        <w:rPr>
-          <w:noProof/>
-          <w:sz w:val="28"/>
-          <w:szCs w:val="28"/>
-          <w:lang w:val="en-US"/>
-        </w:rPr>
-        <w:t xml:space="preserve">                OnPropertyChanged();            }        }</w:t>
+        <w:pStyle w:val="NormalWeb"/>
+        <w:spacing w:before="0" w:beforeAutospacing="0" w:after="0" w:afterAutospacing="0"/>
+        <w:jc w:val="both"/>
+        <w:rPr>
+          <w:color w:val="000000"/>
+          <w:sz w:val="28"/>
+          <w:szCs w:val="28"/>
+          <w:lang w:val="en-US"/>
+        </w:rPr>
+      </w:pPr>
+      <w:r>
+        <w:rPr>
+          <w:color w:val="000000"/>
+          <w:sz w:val="28"/>
+          <w:szCs w:val="28"/>
+          <w:lang w:val="en-US"/>
+        </w:rPr>
+        <w:t xml:space="preserve">    </w:t>
+      </w:r>
+      <w:proofErr w:type="gramStart"/>
+      <w:r>
+        <w:rPr>
+          <w:color w:val="000000"/>
+          <w:sz w:val="28"/>
+          <w:szCs w:val="28"/>
+          <w:lang w:val="en-US"/>
+        </w:rPr>
+        <w:t xml:space="preserve">{  </w:t>
+      </w:r>
+      <w:proofErr w:type="gramEnd"/>
+      <w:r>
+        <w:rPr>
+          <w:color w:val="000000"/>
+          <w:sz w:val="28"/>
+          <w:szCs w:val="28"/>
+          <w:lang w:val="en-US"/>
+        </w:rPr>
+        <w:t xml:space="preserve">   if (</w:t>
+      </w:r>
+      <w:proofErr w:type="spellStart"/>
+      <w:r>
+        <w:rPr>
+          <w:color w:val="000000"/>
+          <w:sz w:val="28"/>
+          <w:szCs w:val="28"/>
+          <w:lang w:val="en-US"/>
+        </w:rPr>
+        <w:t>File.Exists</w:t>
+      </w:r>
+      <w:proofErr w:type="spellEnd"/>
+      <w:r>
+        <w:rPr>
+          <w:color w:val="000000"/>
+          <w:sz w:val="28"/>
+          <w:szCs w:val="28"/>
+          <w:lang w:val="en-US"/>
+        </w:rPr>
+        <w:t>(</w:t>
+      </w:r>
+      <w:proofErr w:type="spellStart"/>
+      <w:r>
+        <w:rPr>
+          <w:color w:val="000000"/>
+          <w:sz w:val="28"/>
+          <w:szCs w:val="28"/>
+          <w:lang w:val="en-US"/>
+        </w:rPr>
+        <w:t>FileName</w:t>
+      </w:r>
+      <w:proofErr w:type="spellEnd"/>
+      <w:r>
+        <w:rPr>
+          <w:color w:val="000000"/>
+          <w:sz w:val="28"/>
+          <w:szCs w:val="28"/>
+          <w:lang w:val="en-US"/>
+        </w:rPr>
+        <w:t>))</w:t>
       </w:r>
     </w:p>
     <w:p>
       <w:pPr>
-        <w:autoSpaceDE w:val="0"/>
-        <w:autoSpaceDN w:val="0"/>
-        <w:adjustRightInd w:val="0"/>
-        <w:rPr>
-          <w:noProof/>
-          <w:sz w:val="28"/>
-          <w:szCs w:val="28"/>
-          <w:lang w:val="en-US"/>
-        </w:rPr>
-      </w:pPr>
-      <w:r>
-        <w:rPr>
-          <w:noProof/>
-          <w:sz w:val="28"/>
-          <w:szCs w:val="28"/>
-          <w:lang w:val="en-US"/>
-        </w:rPr>
-        <w:t xml:space="preserve">        public int Quantity</w:t>
+        <w:pStyle w:val="NormalWeb"/>
+        <w:spacing w:before="0" w:beforeAutospacing="0" w:after="0" w:afterAutospacing="0"/>
+        <w:jc w:val="both"/>
+        <w:rPr>
+          <w:color w:val="000000"/>
+          <w:sz w:val="28"/>
+          <w:szCs w:val="28"/>
+          <w:lang w:val="en-US"/>
+        </w:rPr>
+      </w:pPr>
+      <w:r>
+        <w:rPr>
+          <w:color w:val="000000"/>
+          <w:sz w:val="28"/>
+          <w:szCs w:val="28"/>
+          <w:lang w:val="en-US"/>
+        </w:rPr>
+        <w:t xml:space="preserve">        </w:t>
+      </w:r>
+      <w:proofErr w:type="gramStart"/>
+      <w:r>
+        <w:rPr>
+          <w:color w:val="000000"/>
+          <w:sz w:val="28"/>
+          <w:szCs w:val="28"/>
+          <w:lang w:val="en-US"/>
+        </w:rPr>
+        <w:t xml:space="preserve">{  </w:t>
+      </w:r>
+      <w:proofErr w:type="gramEnd"/>
+      <w:r>
+        <w:rPr>
+          <w:color w:val="000000"/>
+          <w:sz w:val="28"/>
+          <w:szCs w:val="28"/>
+          <w:lang w:val="en-US"/>
+        </w:rPr>
+        <w:t xml:space="preserve">       var json = </w:t>
+      </w:r>
+      <w:proofErr w:type="spellStart"/>
+      <w:r>
+        <w:rPr>
+          <w:color w:val="000000"/>
+          <w:sz w:val="28"/>
+          <w:szCs w:val="28"/>
+          <w:lang w:val="en-US"/>
+        </w:rPr>
+        <w:t>File.ReadAllText</w:t>
+      </w:r>
+      <w:proofErr w:type="spellEnd"/>
+      <w:r>
+        <w:rPr>
+          <w:color w:val="000000"/>
+          <w:sz w:val="28"/>
+          <w:szCs w:val="28"/>
+          <w:lang w:val="en-US"/>
+        </w:rPr>
+        <w:t>(</w:t>
+      </w:r>
+      <w:proofErr w:type="spellStart"/>
+      <w:r>
+        <w:rPr>
+          <w:color w:val="000000"/>
+          <w:sz w:val="28"/>
+          <w:szCs w:val="28"/>
+          <w:lang w:val="en-US"/>
+        </w:rPr>
+        <w:t>FileName</w:t>
+      </w:r>
+      <w:proofErr w:type="spellEnd"/>
+      <w:r>
+        <w:rPr>
+          <w:color w:val="000000"/>
+          <w:sz w:val="28"/>
+          <w:szCs w:val="28"/>
+          <w:lang w:val="en-US"/>
+        </w:rPr>
+        <w:t>);</w:t>
       </w:r>
     </w:p>
     <w:p>
       <w:pPr>
-        <w:autoSpaceDE w:val="0"/>
-        <w:autoSpaceDN w:val="0"/>
-        <w:adjustRightInd w:val="0"/>
-        <w:ind w:firstLine="709"/>
-        <w:rPr>
-          <w:noProof/>
-          <w:sz w:val="28"/>
-          <w:szCs w:val="28"/>
-          <w:lang w:val="en-US"/>
-        </w:rPr>
-      </w:pPr>
-      <w:r>
-        <w:rPr>
-          <w:noProof/>
-          <w:sz w:val="28"/>
-          <w:szCs w:val="28"/>
-          <w:lang w:val="en-US"/>
-        </w:rPr>
-        <w:t xml:space="preserve">        {            get =&gt; quantity;</w:t>
-      </w:r>
+        <w:pStyle w:val="NormalWeb"/>
+        <w:spacing w:before="0" w:beforeAutospacing="0" w:after="0" w:afterAutospacing="0"/>
+        <w:jc w:val="both"/>
+        <w:rPr>
+          <w:color w:val="000000"/>
+          <w:sz w:val="28"/>
+          <w:szCs w:val="28"/>
+          <w:lang w:val="en-US"/>
+        </w:rPr>
+      </w:pPr>
     </w:p>
     <w:p>
       <w:pPr>
-        <w:autoSpaceDE w:val="0"/>
-        <w:autoSpaceDN w:val="0"/>
-        <w:adjustRightInd w:val="0"/>
-        <w:ind w:firstLine="709"/>
-        <w:rPr>
-          <w:noProof/>
-          <w:sz w:val="28"/>
-          <w:szCs w:val="28"/>
-          <w:lang w:val="en-US"/>
-        </w:rPr>
-      </w:pPr>
-      <w:r>
-        <w:rPr>
-          <w:noProof/>
-          <w:sz w:val="28"/>
-          <w:szCs w:val="28"/>
-          <w:lang w:val="en-US"/>
-        </w:rPr>
-        <w:t xml:space="preserve">            set</w:t>
-      </w:r>
+        <w:pStyle w:val="NormalWeb"/>
+        <w:spacing w:before="0" w:beforeAutospacing="0" w:after="0" w:afterAutospacing="0"/>
+        <w:jc w:val="both"/>
+        <w:rPr>
+          <w:color w:val="000000"/>
+          <w:sz w:val="28"/>
+          <w:szCs w:val="28"/>
+          <w:lang w:val="en-US"/>
+        </w:rPr>
+      </w:pPr>
     </w:p>
     <w:p>
       <w:pPr>
-        <w:autoSpaceDE w:val="0"/>
-        <w:autoSpaceDN w:val="0"/>
-        <w:adjustRightInd w:val="0"/>
-        <w:ind w:firstLine="709"/>
-        <w:rPr>
-          <w:noProof/>
-          <w:sz w:val="28"/>
-          <w:szCs w:val="28"/>
-          <w:lang w:val="en-US"/>
-        </w:rPr>
-      </w:pPr>
-      <w:r>
-        <w:rPr>
-          <w:noProof/>
-          <w:sz w:val="28"/>
-          <w:szCs w:val="28"/>
-          <w:lang w:val="en-US"/>
-        </w:rPr>
-        <w:t xml:space="preserve">            {                quantity = value;</w:t>
-      </w:r>
+        <w:pStyle w:val="NormalWeb"/>
+        <w:spacing w:before="0" w:beforeAutospacing="0" w:after="0" w:afterAutospacing="0"/>
+        <w:jc w:val="both"/>
+        <w:rPr>
+          <w:color w:val="000000"/>
+          <w:sz w:val="28"/>
+          <w:szCs w:val="28"/>
+          <w:lang w:val="en-US"/>
+        </w:rPr>
+      </w:pPr>
+      <w:r>
+        <w:rPr>
+          <w:color w:val="000000"/>
+          <w:sz w:val="28"/>
+          <w:szCs w:val="28"/>
+          <w:lang w:val="en-US"/>
+        </w:rPr>
+        <w:t xml:space="preserve">            _documents = </w:t>
+      </w:r>
+      <w:proofErr w:type="spellStart"/>
+      <w:r>
+        <w:rPr>
+          <w:color w:val="000000"/>
+          <w:sz w:val="28"/>
+          <w:szCs w:val="28"/>
+          <w:lang w:val="en-US"/>
+        </w:rPr>
+        <w:t>JsonSerializer.Deserialize</w:t>
+      </w:r>
+      <w:proofErr w:type="spellEnd"/>
+      <w:r>
+        <w:rPr>
+          <w:color w:val="000000"/>
+          <w:sz w:val="28"/>
+          <w:szCs w:val="28"/>
+          <w:lang w:val="en-US"/>
+        </w:rPr>
+        <w:t>&lt;List&lt;</w:t>
+      </w:r>
+      <w:proofErr w:type="spellStart"/>
+      <w:r>
+        <w:rPr>
+          <w:color w:val="000000"/>
+          <w:sz w:val="28"/>
+          <w:szCs w:val="28"/>
+          <w:lang w:val="en-US"/>
+        </w:rPr>
+        <w:t>DocumentModel</w:t>
+      </w:r>
+      <w:proofErr w:type="spellEnd"/>
+      <w:r>
+        <w:rPr>
+          <w:color w:val="000000"/>
+          <w:sz w:val="28"/>
+          <w:szCs w:val="28"/>
+          <w:lang w:val="en-US"/>
+        </w:rPr>
+        <w:t>&gt;&gt;(</w:t>
+      </w:r>
+      <w:proofErr w:type="spellStart"/>
+      <w:r>
+        <w:rPr>
+          <w:color w:val="000000"/>
+          <w:sz w:val="28"/>
+          <w:szCs w:val="28"/>
+          <w:lang w:val="en-US"/>
+        </w:rPr>
+        <w:t>json</w:t>
+      </w:r>
+      <w:proofErr w:type="spellEnd"/>
+      <w:r>
+        <w:rPr>
+          <w:color w:val="000000"/>
+          <w:sz w:val="28"/>
+          <w:szCs w:val="28"/>
+          <w:lang w:val="en-US"/>
+        </w:rPr>
+        <w:t xml:space="preserve">) ?? </w:t>
+      </w:r>
+      <w:proofErr w:type="gramStart"/>
+      <w:r>
+        <w:rPr>
+          <w:color w:val="000000"/>
+          <w:sz w:val="28"/>
+          <w:szCs w:val="28"/>
+          <w:lang w:val="en-US"/>
+        </w:rPr>
+        <w:t xml:space="preserve">new();   </w:t>
+      </w:r>
+      <w:proofErr w:type="gramEnd"/>
+      <w:r>
+        <w:rPr>
+          <w:color w:val="000000"/>
+          <w:sz w:val="28"/>
+          <w:szCs w:val="28"/>
+          <w:lang w:val="en-US"/>
+        </w:rPr>
+        <w:t xml:space="preserve"> </w:t>
+      </w:r>
+      <w:proofErr w:type="gramStart"/>
+      <w:r>
+        <w:rPr>
+          <w:color w:val="000000"/>
+          <w:sz w:val="28"/>
+          <w:szCs w:val="28"/>
+          <w:lang w:val="en-US"/>
+        </w:rPr>
+        <w:t xml:space="preserve">  }</w:t>
+      </w:r>
+      <w:proofErr w:type="gramEnd"/>
+      <w:r>
+        <w:rPr>
+          <w:color w:val="000000"/>
+          <w:sz w:val="28"/>
+          <w:szCs w:val="28"/>
+          <w:lang w:val="en-US"/>
+        </w:rPr>
+        <w:t xml:space="preserve">  </w:t>
+      </w:r>
+      <w:proofErr w:type="gramStart"/>
+      <w:r>
+        <w:rPr>
+          <w:color w:val="000000"/>
+          <w:sz w:val="28"/>
+          <w:szCs w:val="28"/>
+          <w:lang w:val="en-US"/>
+        </w:rPr>
+        <w:t xml:space="preserve">  }</w:t>
+      </w:r>
+      <w:proofErr w:type="gramEnd"/>
     </w:p>
     <w:p>
       <w:pPr>
-        <w:autoSpaceDE w:val="0"/>
-        <w:autoSpaceDN w:val="0"/>
-        <w:adjustRightInd w:val="0"/>
-        <w:ind w:firstLine="709"/>
-        <w:rPr>
-          <w:noProof/>
-          <w:sz w:val="28"/>
-          <w:szCs w:val="28"/>
-          <w:lang w:val="en-US"/>
-        </w:rPr>
-      </w:pPr>
-      <w:r>
-        <w:rPr>
-          <w:noProof/>
-          <w:sz w:val="28"/>
-          <w:szCs w:val="28"/>
-          <w:lang w:val="en-US"/>
-        </w:rPr>
-        <w:t xml:space="preserve">                OnPropertyChanged();            }        }</w:t>
+        <w:pStyle w:val="NormalWeb"/>
+        <w:spacing w:before="0" w:beforeAutospacing="0" w:after="0" w:afterAutospacing="0"/>
+        <w:jc w:val="both"/>
+        <w:rPr>
+          <w:color w:val="000000"/>
+          <w:sz w:val="28"/>
+          <w:szCs w:val="28"/>
+          <w:lang w:val="en-US"/>
+        </w:rPr>
+      </w:pPr>
+      <w:r>
+        <w:rPr>
+          <w:color w:val="000000"/>
+          <w:sz w:val="28"/>
+          <w:szCs w:val="28"/>
+          <w:lang w:val="en-US"/>
+        </w:rPr>
+        <w:t xml:space="preserve">    public Task&lt;List&lt;</w:t>
+      </w:r>
+      <w:proofErr w:type="spellStart"/>
+      <w:r>
+        <w:rPr>
+          <w:color w:val="000000"/>
+          <w:sz w:val="28"/>
+          <w:szCs w:val="28"/>
+          <w:lang w:val="en-US"/>
+        </w:rPr>
+        <w:t>DocumentModel</w:t>
+      </w:r>
+      <w:proofErr w:type="spellEnd"/>
+      <w:r>
+        <w:rPr>
+          <w:color w:val="000000"/>
+          <w:sz w:val="28"/>
+          <w:szCs w:val="28"/>
+          <w:lang w:val="en-US"/>
+        </w:rPr>
+        <w:t xml:space="preserve">&gt;&gt; </w:t>
+      </w:r>
+      <w:proofErr w:type="spellStart"/>
+      <w:proofErr w:type="gramStart"/>
+      <w:r>
+        <w:rPr>
+          <w:color w:val="000000"/>
+          <w:sz w:val="28"/>
+          <w:szCs w:val="28"/>
+          <w:lang w:val="en-US"/>
+        </w:rPr>
+        <w:t>GetAllAsync</w:t>
+      </w:r>
+      <w:proofErr w:type="spellEnd"/>
+      <w:r>
+        <w:rPr>
+          <w:color w:val="000000"/>
+          <w:sz w:val="28"/>
+          <w:szCs w:val="28"/>
+          <w:lang w:val="en-US"/>
+        </w:rPr>
+        <w:t>(</w:t>
+      </w:r>
+      <w:proofErr w:type="gramEnd"/>
+      <w:r>
+        <w:rPr>
+          <w:color w:val="000000"/>
+          <w:sz w:val="28"/>
+          <w:szCs w:val="28"/>
+          <w:lang w:val="en-US"/>
+        </w:rPr>
+        <w:t>)</w:t>
       </w:r>
     </w:p>
     <w:p>
       <w:pPr>
-        <w:autoSpaceDE w:val="0"/>
-        <w:autoSpaceDN w:val="0"/>
-        <w:adjustRightInd w:val="0"/>
-        <w:ind w:firstLine="709"/>
-        <w:rPr>
-          <w:noProof/>
-          <w:sz w:val="28"/>
-          <w:szCs w:val="28"/>
-          <w:lang w:val="en-US"/>
-        </w:rPr>
-      </w:pPr>
-      <w:r>
-        <w:rPr>
-          <w:noProof/>
-          <w:sz w:val="28"/>
-          <w:szCs w:val="28"/>
-          <w:lang w:val="en-US"/>
-        </w:rPr>
-        <w:t xml:space="preserve">        public string Status</w:t>
+        <w:pStyle w:val="NormalWeb"/>
+        <w:spacing w:before="0" w:beforeAutospacing="0" w:after="0" w:afterAutospacing="0"/>
+        <w:jc w:val="both"/>
+        <w:rPr>
+          <w:color w:val="000000"/>
+          <w:sz w:val="28"/>
+          <w:szCs w:val="28"/>
+          <w:lang w:val="en-US"/>
+        </w:rPr>
+      </w:pPr>
+      <w:r>
+        <w:rPr>
+          <w:color w:val="000000"/>
+          <w:sz w:val="28"/>
+          <w:szCs w:val="28"/>
+          <w:lang w:val="en-US"/>
+        </w:rPr>
+        <w:t xml:space="preserve">        =&gt; </w:t>
+      </w:r>
+      <w:proofErr w:type="spellStart"/>
+      <w:r>
+        <w:rPr>
+          <w:color w:val="000000"/>
+          <w:sz w:val="28"/>
+          <w:szCs w:val="28"/>
+          <w:lang w:val="en-US"/>
+        </w:rPr>
+        <w:t>Task.FromResult</w:t>
+      </w:r>
+      <w:proofErr w:type="spellEnd"/>
+      <w:r>
+        <w:rPr>
+          <w:color w:val="000000"/>
+          <w:sz w:val="28"/>
+          <w:szCs w:val="28"/>
+          <w:lang w:val="en-US"/>
+        </w:rPr>
+        <w:t>(_documents);</w:t>
       </w:r>
     </w:p>
     <w:p>
       <w:pPr>
-        <w:autoSpaceDE w:val="0"/>
-        <w:autoSpaceDN w:val="0"/>
-        <w:adjustRightInd w:val="0"/>
-        <w:ind w:firstLine="709"/>
-        <w:rPr>
-          <w:noProof/>
-          <w:sz w:val="28"/>
-          <w:szCs w:val="28"/>
-          <w:lang w:val="en-US"/>
-        </w:rPr>
-      </w:pPr>
-      <w:r>
-        <w:rPr>
-          <w:noProof/>
-          <w:sz w:val="28"/>
-          <w:szCs w:val="28"/>
-          <w:lang w:val="en-US"/>
-        </w:rPr>
-        <w:t xml:space="preserve">        {            get =&gt; status;</w:t>
+        <w:pStyle w:val="NormalWeb"/>
+        <w:spacing w:before="0" w:beforeAutospacing="0" w:after="0" w:afterAutospacing="0"/>
+        <w:jc w:val="both"/>
+        <w:rPr>
+          <w:color w:val="000000"/>
+          <w:sz w:val="28"/>
+          <w:szCs w:val="28"/>
+          <w:lang w:val="en-US"/>
+        </w:rPr>
+      </w:pPr>
+      <w:r>
+        <w:rPr>
+          <w:color w:val="000000"/>
+          <w:sz w:val="28"/>
+          <w:szCs w:val="28"/>
+          <w:lang w:val="en-US"/>
+        </w:rPr>
+        <w:t xml:space="preserve">    public Task </w:t>
+      </w:r>
+      <w:proofErr w:type="spellStart"/>
+      <w:proofErr w:type="gramStart"/>
+      <w:r>
+        <w:rPr>
+          <w:color w:val="000000"/>
+          <w:sz w:val="28"/>
+          <w:szCs w:val="28"/>
+          <w:lang w:val="en-US"/>
+        </w:rPr>
+        <w:t>AddAsync</w:t>
+      </w:r>
+      <w:proofErr w:type="spellEnd"/>
+      <w:r>
+        <w:rPr>
+          <w:color w:val="000000"/>
+          <w:sz w:val="28"/>
+          <w:szCs w:val="28"/>
+          <w:lang w:val="en-US"/>
+        </w:rPr>
+        <w:t>(</w:t>
+      </w:r>
+      <w:proofErr w:type="spellStart"/>
+      <w:proofErr w:type="gramEnd"/>
+      <w:r>
+        <w:rPr>
+          <w:color w:val="000000"/>
+          <w:sz w:val="28"/>
+          <w:szCs w:val="28"/>
+          <w:lang w:val="en-US"/>
+        </w:rPr>
+        <w:t>DocumentModel</w:t>
+      </w:r>
+      <w:proofErr w:type="spellEnd"/>
+      <w:r>
+        <w:rPr>
+          <w:color w:val="000000"/>
+          <w:sz w:val="28"/>
+          <w:szCs w:val="28"/>
+          <w:lang w:val="en-US"/>
+        </w:rPr>
+        <w:t xml:space="preserve"> entity)</w:t>
       </w:r>
     </w:p>
     <w:p>
       <w:pPr>
-        <w:autoSpaceDE w:val="0"/>
-        <w:autoSpaceDN w:val="0"/>
-        <w:adjustRightInd w:val="0"/>
-        <w:ind w:firstLine="709"/>
-        <w:rPr>
-          <w:noProof/>
-          <w:sz w:val="28"/>
-          <w:szCs w:val="28"/>
-          <w:lang w:val="en-US"/>
-        </w:rPr>
-      </w:pPr>
-      <w:r>
-        <w:rPr>
-          <w:noProof/>
-          <w:sz w:val="28"/>
-          <w:szCs w:val="28"/>
-          <w:lang w:val="en-US"/>
-        </w:rPr>
-        <w:t xml:space="preserve">            set</w:t>
+        <w:pStyle w:val="NormalWeb"/>
+        <w:spacing w:before="0" w:beforeAutospacing="0" w:after="0" w:afterAutospacing="0"/>
+        <w:jc w:val="both"/>
+        <w:rPr>
+          <w:color w:val="000000"/>
+          <w:sz w:val="28"/>
+          <w:szCs w:val="28"/>
+          <w:lang w:val="en-US"/>
+        </w:rPr>
+      </w:pPr>
+      <w:r>
+        <w:rPr>
+          <w:color w:val="000000"/>
+          <w:sz w:val="28"/>
+          <w:szCs w:val="28"/>
+          <w:lang w:val="en-US"/>
+        </w:rPr>
+        <w:t xml:space="preserve">    </w:t>
+      </w:r>
+      <w:proofErr w:type="gramStart"/>
+      <w:r>
+        <w:rPr>
+          <w:color w:val="000000"/>
+          <w:sz w:val="28"/>
+          <w:szCs w:val="28"/>
+          <w:lang w:val="en-US"/>
+        </w:rPr>
+        <w:t xml:space="preserve">{  </w:t>
+      </w:r>
+      <w:proofErr w:type="gramEnd"/>
+      <w:r>
+        <w:rPr>
+          <w:color w:val="000000"/>
+          <w:sz w:val="28"/>
+          <w:szCs w:val="28"/>
+          <w:lang w:val="en-US"/>
+        </w:rPr>
+        <w:t xml:space="preserve">      _</w:t>
+      </w:r>
+      <w:proofErr w:type="spellStart"/>
+      <w:proofErr w:type="gramStart"/>
+      <w:r>
+        <w:rPr>
+          <w:color w:val="000000"/>
+          <w:sz w:val="28"/>
+          <w:szCs w:val="28"/>
+          <w:lang w:val="en-US"/>
+        </w:rPr>
+        <w:t>documents.Add</w:t>
+      </w:r>
+      <w:proofErr w:type="spellEnd"/>
+      <w:proofErr w:type="gramEnd"/>
+      <w:r>
+        <w:rPr>
+          <w:color w:val="000000"/>
+          <w:sz w:val="28"/>
+          <w:szCs w:val="28"/>
+          <w:lang w:val="en-US"/>
+        </w:rPr>
+        <w:t>(entity);</w:t>
       </w:r>
     </w:p>
     <w:p>
       <w:pPr>
-        <w:autoSpaceDE w:val="0"/>
-        <w:autoSpaceDN w:val="0"/>
-        <w:adjustRightInd w:val="0"/>
-        <w:ind w:firstLine="709"/>
-        <w:rPr>
-          <w:noProof/>
-          <w:sz w:val="28"/>
-          <w:szCs w:val="28"/>
-          <w:lang w:val="en-US"/>
-        </w:rPr>
-      </w:pPr>
-      <w:r>
-        <w:rPr>
-          <w:noProof/>
-          <w:sz w:val="28"/>
-          <w:szCs w:val="28"/>
-          <w:lang w:val="en-US"/>
-        </w:rPr>
-        <w:t xml:space="preserve">            {                status = value;</w:t>
+        <w:pStyle w:val="NormalWeb"/>
+        <w:spacing w:before="0" w:beforeAutospacing="0" w:after="0" w:afterAutospacing="0"/>
+        <w:jc w:val="both"/>
+        <w:rPr>
+          <w:color w:val="000000"/>
+          <w:sz w:val="28"/>
+          <w:szCs w:val="28"/>
+          <w:lang w:val="en-US"/>
+        </w:rPr>
+      </w:pPr>
+      <w:r>
+        <w:rPr>
+          <w:color w:val="000000"/>
+          <w:sz w:val="28"/>
+          <w:szCs w:val="28"/>
+          <w:lang w:val="en-US"/>
+        </w:rPr>
+        <w:t xml:space="preserve">        return </w:t>
+      </w:r>
+      <w:proofErr w:type="spellStart"/>
+      <w:r>
+        <w:rPr>
+          <w:color w:val="000000"/>
+          <w:sz w:val="28"/>
+          <w:szCs w:val="28"/>
+          <w:lang w:val="en-US"/>
+        </w:rPr>
+        <w:t>Task.CompletedTask</w:t>
+      </w:r>
+      <w:proofErr w:type="spellEnd"/>
+      <w:r>
+        <w:rPr>
+          <w:color w:val="000000"/>
+          <w:sz w:val="28"/>
+          <w:szCs w:val="28"/>
+          <w:lang w:val="en-US"/>
+        </w:rPr>
+        <w:t>;}</w:t>
       </w:r>
     </w:p>
     <w:p>
       <w:pPr>
-        <w:autoSpaceDE w:val="0"/>
-        <w:autoSpaceDN w:val="0"/>
-        <w:adjustRightInd w:val="0"/>
-        <w:ind w:firstLine="709"/>
-        <w:rPr>
-          <w:noProof/>
-          <w:sz w:val="28"/>
-          <w:szCs w:val="28"/>
-          <w:lang w:val="en-US"/>
-        </w:rPr>
-      </w:pPr>
-      <w:r>
-        <w:rPr>
-          <w:noProof/>
-          <w:sz w:val="28"/>
-          <w:szCs w:val="28"/>
-          <w:lang w:val="en-US"/>
-        </w:rPr>
-        <w:t xml:space="preserve">                OnPropertyChanged();           }        }</w:t>
+        <w:pStyle w:val="NormalWeb"/>
+        <w:spacing w:before="0" w:beforeAutospacing="0" w:after="0" w:afterAutospacing="0"/>
+        <w:jc w:val="both"/>
+        <w:rPr>
+          <w:color w:val="000000"/>
+          <w:sz w:val="28"/>
+          <w:szCs w:val="28"/>
+          <w:lang w:val="en-US"/>
+        </w:rPr>
+      </w:pPr>
+      <w:r>
+        <w:rPr>
+          <w:color w:val="000000"/>
+          <w:sz w:val="28"/>
+          <w:szCs w:val="28"/>
+          <w:lang w:val="en-US"/>
+        </w:rPr>
+        <w:t xml:space="preserve">    public Task </w:t>
+      </w:r>
+      <w:proofErr w:type="spellStart"/>
+      <w:proofErr w:type="gramStart"/>
+      <w:r>
+        <w:rPr>
+          <w:color w:val="000000"/>
+          <w:sz w:val="28"/>
+          <w:szCs w:val="28"/>
+          <w:lang w:val="en-US"/>
+        </w:rPr>
+        <w:t>UpdateAsync</w:t>
+      </w:r>
+      <w:proofErr w:type="spellEnd"/>
+      <w:r>
+        <w:rPr>
+          <w:color w:val="000000"/>
+          <w:sz w:val="28"/>
+          <w:szCs w:val="28"/>
+          <w:lang w:val="en-US"/>
+        </w:rPr>
+        <w:t>(</w:t>
+      </w:r>
+      <w:proofErr w:type="spellStart"/>
+      <w:proofErr w:type="gramEnd"/>
+      <w:r>
+        <w:rPr>
+          <w:color w:val="000000"/>
+          <w:sz w:val="28"/>
+          <w:szCs w:val="28"/>
+          <w:lang w:val="en-US"/>
+        </w:rPr>
+        <w:t>DocumentModel</w:t>
+      </w:r>
+      <w:proofErr w:type="spellEnd"/>
+      <w:r>
+        <w:rPr>
+          <w:color w:val="000000"/>
+          <w:sz w:val="28"/>
+          <w:szCs w:val="28"/>
+          <w:lang w:val="en-US"/>
+        </w:rPr>
+        <w:t xml:space="preserve"> entity)</w:t>
       </w:r>
     </w:p>
     <w:p>
       <w:pPr>
-        <w:autoSpaceDE w:val="0"/>
-        <w:autoSpaceDN w:val="0"/>
-        <w:adjustRightInd w:val="0"/>
-        <w:ind w:firstLine="709"/>
-        <w:rPr>
-          <w:noProof/>
-          <w:sz w:val="28"/>
-          <w:szCs w:val="28"/>
-          <w:lang w:val="en-US"/>
-        </w:rPr>
-      </w:pPr>
+        <w:pStyle w:val="NormalWeb"/>
+        <w:spacing w:before="0" w:beforeAutospacing="0" w:after="0" w:afterAutospacing="0"/>
+        <w:jc w:val="both"/>
+        <w:rPr>
+          <w:color w:val="000000"/>
+          <w:sz w:val="28"/>
+          <w:szCs w:val="28"/>
+          <w:lang w:val="en-US"/>
+        </w:rPr>
+      </w:pPr>
+      <w:r>
+        <w:rPr>
+          <w:color w:val="000000"/>
+          <w:sz w:val="28"/>
+          <w:szCs w:val="28"/>
+          <w:lang w:val="en-US"/>
+        </w:rPr>
+        <w:t xml:space="preserve">    </w:t>
+      </w:r>
+      <w:proofErr w:type="gramStart"/>
+      <w:r>
+        <w:rPr>
+          <w:color w:val="000000"/>
+          <w:sz w:val="28"/>
+          <w:szCs w:val="28"/>
+          <w:lang w:val="en-US"/>
+        </w:rPr>
+        <w:t xml:space="preserve">{  </w:t>
+      </w:r>
+      <w:proofErr w:type="gramEnd"/>
+      <w:r>
+        <w:rPr>
+          <w:color w:val="000000"/>
+          <w:sz w:val="28"/>
+          <w:szCs w:val="28"/>
+          <w:lang w:val="en-US"/>
+        </w:rPr>
+        <w:t xml:space="preserve">      </w:t>
+      </w:r>
+      <w:r>
+        <w:rPr>
+          <w:color w:val="000000"/>
+          <w:sz w:val="28"/>
+          <w:szCs w:val="28"/>
+          <w:lang w:val="en-US"/>
+        </w:rPr>
+        <w:t>return</w:t>
+      </w:r>
+      <w:r>
+        <w:rPr>
+          <w:color w:val="000000"/>
+          <w:sz w:val="28"/>
+          <w:szCs w:val="28"/>
+          <w:lang w:val="en-US"/>
+        </w:rPr>
+        <w:t xml:space="preserve"> </w:t>
+      </w:r>
+      <w:proofErr w:type="spellStart"/>
+      <w:r>
+        <w:rPr>
+          <w:color w:val="000000"/>
+          <w:sz w:val="28"/>
+          <w:szCs w:val="28"/>
+          <w:lang w:val="en-US"/>
+        </w:rPr>
+        <w:t>Task</w:t>
+      </w:r>
+      <w:r>
+        <w:rPr>
+          <w:color w:val="000000"/>
+          <w:sz w:val="28"/>
+          <w:szCs w:val="28"/>
+          <w:lang w:val="en-US"/>
+        </w:rPr>
+        <w:t>.</w:t>
+      </w:r>
+      <w:r>
+        <w:rPr>
+          <w:color w:val="000000"/>
+          <w:sz w:val="28"/>
+          <w:szCs w:val="28"/>
+          <w:lang w:val="en-US"/>
+        </w:rPr>
+        <w:t>CompletedTask</w:t>
+      </w:r>
+      <w:proofErr w:type="spellEnd"/>
+      <w:r>
+        <w:rPr>
+          <w:color w:val="000000"/>
+          <w:sz w:val="28"/>
+          <w:szCs w:val="28"/>
+          <w:lang w:val="en-US"/>
+        </w:rPr>
+        <w:t xml:space="preserve">;  </w:t>
+      </w:r>
+      <w:proofErr w:type="gramStart"/>
+      <w:r>
+        <w:rPr>
+          <w:color w:val="000000"/>
+          <w:sz w:val="28"/>
+          <w:szCs w:val="28"/>
+          <w:lang w:val="en-US"/>
+        </w:rPr>
+        <w:t xml:space="preserve">  </w:t>
+      </w:r>
+      <w:r>
+        <w:rPr>
+          <w:color w:val="000000"/>
+          <w:sz w:val="28"/>
+          <w:szCs w:val="28"/>
+          <w:lang w:val="en-US"/>
+        </w:rPr>
+        <w:t>}</w:t>
+      </w:r>
+      <w:proofErr w:type="gramEnd"/>
     </w:p>
     <w:p>
       <w:pPr>
-        <w:autoSpaceDE w:val="0"/>
-        <w:autoSpaceDN w:val="0"/>
-        <w:adjustRightInd w:val="0"/>
-        <w:ind w:firstLine="709"/>
-        <w:rPr>
-          <w:noProof/>
-          <w:sz w:val="28"/>
-          <w:szCs w:val="28"/>
-          <w:lang w:val="en-US"/>
-        </w:rPr>
-      </w:pPr>
-      <w:r>
-        <w:rPr>
-          <w:noProof/>
-          <w:sz w:val="28"/>
-          <w:szCs w:val="28"/>
-          <w:lang w:val="en-US"/>
-        </w:rPr>
-        <w:t xml:space="preserve">        public event PropertyChangedEventHandler PropertyChanged;</w:t>
+        <w:pStyle w:val="NormalWeb"/>
+        <w:spacing w:before="0" w:beforeAutospacing="0" w:after="0" w:afterAutospacing="0"/>
+        <w:jc w:val="both"/>
+        <w:rPr>
+          <w:color w:val="000000"/>
+          <w:sz w:val="28"/>
+          <w:szCs w:val="28"/>
+          <w:lang w:val="en-US"/>
+        </w:rPr>
+      </w:pPr>
+      <w:r>
+        <w:rPr>
+          <w:color w:val="000000"/>
+          <w:sz w:val="28"/>
+          <w:szCs w:val="28"/>
+          <w:lang w:val="en-US"/>
+        </w:rPr>
+        <w:t xml:space="preserve">    public Task </w:t>
+      </w:r>
+      <w:proofErr w:type="spellStart"/>
+      <w:proofErr w:type="gramStart"/>
+      <w:r>
+        <w:rPr>
+          <w:color w:val="000000"/>
+          <w:sz w:val="28"/>
+          <w:szCs w:val="28"/>
+          <w:lang w:val="en-US"/>
+        </w:rPr>
+        <w:t>DeleteAsync</w:t>
+      </w:r>
+      <w:proofErr w:type="spellEnd"/>
+      <w:r>
+        <w:rPr>
+          <w:color w:val="000000"/>
+          <w:sz w:val="28"/>
+          <w:szCs w:val="28"/>
+          <w:lang w:val="en-US"/>
+        </w:rPr>
+        <w:t>(</w:t>
+      </w:r>
+      <w:proofErr w:type="spellStart"/>
+      <w:proofErr w:type="gramEnd"/>
+      <w:r>
+        <w:rPr>
+          <w:color w:val="000000"/>
+          <w:sz w:val="28"/>
+          <w:szCs w:val="28"/>
+          <w:lang w:val="en-US"/>
+        </w:rPr>
+        <w:t>DocumentModel</w:t>
+      </w:r>
+      <w:proofErr w:type="spellEnd"/>
+      <w:r>
+        <w:rPr>
+          <w:color w:val="000000"/>
+          <w:sz w:val="28"/>
+          <w:szCs w:val="28"/>
+          <w:lang w:val="en-US"/>
+        </w:rPr>
+        <w:t xml:space="preserve"> entity</w:t>
       </w:r>
     </w:p>
     <w:p>
       <w:pPr>
-        <w:autoSpaceDE w:val="0"/>
-        <w:autoSpaceDN w:val="0"/>
-        <w:adjustRightInd w:val="0"/>
-        <w:ind w:firstLine="709"/>
-        <w:rPr>
-          <w:noProof/>
+        <w:pStyle w:val="NormalWeb"/>
+        <w:spacing w:before="0" w:beforeAutospacing="0" w:after="0" w:afterAutospacing="0"/>
+        <w:jc w:val="both"/>
+        <w:rPr>
+          <w:color w:val="000000"/>
           <w:sz w:val="28"/>
           <w:szCs w:val="28"/>
           <w:lang w:val="en-US"/>
@@ -911,122 +1897,63 @@
     </w:p>
     <w:p>
       <w:pPr>
-        <w:autoSpaceDE w:val="0"/>
-        <w:autoSpaceDN w:val="0"/>
-        <w:adjustRightInd w:val="0"/>
-        <w:ind w:firstLine="709"/>
-        <w:rPr>
-          <w:noProof/>
-          <w:sz w:val="28"/>
-          <w:szCs w:val="28"/>
-          <w:lang w:val="en-US"/>
-        </w:rPr>
-      </w:pPr>
-      <w:r>
-        <w:rPr>
-          <w:noProof/>
-          <w:sz w:val="28"/>
-          <w:szCs w:val="28"/>
-          <w:lang w:val="en-US"/>
-        </w:rPr>
-        <w:t xml:space="preserve">        protected void OnPropertyChanged([CallerMemberName] string name = null)</w:t>
-      </w:r>
+        <w:pStyle w:val="NormalWeb"/>
+        <w:spacing w:before="0" w:beforeAutospacing="0" w:after="0" w:afterAutospacing="0"/>
+        <w:jc w:val="both"/>
+        <w:rPr>
+          <w:color w:val="000000"/>
+          <w:sz w:val="28"/>
+          <w:szCs w:val="28"/>
+          <w:lang w:val="en-US"/>
+        </w:rPr>
+      </w:pPr>
     </w:p>
     <w:p>
       <w:pPr>
-        <w:autoSpaceDE w:val="0"/>
-        <w:autoSpaceDN w:val="0"/>
-        <w:adjustRightInd w:val="0"/>
-        <w:ind w:firstLine="709"/>
-        <w:rPr>
-          <w:noProof/>
-          <w:sz w:val="28"/>
-          <w:szCs w:val="28"/>
-          <w:lang w:val="en-US"/>
-        </w:rPr>
-      </w:pPr>
-      <w:r>
-        <w:rPr>
-          <w:noProof/>
-          <w:sz w:val="28"/>
-          <w:szCs w:val="28"/>
-          <w:lang w:val="en-US"/>
-        </w:rPr>
-        <w:t xml:space="preserve">        {           PropertyChanged?.Invoke(this, new PropertyChangedEventArgs(name));        }</w:t>
-      </w:r>
+        <w:pStyle w:val="NormalWeb"/>
+        <w:spacing w:before="0" w:beforeAutospacing="0" w:after="0" w:afterAutospacing="0"/>
+        <w:jc w:val="both"/>
+        <w:rPr>
+          <w:color w:val="000000"/>
+          <w:sz w:val="28"/>
+          <w:szCs w:val="28"/>
+          <w:lang w:val="en-US"/>
+        </w:rPr>
+      </w:pPr>
     </w:p>
     <w:p>
       <w:pPr>
-        <w:autoSpaceDE w:val="0"/>
-        <w:autoSpaceDN w:val="0"/>
-        <w:adjustRightInd w:val="0"/>
-        <w:ind w:firstLine="709"/>
-        <w:rPr>
-          <w:noProof/>
-          <w:sz w:val="28"/>
-          <w:szCs w:val="28"/>
-          <w:lang w:val="en-US"/>
-        </w:rPr>
-      </w:pPr>
-      <w:r>
-        <w:rPr>
-          <w:noProof/>
-          <w:sz w:val="28"/>
-          <w:szCs w:val="28"/>
-          <w:lang w:val="en-US"/>
-        </w:rPr>
-        <w:t xml:space="preserve">        public override string ToString()</w:t>
-      </w:r>
+        <w:pStyle w:val="NormalWeb"/>
+        <w:spacing w:before="0" w:beforeAutospacing="0" w:after="0" w:afterAutospacing="0"/>
+        <w:jc w:val="both"/>
+        <w:rPr>
+          <w:color w:val="000000"/>
+          <w:sz w:val="28"/>
+          <w:szCs w:val="28"/>
+          <w:lang w:val="en-US"/>
+        </w:rPr>
+      </w:pPr>
     </w:p>
     <w:p>
       <w:pPr>
-        <w:autoSpaceDE w:val="0"/>
-        <w:autoSpaceDN w:val="0"/>
-        <w:adjustRightInd w:val="0"/>
-        <w:ind w:firstLine="709"/>
-        <w:rPr>
-          <w:noProof/>
-          <w:sz w:val="28"/>
-          <w:szCs w:val="28"/>
-          <w:lang w:val="en-US"/>
-        </w:rPr>
-      </w:pPr>
-      <w:r>
-        <w:rPr>
-          <w:noProof/>
-          <w:sz w:val="28"/>
-          <w:szCs w:val="28"/>
-          <w:lang w:val="en-US"/>
-        </w:rPr>
-        <w:t xml:space="preserve">        {            return $"{Product} — {Quantity} шт. — {Status}";</w:t>
-      </w:r>
-      <w:r>
-        <w:rPr>
-          <w:noProof/>
-          <w:sz w:val="28"/>
-          <w:szCs w:val="28"/>
-          <w:lang w:val="en-US"/>
-        </w:rPr>
-        <w:t xml:space="preserve">   </w:t>
-      </w:r>
-      <w:r>
-        <w:rPr>
-          <w:noProof/>
-          <w:sz w:val="28"/>
-          <w:szCs w:val="28"/>
-          <w:lang w:val="en-US"/>
-        </w:rPr>
-        <w:t>}}</w:t>
-      </w:r>
+        <w:pStyle w:val="NormalWeb"/>
+        <w:spacing w:before="0" w:beforeAutospacing="0" w:after="0" w:afterAutospacing="0"/>
+        <w:jc w:val="both"/>
+        <w:rPr>
+          <w:color w:val="000000"/>
+          <w:sz w:val="28"/>
+          <w:szCs w:val="28"/>
+          <w:lang w:val="en-US"/>
+        </w:rPr>
+      </w:pPr>
     </w:p>
     <w:p>
       <w:pPr>
-        <w:autoSpaceDE w:val="0"/>
-        <w:autoSpaceDN w:val="0"/>
-        <w:adjustRightInd w:val="0"/>
-        <w:ind w:firstLine="709"/>
-        <w:rPr>
-          <w:noProof/>
+        <w:pStyle w:val="NormalWeb"/>
+        <w:spacing w:before="0" w:beforeAutospacing="0" w:after="0" w:afterAutospacing="0"/>
+        <w:jc w:val="both"/>
+        <w:rPr>
+          <w:color w:val="000000"/>
           <w:sz w:val="28"/>
           <w:szCs w:val="28"/>
           <w:lang w:val="en-US"/>
@@ -1036,6 +1963,7 @@
     <w:p>
       <w:pPr>
         <w:pStyle w:val="NormalWeb"/>
+        <w:spacing w:before="0" w:beforeAutospacing="0" w:after="0" w:afterAutospacing="0"/>
         <w:jc w:val="both"/>
         <w:rPr>
           <w:color w:val="000000"/>
@@ -1044,104 +1972,822 @@
           <w:lang w:val="en-US"/>
         </w:rPr>
       </w:pPr>
+      <w:r>
+        <w:rPr>
+          <w:color w:val="000000"/>
+          <w:sz w:val="28"/>
+          <w:szCs w:val="28"/>
+          <w:lang w:val="en-US"/>
+        </w:rPr>
+        <w:lastRenderedPageBreak/>
+        <w:t xml:space="preserve">    {_</w:t>
+      </w:r>
+      <w:proofErr w:type="spellStart"/>
+      <w:proofErr w:type="gramStart"/>
+      <w:r>
+        <w:rPr>
+          <w:color w:val="000000"/>
+          <w:sz w:val="28"/>
+          <w:szCs w:val="28"/>
+          <w:lang w:val="en-US"/>
+        </w:rPr>
+        <w:t>documents.Remove</w:t>
+      </w:r>
+      <w:proofErr w:type="spellEnd"/>
+      <w:proofErr w:type="gramEnd"/>
+      <w:r>
+        <w:rPr>
+          <w:color w:val="000000"/>
+          <w:sz w:val="28"/>
+          <w:szCs w:val="28"/>
+          <w:lang w:val="en-US"/>
+        </w:rPr>
+        <w:t>(entity);</w:t>
+      </w:r>
     </w:p>
     <w:p>
       <w:pPr>
         <w:pStyle w:val="NormalWeb"/>
+        <w:spacing w:before="0" w:beforeAutospacing="0" w:after="0" w:afterAutospacing="0"/>
         <w:jc w:val="both"/>
         <w:rPr>
-          <w:sz w:val="28"/>
-          <w:szCs w:val="28"/>
-        </w:rPr>
-      </w:pPr>
-      <w:r>
-        <w:rPr>
-          <w:color w:val="000000"/>
-          <w:sz w:val="28"/>
-          <w:szCs w:val="28"/>
-        </w:rPr>
-        <w:lastRenderedPageBreak/>
-        <w:t>Таблица</w:t>
-      </w:r>
-      <w:r>
-        <w:rPr>
-          <w:color w:val="000000"/>
-          <w:sz w:val="28"/>
-          <w:szCs w:val="28"/>
+          <w:color w:val="000000"/>
+          <w:sz w:val="28"/>
+          <w:szCs w:val="28"/>
+          <w:lang w:val="en-US"/>
+        </w:rPr>
+      </w:pPr>
+      <w:r>
+        <w:rPr>
+          <w:color w:val="000000"/>
+          <w:sz w:val="28"/>
+          <w:szCs w:val="28"/>
+          <w:lang w:val="en-US"/>
+        </w:rPr>
+        <w:t xml:space="preserve">        return </w:t>
+      </w:r>
+      <w:proofErr w:type="spellStart"/>
+      <w:r>
+        <w:rPr>
+          <w:color w:val="000000"/>
+          <w:sz w:val="28"/>
+          <w:szCs w:val="28"/>
+          <w:lang w:val="en-US"/>
+        </w:rPr>
+        <w:t>Task.CompletedTask</w:t>
+      </w:r>
+      <w:proofErr w:type="spellEnd"/>
+      <w:r>
+        <w:rPr>
+          <w:color w:val="000000"/>
+          <w:sz w:val="28"/>
+          <w:szCs w:val="28"/>
+          <w:lang w:val="en-US"/>
+        </w:rPr>
+        <w:t>;}</w:t>
+      </w:r>
+    </w:p>
+    <w:p>
+      <w:pPr>
+        <w:pStyle w:val="NormalWeb"/>
+        <w:spacing w:before="0" w:beforeAutospacing="0" w:after="0" w:afterAutospacing="0"/>
+        <w:jc w:val="both"/>
+        <w:rPr>
+          <w:color w:val="000000"/>
+          <w:sz w:val="28"/>
+          <w:szCs w:val="28"/>
+          <w:lang w:val="en-US"/>
+        </w:rPr>
+      </w:pPr>
+      <w:r>
+        <w:rPr>
+          <w:color w:val="000000"/>
+          <w:sz w:val="28"/>
+          <w:szCs w:val="28"/>
+          <w:lang w:val="en-US"/>
+        </w:rPr>
+        <w:t xml:space="preserve">    public Task </w:t>
+      </w:r>
+      <w:proofErr w:type="spellStart"/>
+      <w:proofErr w:type="gramStart"/>
+      <w:r>
+        <w:rPr>
+          <w:color w:val="000000"/>
+          <w:sz w:val="28"/>
+          <w:szCs w:val="28"/>
+          <w:lang w:val="en-US"/>
+        </w:rPr>
+        <w:t>SaveAsync</w:t>
+      </w:r>
+      <w:proofErr w:type="spellEnd"/>
+      <w:r>
+        <w:rPr>
+          <w:color w:val="000000"/>
+          <w:sz w:val="28"/>
+          <w:szCs w:val="28"/>
+          <w:lang w:val="en-US"/>
+        </w:rPr>
+        <w:t>(</w:t>
+      </w:r>
+      <w:proofErr w:type="gramEnd"/>
+      <w:r>
+        <w:rPr>
+          <w:color w:val="000000"/>
+          <w:sz w:val="28"/>
+          <w:szCs w:val="28"/>
+          <w:lang w:val="en-US"/>
+        </w:rPr>
+        <w:t>)</w:t>
+      </w:r>
+    </w:p>
+    <w:p>
+      <w:pPr>
+        <w:pStyle w:val="NormalWeb"/>
+        <w:spacing w:before="0" w:beforeAutospacing="0" w:after="0" w:afterAutospacing="0"/>
+        <w:jc w:val="both"/>
+        <w:rPr>
+          <w:color w:val="000000"/>
+          <w:sz w:val="28"/>
+          <w:szCs w:val="28"/>
+          <w:lang w:val="en-US"/>
+        </w:rPr>
+      </w:pPr>
+      <w:r>
+        <w:rPr>
+          <w:color w:val="000000"/>
+          <w:sz w:val="28"/>
+          <w:szCs w:val="28"/>
+          <w:lang w:val="en-US"/>
+        </w:rPr>
+        <w:t xml:space="preserve">    </w:t>
+      </w:r>
+      <w:proofErr w:type="gramStart"/>
+      <w:r>
+        <w:rPr>
+          <w:color w:val="000000"/>
+          <w:sz w:val="28"/>
+          <w:szCs w:val="28"/>
+          <w:lang w:val="en-US"/>
+        </w:rPr>
+        <w:t xml:space="preserve">{  </w:t>
+      </w:r>
+      <w:proofErr w:type="gramEnd"/>
+      <w:r>
+        <w:rPr>
+          <w:color w:val="000000"/>
+          <w:sz w:val="28"/>
+          <w:szCs w:val="28"/>
+          <w:lang w:val="en-US"/>
+        </w:rPr>
+        <w:t xml:space="preserve">      var </w:t>
+      </w:r>
+      <w:proofErr w:type="spellStart"/>
+      <w:r>
+        <w:rPr>
+          <w:color w:val="000000"/>
+          <w:sz w:val="28"/>
+          <w:szCs w:val="28"/>
+          <w:lang w:val="en-US"/>
+        </w:rPr>
+        <w:t>json</w:t>
+      </w:r>
+      <w:proofErr w:type="spellEnd"/>
+      <w:r>
+        <w:rPr>
+          <w:color w:val="000000"/>
+          <w:sz w:val="28"/>
+          <w:szCs w:val="28"/>
+          <w:lang w:val="en-US"/>
+        </w:rPr>
+        <w:t xml:space="preserve"> = </w:t>
+      </w:r>
+      <w:proofErr w:type="spellStart"/>
+      <w:r>
+        <w:rPr>
+          <w:color w:val="000000"/>
+          <w:sz w:val="28"/>
+          <w:szCs w:val="28"/>
+          <w:lang w:val="en-US"/>
+        </w:rPr>
+        <w:t>JsonSerializer.Serialize</w:t>
+      </w:r>
+      <w:proofErr w:type="spellEnd"/>
+      <w:r>
+        <w:rPr>
+          <w:color w:val="000000"/>
+          <w:sz w:val="28"/>
+          <w:szCs w:val="28"/>
+          <w:lang w:val="en-US"/>
+        </w:rPr>
+        <w:t xml:space="preserve">(_documents, new </w:t>
+      </w:r>
+      <w:proofErr w:type="spellStart"/>
+      <w:r>
+        <w:rPr>
+          <w:color w:val="000000"/>
+          <w:sz w:val="28"/>
+          <w:szCs w:val="28"/>
+          <w:lang w:val="en-US"/>
+        </w:rPr>
+        <w:t>JsonSerializerOptions</w:t>
+      </w:r>
+      <w:proofErr w:type="spellEnd"/>
+      <w:r>
+        <w:rPr>
+          <w:color w:val="000000"/>
+          <w:sz w:val="28"/>
+          <w:szCs w:val="28"/>
+          <w:lang w:val="en-US"/>
         </w:rPr>
         <w:t xml:space="preserve"> </w:t>
       </w:r>
-      <w:r>
-        <w:rPr>
-          <w:color w:val="000000"/>
-          <w:sz w:val="28"/>
-          <w:szCs w:val="28"/>
-        </w:rPr>
-        <w:t>14</w:t>
-      </w:r>
-      <w:r>
-        <w:rPr>
-          <w:color w:val="000000"/>
-          <w:sz w:val="28"/>
-          <w:szCs w:val="28"/>
-        </w:rPr>
-        <w:t xml:space="preserve"> – </w:t>
-      </w:r>
-      <w:r>
-        <w:rPr>
-          <w:color w:val="000000"/>
-          <w:sz w:val="28"/>
-          <w:szCs w:val="28"/>
-        </w:rPr>
-        <w:t>Входные</w:t>
-      </w:r>
-      <w:r>
-        <w:rPr>
-          <w:color w:val="000000"/>
-          <w:sz w:val="28"/>
-          <w:szCs w:val="28"/>
+      <w:proofErr w:type="gramStart"/>
+      <w:r>
+        <w:rPr>
+          <w:color w:val="000000"/>
+          <w:sz w:val="28"/>
+          <w:szCs w:val="28"/>
+          <w:lang w:val="en-US"/>
+        </w:rPr>
+        <w:t xml:space="preserve">{ </w:t>
+      </w:r>
+      <w:proofErr w:type="spellStart"/>
+      <w:r>
+        <w:rPr>
+          <w:color w:val="000000"/>
+          <w:sz w:val="28"/>
+          <w:szCs w:val="28"/>
+          <w:lang w:val="en-US"/>
+        </w:rPr>
+        <w:t>WriteIndented</w:t>
+      </w:r>
+      <w:proofErr w:type="spellEnd"/>
+      <w:proofErr w:type="gramEnd"/>
+      <w:r>
+        <w:rPr>
+          <w:color w:val="000000"/>
+          <w:sz w:val="28"/>
+          <w:szCs w:val="28"/>
+          <w:lang w:val="en-US"/>
+        </w:rPr>
+        <w:t xml:space="preserve"> = </w:t>
+      </w:r>
+      <w:proofErr w:type="gramStart"/>
+      <w:r>
+        <w:rPr>
+          <w:color w:val="000000"/>
+          <w:sz w:val="28"/>
+          <w:szCs w:val="28"/>
+          <w:lang w:val="en-US"/>
+        </w:rPr>
+        <w:t>true }</w:t>
+      </w:r>
+      <w:proofErr w:type="gramEnd"/>
+      <w:r>
+        <w:rPr>
+          <w:color w:val="000000"/>
+          <w:sz w:val="28"/>
+          <w:szCs w:val="28"/>
+          <w:lang w:val="en-US"/>
+        </w:rPr>
+        <w:t>);</w:t>
+      </w:r>
+    </w:p>
+    <w:p>
+      <w:pPr>
+        <w:pStyle w:val="NormalWeb"/>
+        <w:spacing w:before="0" w:beforeAutospacing="0" w:after="0" w:afterAutospacing="0"/>
+        <w:jc w:val="both"/>
+        <w:rPr>
+          <w:color w:val="000000"/>
+          <w:sz w:val="28"/>
+          <w:szCs w:val="28"/>
+          <w:lang w:val="en-US"/>
+        </w:rPr>
+      </w:pPr>
+      <w:r>
+        <w:rPr>
+          <w:color w:val="000000"/>
+          <w:sz w:val="28"/>
+          <w:szCs w:val="28"/>
+          <w:lang w:val="en-US"/>
+        </w:rPr>
+        <w:t xml:space="preserve">        </w:t>
+      </w:r>
+      <w:proofErr w:type="spellStart"/>
+      <w:r>
+        <w:rPr>
+          <w:color w:val="000000"/>
+          <w:sz w:val="28"/>
+          <w:szCs w:val="28"/>
+          <w:lang w:val="en-US"/>
+        </w:rPr>
+        <w:t>File.WriteAllText</w:t>
+      </w:r>
+      <w:proofErr w:type="spellEnd"/>
+      <w:r>
+        <w:rPr>
+          <w:color w:val="000000"/>
+          <w:sz w:val="28"/>
+          <w:szCs w:val="28"/>
+          <w:lang w:val="en-US"/>
+        </w:rPr>
+        <w:t>(</w:t>
+      </w:r>
+      <w:proofErr w:type="spellStart"/>
+      <w:r>
+        <w:rPr>
+          <w:color w:val="000000"/>
+          <w:sz w:val="28"/>
+          <w:szCs w:val="28"/>
+          <w:lang w:val="en-US"/>
+        </w:rPr>
+        <w:t>FileName</w:t>
+      </w:r>
+      <w:proofErr w:type="spellEnd"/>
+      <w:r>
+        <w:rPr>
+          <w:color w:val="000000"/>
+          <w:sz w:val="28"/>
+          <w:szCs w:val="28"/>
+          <w:lang w:val="en-US"/>
+        </w:rPr>
+        <w:t xml:space="preserve">, </w:t>
+      </w:r>
+      <w:proofErr w:type="spellStart"/>
+      <w:r>
+        <w:rPr>
+          <w:color w:val="000000"/>
+          <w:sz w:val="28"/>
+          <w:szCs w:val="28"/>
+          <w:lang w:val="en-US"/>
+        </w:rPr>
+        <w:t>json</w:t>
+      </w:r>
+      <w:proofErr w:type="spellEnd"/>
+      <w:r>
+        <w:rPr>
+          <w:color w:val="000000"/>
+          <w:sz w:val="28"/>
+          <w:szCs w:val="28"/>
+          <w:lang w:val="en-US"/>
+        </w:rPr>
+        <w:t>);</w:t>
+      </w:r>
+    </w:p>
+    <w:p>
+      <w:pPr>
+        <w:pStyle w:val="NormalWeb"/>
+        <w:spacing w:before="0" w:beforeAutospacing="0" w:after="0" w:afterAutospacing="0"/>
+        <w:jc w:val="both"/>
+        <w:rPr>
+          <w:color w:val="000000"/>
+          <w:sz w:val="28"/>
+          <w:szCs w:val="28"/>
+          <w:lang w:val="en-US"/>
+        </w:rPr>
+      </w:pPr>
+      <w:r>
+        <w:rPr>
+          <w:color w:val="000000"/>
+          <w:sz w:val="28"/>
+          <w:szCs w:val="28"/>
+          <w:lang w:val="en-US"/>
+        </w:rPr>
+        <w:t xml:space="preserve">        return </w:t>
+      </w:r>
+      <w:proofErr w:type="spellStart"/>
+      <w:r>
+        <w:rPr>
+          <w:color w:val="000000"/>
+          <w:sz w:val="28"/>
+          <w:szCs w:val="28"/>
+          <w:lang w:val="en-US"/>
+        </w:rPr>
+        <w:t>Task.CompletedTask</w:t>
+      </w:r>
+      <w:proofErr w:type="spellEnd"/>
+      <w:r>
+        <w:rPr>
+          <w:color w:val="000000"/>
+          <w:sz w:val="28"/>
+          <w:szCs w:val="28"/>
+          <w:lang w:val="en-US"/>
+        </w:rPr>
+        <w:t xml:space="preserve">;  </w:t>
+      </w:r>
+      <w:proofErr w:type="gramStart"/>
+      <w:r>
+        <w:rPr>
+          <w:color w:val="000000"/>
+          <w:sz w:val="28"/>
+          <w:szCs w:val="28"/>
+          <w:lang w:val="en-US"/>
+        </w:rPr>
+        <w:t xml:space="preserve">  }</w:t>
+      </w:r>
+      <w:proofErr w:type="gramEnd"/>
+      <w:r>
+        <w:rPr>
+          <w:color w:val="000000"/>
+          <w:sz w:val="28"/>
+          <w:szCs w:val="28"/>
+          <w:lang w:val="en-US"/>
+        </w:rPr>
+        <w:t>}</w:t>
+      </w:r>
+    </w:p>
+    <w:p>
+      <w:pPr>
+        <w:pStyle w:val="NormalWeb"/>
+        <w:spacing w:before="0" w:beforeAutospacing="0" w:after="0" w:afterAutospacing="0"/>
+        <w:jc w:val="both"/>
+        <w:rPr>
+          <w:color w:val="000000"/>
+          <w:sz w:val="28"/>
+          <w:szCs w:val="28"/>
+          <w:lang w:val="en-US"/>
+        </w:rPr>
+      </w:pPr>
+      <w:r>
+        <w:rPr>
+          <w:color w:val="000000"/>
+          <w:sz w:val="28"/>
+          <w:szCs w:val="28"/>
+          <w:lang w:val="en-US"/>
+        </w:rPr>
+        <w:t xml:space="preserve">public interface </w:t>
+      </w:r>
+      <w:proofErr w:type="spellStart"/>
+      <w:r>
+        <w:rPr>
+          <w:color w:val="000000"/>
+          <w:sz w:val="28"/>
+          <w:szCs w:val="28"/>
+          <w:lang w:val="en-US"/>
+        </w:rPr>
+        <w:t>IRepository</w:t>
+      </w:r>
+      <w:proofErr w:type="spellEnd"/>
+      <w:r>
+        <w:rPr>
+          <w:color w:val="000000"/>
+          <w:sz w:val="28"/>
+          <w:szCs w:val="28"/>
+          <w:lang w:val="en-US"/>
+        </w:rPr>
+        <w:t>&lt;T&gt;</w:t>
+      </w:r>
+    </w:p>
+    <w:p>
+      <w:pPr>
+        <w:pStyle w:val="NormalWeb"/>
+        <w:spacing w:before="0" w:beforeAutospacing="0" w:after="0" w:afterAutospacing="0"/>
+        <w:jc w:val="both"/>
+        <w:rPr>
+          <w:color w:val="000000"/>
+          <w:sz w:val="28"/>
+          <w:szCs w:val="28"/>
+          <w:lang w:val="en-US"/>
+        </w:rPr>
+      </w:pPr>
+      <w:proofErr w:type="gramStart"/>
+      <w:r>
+        <w:rPr>
+          <w:color w:val="000000"/>
+          <w:sz w:val="28"/>
+          <w:szCs w:val="28"/>
+          <w:lang w:val="en-US"/>
+        </w:rPr>
+        <w:t xml:space="preserve">{  </w:t>
+      </w:r>
+      <w:proofErr w:type="gramEnd"/>
+      <w:r>
+        <w:rPr>
+          <w:color w:val="000000"/>
+          <w:sz w:val="28"/>
+          <w:szCs w:val="28"/>
+          <w:lang w:val="en-US"/>
+        </w:rPr>
+        <w:t xml:space="preserve"> Task&lt;List&lt;T&gt;&gt; </w:t>
+      </w:r>
+      <w:proofErr w:type="spellStart"/>
+      <w:proofErr w:type="gramStart"/>
+      <w:r>
+        <w:rPr>
+          <w:color w:val="000000"/>
+          <w:sz w:val="28"/>
+          <w:szCs w:val="28"/>
+          <w:lang w:val="en-US"/>
+        </w:rPr>
+        <w:t>GetAllAsync</w:t>
+      </w:r>
+      <w:proofErr w:type="spellEnd"/>
+      <w:r>
+        <w:rPr>
+          <w:color w:val="000000"/>
+          <w:sz w:val="28"/>
+          <w:szCs w:val="28"/>
+          <w:lang w:val="en-US"/>
+        </w:rPr>
+        <w:t>(</w:t>
+      </w:r>
+      <w:proofErr w:type="gramEnd"/>
+      <w:r>
+        <w:rPr>
+          <w:color w:val="000000"/>
+          <w:sz w:val="28"/>
+          <w:szCs w:val="28"/>
+          <w:lang w:val="en-US"/>
+        </w:rPr>
+        <w:t>);</w:t>
+      </w:r>
+    </w:p>
+    <w:p>
+      <w:pPr>
+        <w:pStyle w:val="NormalWeb"/>
+        <w:spacing w:before="0" w:beforeAutospacing="0" w:after="0" w:afterAutospacing="0"/>
+        <w:jc w:val="both"/>
+        <w:rPr>
+          <w:color w:val="000000"/>
+          <w:sz w:val="28"/>
+          <w:szCs w:val="28"/>
+          <w:lang w:val="en-US"/>
+        </w:rPr>
+      </w:pPr>
+      <w:r>
+        <w:rPr>
+          <w:color w:val="000000"/>
+          <w:sz w:val="28"/>
+          <w:szCs w:val="28"/>
+          <w:lang w:val="en-US"/>
+        </w:rPr>
+        <w:t xml:space="preserve">    Task </w:t>
+      </w:r>
+      <w:proofErr w:type="spellStart"/>
+      <w:proofErr w:type="gramStart"/>
+      <w:r>
+        <w:rPr>
+          <w:color w:val="000000"/>
+          <w:sz w:val="28"/>
+          <w:szCs w:val="28"/>
+          <w:lang w:val="en-US"/>
+        </w:rPr>
+        <w:t>AddAsync</w:t>
+      </w:r>
+      <w:proofErr w:type="spellEnd"/>
+      <w:r>
+        <w:rPr>
+          <w:color w:val="000000"/>
+          <w:sz w:val="28"/>
+          <w:szCs w:val="28"/>
+          <w:lang w:val="en-US"/>
+        </w:rPr>
+        <w:t>(</w:t>
+      </w:r>
+      <w:proofErr w:type="gramEnd"/>
+      <w:r>
+        <w:rPr>
+          <w:color w:val="000000"/>
+          <w:sz w:val="28"/>
+          <w:szCs w:val="28"/>
+          <w:lang w:val="en-US"/>
+        </w:rPr>
+        <w:t>T entity);</w:t>
+      </w:r>
+    </w:p>
+    <w:p>
+      <w:pPr>
+        <w:pStyle w:val="NormalWeb"/>
+        <w:spacing w:before="0" w:beforeAutospacing="0" w:after="0" w:afterAutospacing="0"/>
+        <w:jc w:val="both"/>
+        <w:rPr>
+          <w:color w:val="000000"/>
+          <w:sz w:val="28"/>
+          <w:szCs w:val="28"/>
+          <w:lang w:val="en-US"/>
+        </w:rPr>
+      </w:pPr>
+      <w:r>
+        <w:rPr>
+          <w:color w:val="000000"/>
+          <w:sz w:val="28"/>
+          <w:szCs w:val="28"/>
+          <w:lang w:val="en-US"/>
+        </w:rPr>
+        <w:t xml:space="preserve">    Task </w:t>
+      </w:r>
+      <w:proofErr w:type="spellStart"/>
+      <w:proofErr w:type="gramStart"/>
+      <w:r>
+        <w:rPr>
+          <w:color w:val="000000"/>
+          <w:sz w:val="28"/>
+          <w:szCs w:val="28"/>
+          <w:lang w:val="en-US"/>
+        </w:rPr>
+        <w:t>UpdateAsync</w:t>
+      </w:r>
+      <w:proofErr w:type="spellEnd"/>
+      <w:r>
+        <w:rPr>
+          <w:color w:val="000000"/>
+          <w:sz w:val="28"/>
+          <w:szCs w:val="28"/>
+          <w:lang w:val="en-US"/>
+        </w:rPr>
+        <w:t>(</w:t>
+      </w:r>
+      <w:proofErr w:type="gramEnd"/>
+      <w:r>
+        <w:rPr>
+          <w:color w:val="000000"/>
+          <w:sz w:val="28"/>
+          <w:szCs w:val="28"/>
+          <w:lang w:val="en-US"/>
+        </w:rPr>
+        <w:t>T entity);</w:t>
+      </w:r>
+    </w:p>
+    <w:p>
+      <w:pPr>
+        <w:pStyle w:val="NormalWeb"/>
+        <w:spacing w:before="0" w:beforeAutospacing="0" w:after="0" w:afterAutospacing="0"/>
+        <w:jc w:val="both"/>
+        <w:rPr>
+          <w:color w:val="000000"/>
+          <w:sz w:val="28"/>
+          <w:szCs w:val="28"/>
+          <w:lang w:val="en-US"/>
+        </w:rPr>
+      </w:pPr>
+      <w:r>
+        <w:rPr>
+          <w:color w:val="000000"/>
+          <w:sz w:val="28"/>
+          <w:szCs w:val="28"/>
+          <w:lang w:val="en-US"/>
+        </w:rPr>
+        <w:t xml:space="preserve">    Task </w:t>
+      </w:r>
+      <w:proofErr w:type="spellStart"/>
+      <w:proofErr w:type="gramStart"/>
+      <w:r>
+        <w:rPr>
+          <w:color w:val="000000"/>
+          <w:sz w:val="28"/>
+          <w:szCs w:val="28"/>
+          <w:lang w:val="en-US"/>
+        </w:rPr>
+        <w:t>DeleteAsync</w:t>
+      </w:r>
+      <w:proofErr w:type="spellEnd"/>
+      <w:r>
+        <w:rPr>
+          <w:color w:val="000000"/>
+          <w:sz w:val="28"/>
+          <w:szCs w:val="28"/>
+          <w:lang w:val="en-US"/>
+        </w:rPr>
+        <w:t>(</w:t>
+      </w:r>
+      <w:proofErr w:type="gramEnd"/>
+      <w:r>
+        <w:rPr>
+          <w:color w:val="000000"/>
+          <w:sz w:val="28"/>
+          <w:szCs w:val="28"/>
+          <w:lang w:val="en-US"/>
+        </w:rPr>
+        <w:t>T entity);</w:t>
+      </w:r>
+    </w:p>
+    <w:p>
+      <w:pPr>
+        <w:pStyle w:val="NormalWeb"/>
+        <w:spacing w:before="0" w:beforeAutospacing="0" w:after="0" w:afterAutospacing="0"/>
+        <w:jc w:val="both"/>
+        <w:rPr>
+          <w:color w:val="000000"/>
+          <w:sz w:val="28"/>
+          <w:szCs w:val="28"/>
+          <w:lang w:val="en-US"/>
+        </w:rPr>
+      </w:pPr>
+      <w:r>
+        <w:rPr>
+          <w:color w:val="000000"/>
+          <w:sz w:val="28"/>
+          <w:szCs w:val="28"/>
+          <w:lang w:val="en-US"/>
+        </w:rPr>
+        <w:t xml:space="preserve">    </w:t>
+      </w:r>
+      <w:r>
+        <w:rPr>
+          <w:color w:val="000000"/>
+          <w:sz w:val="28"/>
+          <w:szCs w:val="28"/>
+          <w:lang w:val="en-US"/>
+        </w:rPr>
+        <w:t>Task</w:t>
+      </w:r>
+      <w:r>
+        <w:rPr>
+          <w:color w:val="000000"/>
+          <w:sz w:val="28"/>
+          <w:szCs w:val="28"/>
+          <w:lang w:val="en-US"/>
         </w:rPr>
         <w:t xml:space="preserve"> </w:t>
       </w:r>
-      <w:r>
-        <w:rPr>
-          <w:color w:val="000000"/>
-          <w:sz w:val="28"/>
-          <w:szCs w:val="28"/>
-        </w:rPr>
-        <w:t>и</w:t>
-      </w:r>
-      <w:r>
-        <w:rPr>
-          <w:color w:val="000000"/>
-          <w:sz w:val="28"/>
-          <w:szCs w:val="28"/>
-        </w:rPr>
-        <w:t xml:space="preserve"> </w:t>
-      </w:r>
-      <w:r>
-        <w:rPr>
-          <w:color w:val="000000"/>
-          <w:sz w:val="28"/>
-          <w:szCs w:val="28"/>
-        </w:rPr>
-        <w:t>выходные</w:t>
-      </w:r>
-      <w:r>
-        <w:rPr>
-          <w:color w:val="000000"/>
-          <w:sz w:val="28"/>
-          <w:szCs w:val="28"/>
-        </w:rPr>
-        <w:t xml:space="preserve"> </w:t>
-      </w:r>
-      <w:r>
-        <w:rPr>
-          <w:color w:val="000000"/>
-          <w:sz w:val="28"/>
-          <w:szCs w:val="28"/>
-        </w:rPr>
-        <w:t>данные</w:t>
+      <w:proofErr w:type="spellStart"/>
+      <w:proofErr w:type="gramStart"/>
+      <w:r>
+        <w:rPr>
+          <w:color w:val="000000"/>
+          <w:sz w:val="28"/>
+          <w:szCs w:val="28"/>
+          <w:lang w:val="en-US"/>
+        </w:rPr>
+        <w:t>SaveAsync</w:t>
+      </w:r>
+      <w:proofErr w:type="spellEnd"/>
+      <w:r>
+        <w:rPr>
+          <w:color w:val="000000"/>
+          <w:sz w:val="28"/>
+          <w:szCs w:val="28"/>
+          <w:lang w:val="en-US"/>
+        </w:rPr>
+        <w:t>(</w:t>
+      </w:r>
+      <w:proofErr w:type="gramEnd"/>
+      <w:r>
+        <w:rPr>
+          <w:color w:val="000000"/>
+          <w:sz w:val="28"/>
+          <w:szCs w:val="28"/>
+          <w:lang w:val="en-US"/>
+        </w:rPr>
+        <w:t>);}</w:t>
+      </w:r>
+    </w:p>
+    <w:p>
+      <w:pPr>
+        <w:pStyle w:val="NormalWeb"/>
+        <w:spacing w:before="0" w:beforeAutospacing="0" w:after="0" w:afterAutospacing="0"/>
+        <w:jc w:val="both"/>
+        <w:rPr>
+          <w:color w:val="000000"/>
+          <w:sz w:val="28"/>
+          <w:szCs w:val="28"/>
+          <w:lang w:val="en-US"/>
+        </w:rPr>
+      </w:pPr>
+    </w:p>
+    <w:p>
+      <w:pPr>
+        <w:pStyle w:val="NormalWeb"/>
+        <w:spacing w:before="0" w:beforeAutospacing="0" w:after="0" w:afterAutospacing="0"/>
+        <w:jc w:val="both"/>
+        <w:rPr>
+          <w:color w:val="000000"/>
+          <w:sz w:val="28"/>
+          <w:szCs w:val="28"/>
+        </w:rPr>
+      </w:pPr>
+      <w:r>
+        <w:rPr>
+          <w:color w:val="000000"/>
+          <w:sz w:val="28"/>
+          <w:szCs w:val="28"/>
+        </w:rPr>
+        <w:t xml:space="preserve">Таблица </w:t>
+      </w:r>
+      <w:r>
+        <w:rPr>
+          <w:color w:val="000000"/>
+          <w:sz w:val="28"/>
+          <w:szCs w:val="28"/>
+        </w:rPr>
+        <w:t>1</w:t>
+      </w:r>
+      <w:r>
+        <w:rPr>
+          <w:color w:val="000000"/>
+          <w:sz w:val="28"/>
+          <w:szCs w:val="28"/>
+        </w:rPr>
+        <w:t>4</w:t>
+      </w:r>
+      <w:r>
+        <w:rPr>
+          <w:color w:val="000000"/>
+          <w:sz w:val="28"/>
+          <w:szCs w:val="28"/>
+        </w:rPr>
+        <w:t xml:space="preserve"> – Входные и выходные данные</w:t>
       </w:r>
     </w:p>
     <w:tbl>
@@ -1151,16 +2797,16 @@
         <w:tblLook w:val="04A0" w:firstRow="1" w:lastRow="0" w:firstColumn="1" w:lastColumn="0" w:noHBand="0" w:noVBand="1"/>
       </w:tblPr>
       <w:tblGrid>
-        <w:gridCol w:w="4949"/>
-        <w:gridCol w:w="4950"/>
+        <w:gridCol w:w="4955"/>
+        <w:gridCol w:w="4956"/>
       </w:tblGrid>
       <w:tr>
         <w:trPr>
-          <w:trHeight w:val="233"/>
+          <w:trHeight w:val="307"/>
         </w:trPr>
         <w:tc>
           <w:tcPr>
-            <w:tcW w:w="4949" w:type="dxa"/>
+            <w:tcW w:w="4955" w:type="dxa"/>
           </w:tcPr>
           <w:p>
             <w:pPr>
@@ -1170,33 +2816,23 @@
               <w:jc w:val="center"/>
               <w:rPr>
                 <w:color w:val="000000"/>
-                <w:lang w:val="en-US"/>
+                <w:sz w:val="28"/>
+                <w:szCs w:val="28"/>
               </w:rPr>
             </w:pPr>
             <w:r>
               <w:rPr>
                 <w:color w:val="000000"/>
+                <w:sz w:val="28"/>
+                <w:szCs w:val="28"/>
               </w:rPr>
-              <w:t>Входные</w:t>
-            </w:r>
-            <w:r>
-              <w:rPr>
-                <w:color w:val="000000"/>
-                <w:lang w:val="en-US"/>
-              </w:rPr>
-              <w:t xml:space="preserve"> </w:t>
-            </w:r>
-            <w:r>
-              <w:rPr>
-                <w:color w:val="000000"/>
-              </w:rPr>
-              <w:t>данные</w:t>
+              <w:t>Входные данные</w:t>
             </w:r>
           </w:p>
         </w:tc>
         <w:tc>
           <w:tcPr>
-            <w:tcW w:w="4950" w:type="dxa"/>
+            <w:tcW w:w="4956" w:type="dxa"/>
           </w:tcPr>
           <w:p>
             <w:pPr>
@@ -1205,180 +2841,174 @@
               <w:jc w:val="center"/>
               <w:rPr>
                 <w:color w:val="000000"/>
+                <w:sz w:val="28"/>
+                <w:szCs w:val="28"/>
+              </w:rPr>
+            </w:pPr>
+            <w:r>
+              <w:rPr>
+                <w:color w:val="000000"/>
+                <w:sz w:val="28"/>
+                <w:szCs w:val="28"/>
+              </w:rPr>
+              <w:t>Выходные данные</w:t>
+            </w:r>
+          </w:p>
+        </w:tc>
+      </w:tr>
+      <w:tr>
+        <w:tc>
+          <w:tcPr>
+            <w:tcW w:w="4955" w:type="dxa"/>
+          </w:tcPr>
+          <w:p>
+            <w:pPr>
+              <w:tabs>
+                <w:tab w:val="left" w:pos="1080"/>
+              </w:tabs>
+              <w:ind w:firstLine="709"/>
+              <w:jc w:val="both"/>
+              <w:rPr>
+                <w:noProof/>
+                <w:sz w:val="28"/>
+                <w:szCs w:val="28"/>
                 <w:lang w:val="en-US"/>
               </w:rPr>
             </w:pPr>
             <w:r>
               <w:rPr>
                 <w:color w:val="000000"/>
+                <w:sz w:val="28"/>
+                <w:szCs w:val="28"/>
               </w:rPr>
-              <w:t>Выходные</w:t>
+              <w:t>База данных.</w:t>
             </w:r>
             <w:r>
               <w:rPr>
                 <w:color w:val="000000"/>
-                <w:lang w:val="en-US"/>
+                <w:sz w:val="28"/>
+                <w:szCs w:val="28"/>
               </w:rPr>
               <w:t xml:space="preserve"> </w:t>
             </w:r>
             <w:r>
               <w:rPr>
                 <w:color w:val="000000"/>
+                <w:sz w:val="28"/>
+                <w:szCs w:val="28"/>
               </w:rPr>
-              <w:t>данные</w:t>
+              <w:t>Операции</w:t>
             </w:r>
-          </w:p>
-        </w:tc>
-      </w:tr>
-      <w:tr>
-        <w:trPr>
-          <w:trHeight w:val="1196"/>
-        </w:trPr>
-        <w:tc>
-          <w:tcPr>
-            <w:tcW w:w="4949" w:type="dxa"/>
-          </w:tcPr>
-          <w:p>
-            <w:pPr>
-              <w:pStyle w:val="NormalWeb"/>
-              <w:spacing w:before="0" w:beforeAutospacing="0" w:after="0" w:afterAutospacing="0"/>
-            </w:pPr>
             <w:r>
-              <w:t xml:space="preserve">1. Класс </w:t>
+              <w:rPr>
+                <w:color w:val="000000"/>
+                <w:sz w:val="28"/>
+                <w:szCs w:val="28"/>
+              </w:rPr>
+              <w:t xml:space="preserve">: </w:t>
             </w:r>
-            <w:proofErr w:type="spellStart"/>
             <w:r>
-              <w:t>Order</w:t>
+              <w:rPr>
+                <w:noProof/>
+                <w:sz w:val="28"/>
+                <w:szCs w:val="28"/>
+              </w:rPr>
+              <w:t>OrderRepository и OrderItemRepository с методами для</w:t>
             </w:r>
-            <w:proofErr w:type="spellEnd"/>
-          </w:p>
-          <w:p>
-            <w:pPr>
-              <w:pStyle w:val="NormalWeb"/>
-              <w:spacing w:before="0" w:beforeAutospacing="0" w:after="0" w:afterAutospacing="0"/>
-            </w:pPr>
             <w:r>
-              <w:t>Свойства: Product — название товара</w:t>
+              <w:rPr>
+                <w:noProof/>
+                <w:sz w:val="28"/>
+                <w:szCs w:val="28"/>
+              </w:rPr>
+              <w:t xml:space="preserve"> </w:t>
+            </w:r>
+            <w:r>
+              <w:rPr>
+                <w:noProof/>
+                <w:sz w:val="28"/>
+                <w:szCs w:val="28"/>
+              </w:rPr>
+              <w:t>получения, добавления, обновления, удаления</w:t>
+            </w:r>
+            <w:r>
+              <w:rPr>
+                <w:noProof/>
+                <w:sz w:val="28"/>
+                <w:szCs w:val="28"/>
+              </w:rPr>
+              <w:t xml:space="preserve">. </w:t>
+            </w:r>
+            <w:r>
+              <w:rPr>
+                <w:noProof/>
+                <w:sz w:val="28"/>
+                <w:szCs w:val="28"/>
+              </w:rPr>
+              <w:t>Привязка</w:t>
+            </w:r>
+            <w:r>
+              <w:rPr>
+                <w:noProof/>
+                <w:sz w:val="28"/>
+                <w:szCs w:val="28"/>
+                <w:lang w:val="en-US"/>
+              </w:rPr>
+              <w:t xml:space="preserve">: Orders </w:t>
+            </w:r>
+            <w:r>
+              <w:rPr>
+                <w:noProof/>
+                <w:sz w:val="28"/>
+                <w:szCs w:val="28"/>
+              </w:rPr>
+              <w:t>в</w:t>
+            </w:r>
+            <w:r>
+              <w:rPr>
+                <w:noProof/>
+                <w:sz w:val="28"/>
+                <w:szCs w:val="28"/>
+                <w:lang w:val="en-US"/>
+              </w:rPr>
+              <w:t xml:space="preserve"> ShopViewModel </w:t>
+            </w:r>
+            <w:r>
+              <w:rPr>
+                <w:noProof/>
+                <w:sz w:val="28"/>
+                <w:szCs w:val="28"/>
+              </w:rPr>
+              <w:t>к</w:t>
+            </w:r>
+            <w:r>
+              <w:rPr>
+                <w:noProof/>
+                <w:sz w:val="28"/>
+                <w:szCs w:val="28"/>
+                <w:lang w:val="en-US"/>
+              </w:rPr>
+              <w:t xml:space="preserve"> &amp;lt;DataGrid ItemsSource=&amp;quot;{Binding Orders}&amp;quot; /&amp;gt;</w:t>
             </w:r>
           </w:p>
           <w:p>
             <w:pPr>
-              <w:pStyle w:val="NormalWeb"/>
-              <w:spacing w:before="0" w:beforeAutospacing="0" w:after="0" w:afterAutospacing="0"/>
+              <w:tabs>
+                <w:tab w:val="left" w:pos="1080"/>
+              </w:tabs>
+              <w:jc w:val="both"/>
+              <w:rPr>
+                <w:color w:val="000000"/>
+                <w:sz w:val="28"/>
+                <w:szCs w:val="28"/>
+                <w:lang w:val="en-US"/>
+              </w:rPr>
             </w:pPr>
-            <w:proofErr w:type="spellStart"/>
-            <w:r>
-              <w:t>Quantity</w:t>
-            </w:r>
-            <w:proofErr w:type="spellEnd"/>
-            <w:r>
-              <w:t xml:space="preserve"> — количество, </w:t>
-            </w:r>
-            <w:proofErr w:type="spellStart"/>
-            <w:r>
-              <w:t>Status</w:t>
-            </w:r>
-            <w:proofErr w:type="spellEnd"/>
-            <w:r>
-              <w:t xml:space="preserve"> — статус </w:t>
-            </w:r>
-            <w:proofErr w:type="gramStart"/>
-            <w:r>
-              <w:t>заказа Реализует</w:t>
-            </w:r>
-            <w:proofErr w:type="gramEnd"/>
-            <w:r>
-              <w:t xml:space="preserve"> </w:t>
-            </w:r>
-            <w:proofErr w:type="spellStart"/>
-            <w:r>
-              <w:t>INotifyPropertyChanged</w:t>
-            </w:r>
-            <w:proofErr w:type="spellEnd"/>
-          </w:p>
-          <w:p>
-            <w:pPr>
-              <w:pStyle w:val="NormalWeb"/>
-              <w:spacing w:before="0" w:beforeAutospacing="0" w:after="0" w:afterAutospacing="0"/>
-            </w:pPr>
-            <w:r>
-              <w:t>Обеспечивает обновление интерфейса при изменении данных</w:t>
-            </w:r>
-          </w:p>
-          <w:p>
-            <w:pPr>
-              <w:pStyle w:val="NormalWeb"/>
-              <w:spacing w:before="0" w:beforeAutospacing="0" w:after="0" w:afterAutospacing="0"/>
-            </w:pPr>
-            <w:r>
-              <w:t>2. Начальные данные (если файла нет)</w:t>
-            </w:r>
-          </w:p>
-          <w:p>
-            <w:pPr>
-              <w:pStyle w:val="NormalWeb"/>
-              <w:spacing w:before="0" w:beforeAutospacing="0" w:after="0" w:afterAutospacing="0"/>
-            </w:pPr>
-            <w:r>
-              <w:t>Шкаф — 1 шт. — Новый</w:t>
-            </w:r>
-          </w:p>
-          <w:p>
-            <w:pPr>
-              <w:pStyle w:val="NormalWeb"/>
-              <w:spacing w:before="0" w:beforeAutospacing="0" w:after="0" w:afterAutospacing="0"/>
-            </w:pPr>
-            <w:r>
-              <w:t>Стул — 2 шт. — Доставляется</w:t>
-            </w:r>
-          </w:p>
-          <w:p>
-            <w:pPr>
-              <w:pStyle w:val="NormalWeb"/>
-              <w:spacing w:before="0" w:beforeAutospacing="0" w:after="0" w:afterAutospacing="0"/>
-            </w:pPr>
-            <w:r>
-              <w:t>Стол — 3 шт. — Доставлен</w:t>
-            </w:r>
-          </w:p>
-          <w:p>
-            <w:pPr>
-              <w:pStyle w:val="NormalWeb"/>
-              <w:spacing w:before="0" w:beforeAutospacing="0" w:after="0" w:afterAutospacing="0"/>
-            </w:pPr>
-            <w:r>
-              <w:t>3. Файл хранения данных</w:t>
-            </w:r>
-          </w:p>
-          <w:p>
-            <w:pPr>
-              <w:pStyle w:val="NormalWeb"/>
-              <w:spacing w:before="0" w:beforeAutospacing="0" w:after="0" w:afterAutospacing="0"/>
-            </w:pPr>
-            <w:r>
-              <w:t xml:space="preserve">Имя файла: </w:t>
-            </w:r>
-            <w:proofErr w:type="spellStart"/>
-            <w:proofErr w:type="gramStart"/>
-            <w:r>
-              <w:t>orders.json</w:t>
-            </w:r>
-            <w:proofErr w:type="spellEnd"/>
-            <w:proofErr w:type="gramEnd"/>
-          </w:p>
-          <w:p>
-            <w:pPr>
-              <w:pStyle w:val="NormalWeb"/>
-              <w:spacing w:before="0" w:beforeAutospacing="0" w:after="0" w:afterAutospacing="0"/>
-            </w:pPr>
-            <w:r>
-              <w:t>Формат: JSON</w:t>
-            </w:r>
           </w:p>
         </w:tc>
         <w:tc>
           <w:tcPr>
-            <w:tcW w:w="4950" w:type="dxa"/>
+            <w:tcW w:w="4956" w:type="dxa"/>
           </w:tcPr>
           <w:p>
             <w:pPr>
@@ -1386,202 +3016,86 @@
               <w:spacing w:before="0" w:beforeAutospacing="0" w:after="0" w:afterAutospacing="0"/>
               <w:jc w:val="both"/>
               <w:rPr>
-                <w:color w:val="000000"/>
+                <w:sz w:val="28"/>
+                <w:szCs w:val="28"/>
               </w:rPr>
             </w:pPr>
+            <w:proofErr w:type="spellStart"/>
             <w:r>
               <w:rPr>
-                <w:color w:val="000000"/>
+                <w:sz w:val="28"/>
+                <w:szCs w:val="28"/>
               </w:rPr>
-              <w:t>После запуска программы пользователь получает:</w:t>
+              <w:t>Прилоение</w:t>
             </w:r>
-          </w:p>
-          <w:p>
-            <w:pPr>
-              <w:pStyle w:val="NormalWeb"/>
-              <w:spacing w:before="0" w:beforeAutospacing="0" w:after="0" w:afterAutospacing="0"/>
-              <w:jc w:val="both"/>
-              <w:rPr>
-                <w:color w:val="000000"/>
-              </w:rPr>
-            </w:pPr>
+            <w:proofErr w:type="spellEnd"/>
             <w:r>
               <w:rPr>
-                <w:color w:val="000000"/>
+                <w:sz w:val="28"/>
+                <w:szCs w:val="28"/>
               </w:rPr>
-              <w:t>список заказов</w:t>
+              <w:t xml:space="preserve"> работающее с базой данных</w:t>
             </w:r>
-          </w:p>
-          <w:p>
-            <w:pPr>
-              <w:pStyle w:val="NormalWeb"/>
-              <w:spacing w:before="0" w:beforeAutospacing="0" w:after="0" w:afterAutospacing="0"/>
-              <w:jc w:val="both"/>
-              <w:rPr>
-                <w:color w:val="000000"/>
-              </w:rPr>
-            </w:pPr>
-            <w:r>
-              <w:rPr>
-                <w:color w:val="000000"/>
-              </w:rPr>
-              <w:t>возможность создавать новые</w:t>
-            </w:r>
-          </w:p>
-          <w:p>
-            <w:pPr>
-              <w:pStyle w:val="NormalWeb"/>
-              <w:spacing w:before="0" w:beforeAutospacing="0" w:after="0" w:afterAutospacing="0"/>
-              <w:jc w:val="both"/>
-              <w:rPr>
-                <w:color w:val="000000"/>
-              </w:rPr>
-            </w:pPr>
-            <w:r>
-              <w:rPr>
-                <w:color w:val="000000"/>
-              </w:rPr>
-              <w:t>возможность редактировать существующие</w:t>
-            </w:r>
-          </w:p>
-          <w:p>
-            <w:pPr>
-              <w:pStyle w:val="NormalWeb"/>
-              <w:spacing w:before="0" w:beforeAutospacing="0" w:after="0" w:afterAutospacing="0"/>
-              <w:jc w:val="both"/>
-              <w:rPr>
-                <w:color w:val="000000"/>
-              </w:rPr>
-            </w:pPr>
-            <w:r>
-              <w:rPr>
-                <w:color w:val="000000"/>
-              </w:rPr>
-              <w:t>возможность удалять</w:t>
-            </w:r>
-          </w:p>
-          <w:p>
-            <w:pPr>
-              <w:pStyle w:val="NormalWeb"/>
-              <w:spacing w:before="0" w:beforeAutospacing="0" w:after="0" w:afterAutospacing="0"/>
-              <w:jc w:val="both"/>
-              <w:rPr>
-                <w:color w:val="000000"/>
-              </w:rPr>
-            </w:pPr>
-            <w:r>
-              <w:rPr>
-                <w:color w:val="000000"/>
-              </w:rPr>
-              <w:t xml:space="preserve">данные сохраняются в файл </w:t>
-            </w:r>
-            <w:proofErr w:type="spellStart"/>
-            <w:proofErr w:type="gramStart"/>
-            <w:r>
-              <w:rPr>
-                <w:b/>
-                <w:bCs/>
-                <w:color w:val="000000"/>
-              </w:rPr>
-              <w:t>orders.json</w:t>
-            </w:r>
-            <w:proofErr w:type="spellEnd"/>
-            <w:proofErr w:type="gramEnd"/>
-          </w:p>
-          <w:p>
-            <w:pPr>
-              <w:pStyle w:val="NormalWeb"/>
-              <w:spacing w:before="0" w:beforeAutospacing="0" w:after="0" w:afterAutospacing="0"/>
-              <w:jc w:val="both"/>
-              <w:rPr>
-                <w:color w:val="000000"/>
-              </w:rPr>
-            </w:pPr>
-            <w:r>
-              <w:rPr>
-                <w:color w:val="000000"/>
-              </w:rPr>
-              <w:t>при следующем запуске данные загружаются автоматически</w:t>
-            </w:r>
-          </w:p>
-          <w:p>
-            <w:pPr>
-              <w:pStyle w:val="NormalWeb"/>
-              <w:spacing w:before="0" w:beforeAutospacing="0" w:after="0" w:afterAutospacing="0"/>
-              <w:jc w:val="both"/>
-              <w:rPr>
-                <w:color w:val="000000"/>
-              </w:rPr>
-            </w:pPr>
           </w:p>
         </w:tc>
       </w:tr>
     </w:tbl>
     <w:p>
       <w:pPr>
-        <w:jc w:val="both"/>
-        <w:rPr>
-          <w:noProof/>
-          <w:sz w:val="28"/>
-          <w:szCs w:val="28"/>
-        </w:rPr>
-      </w:pPr>
+        <w:autoSpaceDE w:val="0"/>
+        <w:autoSpaceDN w:val="0"/>
+        <w:adjustRightInd w:val="0"/>
+        <w:spacing w:before="360"/>
+        <w:rPr>
+          <w:sz w:val="28"/>
+          <w:szCs w:val="28"/>
+          <w:lang w:val="en-US"/>
+        </w:rPr>
+      </w:pPr>
+      <w:r>
+        <w:rPr>
+          <w:sz w:val="28"/>
+          <w:szCs w:val="28"/>
+        </w:rPr>
+        <w:t>Анализ результатов</w:t>
+      </w:r>
+      <w:r>
+        <w:rPr>
+          <w:sz w:val="28"/>
+          <w:szCs w:val="28"/>
+          <w:lang w:val="en-US"/>
+        </w:rPr>
+        <w:t>:</w:t>
+      </w:r>
     </w:p>
     <w:p>
       <w:pPr>
-        <w:jc w:val="both"/>
-        <w:rPr>
+        <w:widowControl w:val="0"/>
+        <w:autoSpaceDE w:val="0"/>
+        <w:autoSpaceDN w:val="0"/>
+        <w:adjustRightInd w:val="0"/>
+        <w:ind w:firstLine="709"/>
+        <w:jc w:val="center"/>
+        <w:rPr>
+          <w:b/>
+          <w:sz w:val="32"/>
+          <w:szCs w:val="32"/>
+          <w:lang w:val="en-US"/>
+        </w:rPr>
+      </w:pPr>
+      <w:r>
+        <w:rPr>
+          <w:b/>
           <w:noProof/>
-          <w:sz w:val="28"/>
-          <w:szCs w:val="28"/>
-        </w:rPr>
-      </w:pPr>
-      <w:r>
-        <w:rPr>
-          <w:noProof/>
-          <w:sz w:val="28"/>
-          <w:szCs w:val="28"/>
-        </w:rPr>
-        <w:t>Анализ результатов:</w:t>
-      </w:r>
-      <w:r>
-        <w:rPr>
-          <w:noProof/>
-          <w:sz w:val="28"/>
-          <w:szCs w:val="28"/>
-        </w:rPr>
-        <w:t xml:space="preserve"> </w:t>
-      </w:r>
-    </w:p>
-    <w:p>
-      <w:pPr>
-        <w:ind w:firstLine="567"/>
-        <w:jc w:val="center"/>
-        <w:rPr>
-          <w:noProof/>
-          <w:sz w:val="28"/>
-          <w:szCs w:val="28"/>
-        </w:rPr>
-      </w:pPr>
-      <w:r>
-        <w:rPr>
-          <w:noProof/>
-          <w:sz w:val="28"/>
-          <w:szCs w:val="28"/>
+          <w:sz w:val="32"/>
+          <w:szCs w:val="32"/>
+          <w:lang w:val="en-US"/>
         </w:rPr>
         <w:drawing>
-          <wp:anchor distT="0" distB="0" distL="114300" distR="114300" simplePos="0" relativeHeight="251660288" behindDoc="0" locked="0" layoutInCell="1" allowOverlap="1" wp14:anchorId="057CA257" wp14:editId="46976A45">
-            <wp:simplePos x="0" y="0"/>
-            <wp:positionH relativeFrom="page">
-              <wp:posOffset>2651760</wp:posOffset>
-            </wp:positionH>
-            <wp:positionV relativeFrom="paragraph">
-              <wp:posOffset>19050</wp:posOffset>
-            </wp:positionV>
-            <wp:extent cx="3276600" cy="2197100"/>
+          <wp:inline distT="0" distB="0" distL="0" distR="0" wp14:anchorId="35FC5C49" wp14:editId="7B559D5B">
+            <wp:extent cx="4425315" cy="2942181"/>
             <wp:effectExtent l="0" t="0" r="0" b="0"/>
-            <wp:wrapTopAndBottom/>
-            <wp:docPr id="67" name="Рисунок 67"/>
+            <wp:docPr id="66" name="Рисунок 66"/>
             <wp:cNvGraphicFramePr>
               <a:graphicFrameLocks xmlns:a="http://schemas.openxmlformats.org/drawingml/2006/main" noChangeAspect="1"/>
             </wp:cNvGraphicFramePr>
@@ -1593,13 +3107,7 @@
                     <pic:cNvPicPr/>
                   </pic:nvPicPr>
                   <pic:blipFill>
-                    <a:blip r:embed="rId8">
-                      <a:extLst>
-                        <a:ext uri="{28A0092B-C50C-407E-A947-70E740481C1C}">
-                          <a14:useLocalDpi xmlns:a14="http://schemas.microsoft.com/office/drawing/2010/main" val="0"/>
-                        </a:ext>
-                      </a:extLst>
-                    </a:blip>
+                    <a:blip r:embed="rId8"/>
                     <a:stretch>
                       <a:fillRect/>
                     </a:stretch>
@@ -1607,7 +3115,7 @@
                   <pic:spPr>
                     <a:xfrm>
                       <a:off x="0" y="0"/>
-                      <a:ext cx="3276600" cy="2197100"/>
+                      <a:ext cx="4439387" cy="2951537"/>
                     </a:xfrm>
                     <a:prstGeom prst="rect">
                       <a:avLst/>
@@ -1616,96 +3124,51 @@
                 </pic:pic>
               </a:graphicData>
             </a:graphic>
-            <wp14:sizeRelH relativeFrom="margin">
-              <wp14:pctWidth>0</wp14:pctWidth>
-            </wp14:sizeRelH>
-            <wp14:sizeRelV relativeFrom="margin">
-              <wp14:pctHeight>0</wp14:pctHeight>
-            </wp14:sizeRelV>
-          </wp:anchor>
+          </wp:inline>
         </w:drawing>
-      </w:r>
-      <w:r>
-        <w:rPr>
-          <w:noProof/>
-          <w:sz w:val="28"/>
-          <w:szCs w:val="28"/>
-        </w:rPr>
-        <w:t>Рисунок 14</w:t>
-      </w:r>
-      <w:r>
-        <w:rPr>
-          <w:noProof/>
-          <w:sz w:val="28"/>
-          <w:szCs w:val="28"/>
-        </w:rPr>
-        <w:t>.1</w:t>
-      </w:r>
-      <w:r>
-        <w:rPr>
-          <w:noProof/>
-          <w:sz w:val="28"/>
-          <w:szCs w:val="28"/>
-        </w:rPr>
-        <w:t xml:space="preserve"> – Результат работы программы</w:t>
       </w:r>
     </w:p>
     <w:p>
       <w:pPr>
-        <w:ind w:firstLine="567"/>
+        <w:autoSpaceDE w:val="0"/>
+        <w:autoSpaceDN w:val="0"/>
+        <w:adjustRightInd w:val="0"/>
+        <w:spacing w:before="240"/>
+        <w:ind w:firstLine="709"/>
         <w:jc w:val="center"/>
         <w:rPr>
-          <w:noProof/>
-          <w:sz w:val="28"/>
-          <w:szCs w:val="28"/>
-        </w:rPr>
-      </w:pPr>
-    </w:p>
-    <w:p>
-      <w:pPr>
-        <w:ind w:firstLine="567"/>
-        <w:jc w:val="center"/>
-        <w:rPr>
-          <w:noProof/>
-          <w:sz w:val="28"/>
-          <w:szCs w:val="28"/>
-          <w:lang w:val="en-US"/>
-        </w:rPr>
-      </w:pPr>
-    </w:p>
-    <w:p>
-      <w:pPr>
-        <w:ind w:firstLine="567"/>
-        <w:jc w:val="center"/>
-        <w:rPr>
-          <w:noProof/>
-          <w:sz w:val="28"/>
-          <w:szCs w:val="28"/>
-        </w:rPr>
-      </w:pPr>
-      <w:r>
-        <w:rPr>
-          <w:noProof/>
-          <w:sz w:val="28"/>
-          <w:szCs w:val="28"/>
-        </w:rPr>
-        <w:t>Рисунок 14</w:t>
-      </w:r>
-      <w:r>
-        <w:rPr>
-          <w:noProof/>
-          <w:sz w:val="28"/>
-          <w:szCs w:val="28"/>
-        </w:rPr>
-        <w:t xml:space="preserve">.2 </w:t>
-      </w:r>
-      <w:r>
-        <w:rPr>
-          <w:noProof/>
-          <w:sz w:val="28"/>
-          <w:szCs w:val="28"/>
-        </w:rPr>
-        <w:t>– Результат работы программы</w:t>
+          <w:sz w:val="28"/>
+          <w:szCs w:val="28"/>
+        </w:rPr>
+      </w:pPr>
+      <w:r>
+        <w:rPr>
+          <w:sz w:val="28"/>
+          <w:szCs w:val="28"/>
+        </w:rPr>
+        <w:t xml:space="preserve">Рисунок </w:t>
+      </w:r>
+      <w:r>
+        <w:rPr>
+          <w:sz w:val="28"/>
+          <w:szCs w:val="28"/>
+          <w:lang w:val="en-US"/>
+        </w:rPr>
+        <w:t>1</w:t>
+      </w:r>
+      <w:r>
+        <w:rPr>
+          <w:sz w:val="28"/>
+          <w:szCs w:val="28"/>
+        </w:rPr>
+        <w:t>4</w:t>
+      </w:r>
+      <w:r>
+        <w:rPr>
+          <w:sz w:val="28"/>
+          <w:szCs w:val="28"/>
+        </w:rPr>
+        <w:t xml:space="preserve"> – Результат работы программы</w:t>
       </w:r>
     </w:p>
     <w:sectPr>
@@ -1715,7 +3178,7 @@
       <w:headerReference w:type="first" r:id="rId12"/>
       <w:footerReference w:type="first" r:id="rId13"/>
       <w:pgSz w:w="11906" w:h="16838"/>
-      <w:pgMar w:top="851" w:right="567" w:bottom="1560" w:left="1418" w:header="720" w:footer="720" w:gutter="0"/>
+      <w:pgMar w:top="851" w:right="567" w:bottom="1559" w:left="1418" w:header="720" w:footer="720" w:gutter="0"/>
       <w:pgNumType w:start="4"/>
       <w:cols w:space="720"/>
       <w:titlePg/>
@@ -1860,7 +3323,7 @@
         </mc:Choice>
         <mc:Fallback>
           <w:pict>
-            <v:line w14:anchorId="3120A92F" id="Line 61" o:spid="_x0000_s1026" style="position:absolute;z-index:251631616;visibility:visible;mso-wrap-style:square;mso-width-percent:0;mso-height-percent:0;mso-wrap-distance-left:9pt;mso-wrap-distance-top:0;mso-wrap-distance-right:9pt;mso-wrap-distance-bottom:0;mso-position-horizontal:absolute;mso-position-horizontal-relative:page;mso-position-vertical:absolute;mso-position-vertical-relative:page;mso-width-percent:0;mso-height-percent:0;mso-width-relative:page;mso-height-relative:page" from="552.85pt,801.75pt" to="581.2pt,801.75pt" o:gfxdata="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" strokeweight="1.5pt">
+            <v:line w14:anchorId="25617E79" id="Line 61" o:spid="_x0000_s1026" style="position:absolute;z-index:251631616;visibility:visible;mso-wrap-style:square;mso-width-percent:0;mso-height-percent:0;mso-wrap-distance-left:9pt;mso-wrap-distance-top:0;mso-wrap-distance-right:9pt;mso-wrap-distance-bottom:0;mso-position-horizontal:absolute;mso-position-horizontal-relative:page;mso-position-vertical:absolute;mso-position-vertical-relative:page;mso-width-percent:0;mso-height-percent:0;mso-width-relative:page;mso-height-relative:page" from="552.85pt,801.75pt" to="581.2pt,801.75pt" o:gfxdata="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" strokeweight="1.5pt">
               <w10:wrap anchorx="page" anchory="page"/>
             </v:line>
           </w:pict>
@@ -1890,7 +3353,7 @@
         <w:rStyle w:val="PageNumber"/>
         <w:noProof/>
       </w:rPr>
-      <w:t>8</w:t>
+      <w:t>5</w:t>
     </w:r>
     <w:r>
       <w:rPr>
@@ -2103,7 +3566,7 @@
         </mc:Choice>
         <mc:Fallback>
           <w:pict>
-            <v:line w14:anchorId="2BB504CB" id="Line 63" o:spid="_x0000_s1026" style="position:absolute;z-index:251633664;visibility:visible;mso-wrap-style:square;mso-width-percent:0;mso-height-percent:0;mso-wrap-distance-left:9pt;mso-wrap-distance-top:0;mso-wrap-distance-right:9pt;mso-wrap-distance-bottom:0;mso-position-horizontal:absolute;mso-position-horizontal-relative:page;mso-position-vertical:absolute;mso-position-vertical-relative:page;mso-width-percent:0;mso-height-percent:0;mso-width-relative:page;mso-height-relative:page" from="108.75pt,782.95pt" to="108.75pt,825.45pt" o:gfxdata="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" strokeweight="1.5pt">
+            <v:line w14:anchorId="0CF59F52" id="Line 63" o:spid="_x0000_s1026" style="position:absolute;z-index:251633664;visibility:visible;mso-wrap-style:square;mso-width-percent:0;mso-height-percent:0;mso-wrap-distance-left:9pt;mso-wrap-distance-top:0;mso-wrap-distance-right:9pt;mso-wrap-distance-bottom:0;mso-position-horizontal:absolute;mso-position-horizontal-relative:page;mso-position-vertical:absolute;mso-position-vertical-relative:page;mso-width-percent:0;mso-height-percent:0;mso-width-relative:page;mso-height-relative:page" from="108.75pt,782.95pt" to="108.75pt,825.45pt" o:gfxdata="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" strokeweight="1.5pt">
               <w10:wrap anchorx="page" anchory="page"/>
             </v:line>
           </w:pict>
@@ -2178,7 +3641,7 @@
         </mc:Choice>
         <mc:Fallback>
           <w:pict>
-            <v:line w14:anchorId="589C7D5A" id="Line 62" o:spid="_x0000_s1026" style="position:absolute;z-index:251632640;visibility:visible;mso-wrap-style:square;mso-width-percent:0;mso-height-percent:0;mso-wrap-distance-left:9pt;mso-wrap-distance-top:0;mso-wrap-distance-right:9pt;mso-wrap-distance-bottom:0;mso-position-horizontal:absolute;mso-position-horizontal-relative:page;mso-position-vertical:absolute;mso-position-vertical-relative:page;mso-width-percent:0;mso-height-percent:0;mso-width-relative:page;mso-height-relative:page" from="80.75pt,781.9pt" to="80.75pt,824.4pt" o:gfxdata="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" strokeweight="1.5pt">
+            <v:line w14:anchorId="317C87E3" id="Line 62" o:spid="_x0000_s1026" style="position:absolute;z-index:251632640;visibility:visible;mso-wrap-style:square;mso-width-percent:0;mso-height-percent:0;mso-wrap-distance-left:9pt;mso-wrap-distance-top:0;mso-wrap-distance-right:9pt;mso-wrap-distance-bottom:0;mso-position-horizontal:absolute;mso-position-horizontal-relative:page;mso-position-vertical:absolute;mso-position-vertical-relative:page;mso-width-percent:0;mso-height-percent:0;mso-width-relative:page;mso-height-relative:page" from="80.75pt,781.9pt" to="80.75pt,824.4pt" o:gfxdata="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" strokeweight="1.5pt">
               <w10:wrap anchorx="page" anchory="page"/>
             </v:line>
           </w:pict>
@@ -2674,8 +4137,8 @@
                           <w:pPr>
                             <w:jc w:val="center"/>
                             <w:rPr>
-                              <w:szCs w:val="48"/>
-                              <w:lang w:val="en-US"/>
+                              <w:sz w:val="28"/>
+                              <w:szCs w:val="28"/>
                             </w:rPr>
                           </w:pPr>
                           <w:r>
@@ -2698,14 +4161,7 @@
                               <w:sz w:val="28"/>
                               <w:szCs w:val="28"/>
                             </w:rPr>
-                            <w:t>3</w:t>
-                          </w:r>
-                          <w:r>
-                            <w:rPr>
-                              <w:sz w:val="28"/>
-                              <w:szCs w:val="28"/>
-                            </w:rPr>
-                            <w:t>ТП.</w:t>
+                            <w:t>3ТП.</w:t>
                           </w:r>
                           <w:r>
                             <w:rPr>
@@ -2734,23 +4190,51 @@
                               <w:sz w:val="28"/>
                               <w:szCs w:val="28"/>
                             </w:rPr>
-                            <w:t>.</w:t>
+                            <w:t>.1</w:t>
                           </w:r>
                           <w:r>
                             <w:rPr>
                               <w:sz w:val="28"/>
                               <w:szCs w:val="28"/>
                             </w:rPr>
-                            <w:t>1</w:t>
+                            <w:t>8</w:t>
                           </w:r>
-                          <w:r>
+                        </w:p>
+                        <w:p>
+                          <w:pPr>
+                            <w:jc w:val="center"/>
                             <w:rPr>
                               <w:sz w:val="28"/>
                               <w:szCs w:val="28"/>
-                              <w:lang w:val="en-US"/>
                             </w:rPr>
-                            <w:t>8</w:t>
-                          </w:r>
+                          </w:pPr>
+                        </w:p>
+                        <w:p>
+                          <w:pPr>
+                            <w:jc w:val="center"/>
+                            <w:rPr>
+                              <w:i/>
+                              <w:sz w:val="28"/>
+                              <w:szCs w:val="28"/>
+                            </w:rPr>
+                          </w:pPr>
+                        </w:p>
+                        <w:p>
+                          <w:pPr>
+                            <w:jc w:val="center"/>
+                            <w:rPr>
+                              <w:i/>
+                              <w:sz w:val="28"/>
+                              <w:szCs w:val="28"/>
+                            </w:rPr>
+                          </w:pPr>
+                        </w:p>
+                        <w:p>
+                          <w:pPr>
+                            <w:rPr>
+                              <w:szCs w:val="48"/>
+                            </w:rPr>
+                          </w:pPr>
                         </w:p>
                       </w:txbxContent>
                     </wps:txbx>
@@ -2782,8 +4266,8 @@
                     <w:pPr>
                       <w:jc w:val="center"/>
                       <w:rPr>
-                        <w:szCs w:val="48"/>
-                        <w:lang w:val="en-US"/>
+                        <w:sz w:val="28"/>
+                        <w:szCs w:val="28"/>
                       </w:rPr>
                     </w:pPr>
                     <w:r>
@@ -2806,14 +4290,7 @@
                         <w:sz w:val="28"/>
                         <w:szCs w:val="28"/>
                       </w:rPr>
-                      <w:t>3</w:t>
-                    </w:r>
-                    <w:r>
-                      <w:rPr>
-                        <w:sz w:val="28"/>
-                        <w:szCs w:val="28"/>
-                      </w:rPr>
-                      <w:t>ТП.</w:t>
+                      <w:t>3ТП.</w:t>
                     </w:r>
                     <w:r>
                       <w:rPr>
@@ -2842,23 +4319,51 @@
                         <w:sz w:val="28"/>
                         <w:szCs w:val="28"/>
                       </w:rPr>
-                      <w:t>.</w:t>
+                      <w:t>.1</w:t>
                     </w:r>
                     <w:r>
                       <w:rPr>
                         <w:sz w:val="28"/>
                         <w:szCs w:val="28"/>
                       </w:rPr>
-                      <w:t>1</w:t>
+                      <w:t>8</w:t>
                     </w:r>
-                    <w:r>
+                  </w:p>
+                  <w:p>
+                    <w:pPr>
+                      <w:jc w:val="center"/>
                       <w:rPr>
                         <w:sz w:val="28"/>
                         <w:szCs w:val="28"/>
-                        <w:lang w:val="en-US"/>
                       </w:rPr>
-                      <w:t>8</w:t>
-                    </w:r>
+                    </w:pPr>
+                  </w:p>
+                  <w:p>
+                    <w:pPr>
+                      <w:jc w:val="center"/>
+                      <w:rPr>
+                        <w:i/>
+                        <w:sz w:val="28"/>
+                        <w:szCs w:val="28"/>
+                      </w:rPr>
+                    </w:pPr>
+                  </w:p>
+                  <w:p>
+                    <w:pPr>
+                      <w:jc w:val="center"/>
+                      <w:rPr>
+                        <w:i/>
+                        <w:sz w:val="28"/>
+                        <w:szCs w:val="28"/>
+                      </w:rPr>
+                    </w:pPr>
+                  </w:p>
+                  <w:p>
+                    <w:pPr>
+                      <w:rPr>
+                        <w:szCs w:val="48"/>
+                      </w:rPr>
+                    </w:pPr>
                   </w:p>
                 </w:txbxContent>
               </v:textbox>
@@ -3370,7 +4875,7 @@
         </mc:Choice>
         <mc:Fallback>
           <w:pict>
-            <v:line w14:anchorId="5EA2D547" id="Line 65" o:spid="_x0000_s1026" style="position:absolute;z-index:251635712;visibility:visible;mso-wrap-style:square;mso-width-percent:0;mso-height-percent:0;mso-wrap-distance-left:9pt;mso-wrap-distance-top:0;mso-wrap-distance-right:9pt;mso-wrap-distance-bottom:0;mso-position-horizontal:absolute;mso-position-horizontal-relative:page;mso-position-vertical:absolute;mso-position-vertical-relative:page;mso-width-percent:0;mso-height-percent:0;mso-width-relative:page;mso-height-relative:page" from="212.65pt,781.9pt" to="212.65pt,824.4pt" o:gfxdata="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" strokeweight="1.5pt">
+            <v:line w14:anchorId="4752895B" id="Line 65" o:spid="_x0000_s1026" style="position:absolute;z-index:251635712;visibility:visible;mso-wrap-style:square;mso-width-percent:0;mso-height-percent:0;mso-wrap-distance-left:9pt;mso-wrap-distance-top:0;mso-wrap-distance-right:9pt;mso-wrap-distance-bottom:0;mso-position-horizontal:absolute;mso-position-horizontal-relative:page;mso-position-vertical:absolute;mso-position-vertical-relative:page;mso-width-percent:0;mso-height-percent:0;mso-width-relative:page;mso-height-relative:page" from="212.65pt,781.9pt" to="212.65pt,824.4pt" o:gfxdata="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" strokeweight="1.5pt">
               <w10:wrap anchorx="page" anchory="page"/>
             </v:line>
           </w:pict>
@@ -3445,7 +4950,7 @@
         </mc:Choice>
         <mc:Fallback>
           <w:pict>
-            <v:line w14:anchorId="35C5F1E1" id="Line 64" o:spid="_x0000_s1026" style="position:absolute;z-index:251634688;visibility:visible;mso-wrap-style:square;mso-width-percent:0;mso-height-percent:0;mso-wrap-distance-left:9pt;mso-wrap-distance-top:0;mso-wrap-distance-right:9pt;mso-wrap-distance-bottom:0;mso-position-horizontal:absolute;mso-position-horizontal-relative:page;mso-position-vertical:absolute;mso-position-vertical-relative:page;mso-width-percent:0;mso-height-percent:0;mso-width-relative:page;mso-height-relative:page" from="170.1pt,781.9pt" to="170.1pt,824.4pt" o:gfxdata="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" strokeweight="1.5pt">
+            <v:line w14:anchorId="588D31CC" id="Line 64" o:spid="_x0000_s1026" style="position:absolute;z-index:251634688;visibility:visible;mso-wrap-style:square;mso-width-percent:0;mso-height-percent:0;mso-wrap-distance-left:9pt;mso-wrap-distance-top:0;mso-wrap-distance-right:9pt;mso-wrap-distance-bottom:0;mso-position-horizontal:absolute;mso-position-horizontal-relative:page;mso-position-vertical:absolute;mso-position-vertical-relative:page;mso-width-percent:0;mso-height-percent:0;mso-width-relative:page;mso-height-relative:page" from="170.1pt,781.9pt" to="170.1pt,824.4pt" o:gfxdata="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" strokeweight="1.5pt">
               <w10:wrap anchorx="page" anchory="page"/>
             </v:line>
           </w:pict>
@@ -3520,7 +5025,7 @@
         </mc:Choice>
         <mc:Fallback>
           <w:pict>
-            <v:line w14:anchorId="5484D27A" id="Line 60" o:spid="_x0000_s1026" style="position:absolute;z-index:251630592;visibility:visible;mso-wrap-style:square;mso-width-percent:0;mso-height-percent:0;mso-wrap-distance-left:9pt;mso-wrap-distance-top:0;mso-wrap-distance-right:9pt;mso-wrap-distance-bottom:0;mso-position-horizontal:absolute;mso-position-horizontal-relative:page;mso-position-vertical:absolute;mso-position-vertical-relative:page;mso-width-percent:0;mso-height-percent:0;mso-width-relative:page;mso-height-relative:page" from="552.85pt,781.9pt" to="552.85pt,824.4pt" o:gfxdata="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" strokeweight="1.5pt">
+            <v:line w14:anchorId="02C248A6" id="Line 60" o:spid="_x0000_s1026" style="position:absolute;z-index:251630592;visibility:visible;mso-wrap-style:square;mso-width-percent:0;mso-height-percent:0;mso-wrap-distance-left:9pt;mso-wrap-distance-top:0;mso-wrap-distance-right:9pt;mso-wrap-distance-bottom:0;mso-position-horizontal:absolute;mso-position-horizontal-relative:page;mso-position-vertical:absolute;mso-position-vertical-relative:page;mso-width-percent:0;mso-height-percent:0;mso-width-relative:page;mso-height-relative:page" from="552.85pt,781.9pt" to="552.85pt,824.4pt" o:gfxdata="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" strokeweight="1.5pt">
               <w10:wrap anchorx="page" anchory="page"/>
             </v:line>
           </w:pict>
@@ -3595,7 +5100,7 @@
         </mc:Choice>
         <mc:Fallback>
           <w:pict>
-            <v:line w14:anchorId="01DFC5EC" id="Line 59" o:spid="_x0000_s1026" style="position:absolute;z-index:251629568;visibility:visible;mso-wrap-style:square;mso-width-percent:0;mso-height-percent:0;mso-wrap-distance-left:9pt;mso-wrap-distance-top:0;mso-wrap-distance-right:9pt;mso-wrap-distance-bottom:0;mso-position-horizontal:absolute;mso-position-horizontal-relative:page;mso-position-vertical:absolute;mso-position-vertical-relative:page;mso-width-percent:0;mso-height-percent:0;mso-width-relative:page;mso-height-relative:page" from="56.7pt,810.25pt" to="240.95pt,810.25pt" o:gfxdata="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" strokeweight="1.5pt">
+            <v:line w14:anchorId="14EC0C17" id="Line 59" o:spid="_x0000_s1026" style="position:absolute;z-index:251629568;visibility:visible;mso-wrap-style:square;mso-width-percent:0;mso-height-percent:0;mso-wrap-distance-left:9pt;mso-wrap-distance-top:0;mso-wrap-distance-right:9pt;mso-wrap-distance-bottom:0;mso-position-horizontal:absolute;mso-position-horizontal-relative:page;mso-position-vertical:absolute;mso-position-vertical-relative:page;mso-width-percent:0;mso-height-percent:0;mso-width-relative:page;mso-height-relative:page" from="56.7pt,810.25pt" to="240.95pt,810.25pt" o:gfxdata="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" strokeweight="1.5pt">
               <w10:wrap anchorx="page" anchory="page"/>
             </v:line>
           </w:pict>
@@ -3670,7 +5175,7 @@
         </mc:Choice>
         <mc:Fallback>
           <w:pict>
-            <v:line w14:anchorId="2D1AA028" id="Line 58" o:spid="_x0000_s1026" style="position:absolute;z-index:251628544;visibility:visible;mso-wrap-style:square;mso-width-percent:0;mso-height-percent:0;mso-wrap-distance-left:9pt;mso-wrap-distance-top:0;mso-wrap-distance-right:9pt;mso-wrap-distance-bottom:0;mso-position-horizontal:absolute;mso-position-horizontal-relative:page;mso-position-vertical:absolute;mso-position-vertical-relative:page;mso-width-percent:0;mso-height-percent:0;mso-width-relative:page;mso-height-relative:page" from="241pt,781.9pt" to="241pt,824.4pt" o:gfxdata="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" strokeweight="1.5pt">
+            <v:line w14:anchorId="24644261" id="Line 58" o:spid="_x0000_s1026" style="position:absolute;z-index:251628544;visibility:visible;mso-wrap-style:square;mso-width-percent:0;mso-height-percent:0;mso-wrap-distance-left:9pt;mso-wrap-distance-top:0;mso-wrap-distance-right:9pt;mso-wrap-distance-bottom:0;mso-position-horizontal:absolute;mso-position-horizontal-relative:page;mso-position-vertical:absolute;mso-position-vertical-relative:page;mso-width-percent:0;mso-height-percent:0;mso-width-relative:page;mso-height-relative:page" from="241pt,781.9pt" to="241pt,824.4pt" o:gfxdata="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" strokeweight="1.5pt">
               <w10:wrap anchorx="page" anchory="page"/>
             </v:line>
           </w:pict>
@@ -3745,7 +5250,7 @@
         </mc:Choice>
         <mc:Fallback>
           <w:pict>
-            <v:line w14:anchorId="4BD3E83A" id="Line 57" o:spid="_x0000_s1026" style="position:absolute;z-index:251627520;visibility:visible;mso-wrap-style:square;mso-width-percent:0;mso-height-percent:0;mso-wrap-distance-left:9pt;mso-wrap-distance-top:0;mso-wrap-distance-right:9pt;mso-wrap-distance-bottom:0;mso-position-horizontal:absolute;mso-position-horizontal-relative:page;mso-position-vertical:absolute;mso-position-vertical-relative:page;mso-width-percent:0;mso-height-percent:0;mso-width-relative:page;mso-height-relative:page" from="56.7pt,796.05pt" to="240.95pt,796.05pt" o:gfxdata="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">
+            <v:line w14:anchorId="208A6922" id="Line 57" o:spid="_x0000_s1026" style="position:absolute;z-index:251627520;visibility:visible;mso-wrap-style:square;mso-width-percent:0;mso-height-percent:0;mso-wrap-distance-left:9pt;mso-wrap-distance-top:0;mso-wrap-distance-right:9pt;mso-wrap-distance-bottom:0;mso-position-horizontal:absolute;mso-position-horizontal-relative:page;mso-position-vertical:absolute;mso-position-vertical-relative:page;mso-width-percent:0;mso-height-percent:0;mso-width-relative:page;mso-height-relative:page" from="56.7pt,796.05pt" to="240.95pt,796.05pt" o:gfxdata="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">
               <w10:wrap anchorx="page" anchory="page"/>
             </v:line>
           </w:pict>
@@ -3820,7 +5325,7 @@
         </mc:Choice>
         <mc:Fallback>
           <w:pict>
-            <v:line w14:anchorId="21E27275" id="Line 56" o:spid="_x0000_s1026" style="position:absolute;z-index:251626496;visibility:visible;mso-wrap-style:square;mso-width-percent:0;mso-height-percent:0;mso-wrap-distance-left:9pt;mso-wrap-distance-top:0;mso-wrap-distance-right:9pt;mso-wrap-distance-bottom:0;mso-position-horizontal:absolute;mso-position-horizontal-relative:page;mso-position-vertical:absolute;mso-position-vertical-relative:page;mso-width-percent:0;mso-height-percent:0;mso-width-relative:page;mso-height-relative:page" from="56.7pt,781.9pt" to="581.1pt,781.9pt" o:gfxdata="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" strokeweight="1.5pt">
+            <v:line w14:anchorId="5AADA979" id="Line 56" o:spid="_x0000_s1026" style="position:absolute;z-index:251626496;visibility:visible;mso-wrap-style:square;mso-width-percent:0;mso-height-percent:0;mso-wrap-distance-left:9pt;mso-wrap-distance-top:0;mso-wrap-distance-right:9pt;mso-wrap-distance-bottom:0;mso-position-horizontal:absolute;mso-position-horizontal-relative:page;mso-position-vertical:absolute;mso-position-vertical-relative:page;mso-width-percent:0;mso-height-percent:0;mso-width-relative:page;mso-height-relative:page" from="56.7pt,781.9pt" to="581.1pt,781.9pt" o:gfxdata="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" strokeweight="1.5pt">
               <w10:wrap anchorx="page" anchory="page"/>
             </v:line>
           </w:pict>
@@ -3954,7 +5459,6 @@
                             <w:t xml:space="preserve"> </w:t>
                           </w:r>
                           <w:proofErr w:type="spellStart"/>
-                          <w:proofErr w:type="gramStart"/>
                           <w:r>
                             <w:rPr>
                               <w:rFonts w:ascii="ISOCPEUR" w:hAnsi="ISOCPEUR"/>
@@ -3964,7 +5468,6 @@
                             <w:t>Н.контр</w:t>
                           </w:r>
                           <w:proofErr w:type="spellEnd"/>
-                          <w:proofErr w:type="gramEnd"/>
                           <w:r>
                             <w:rPr>
                               <w:rFonts w:ascii="ISOCPEUR" w:hAnsi="ISOCPEUR"/>
@@ -4011,13 +5514,23 @@
                     <w:r>
                       <w:t xml:space="preserve"> </w:t>
                     </w:r>
+                    <w:proofErr w:type="spellStart"/>
                     <w:r>
                       <w:rPr>
                         <w:rFonts w:ascii="ISOCPEUR" w:hAnsi="ISOCPEUR"/>
                         <w:i/>
                         <w:sz w:val="22"/>
                       </w:rPr>
-                      <w:t>Н.контр.</w:t>
+                      <w:t>Н.контр</w:t>
+                    </w:r>
+                    <w:proofErr w:type="spellEnd"/>
+                    <w:r>
+                      <w:rPr>
+                        <w:rFonts w:ascii="ISOCPEUR" w:hAnsi="ISOCPEUR"/>
+                        <w:i/>
+                        <w:sz w:val="22"/>
+                      </w:rPr>
+                      <w:t>.</w:t>
                     </w:r>
                   </w:p>
                 </w:txbxContent>
@@ -4173,13 +5686,13 @@
       <mc:AlternateContent>
         <mc:Choice Requires="wps">
           <w:drawing>
-            <wp:anchor distT="0" distB="0" distL="114300" distR="114300" simplePos="0" relativeHeight="251680768" behindDoc="0" locked="0" layoutInCell="1" allowOverlap="1" wp14:anchorId="58707E50" wp14:editId="1AA73264">
+            <wp:anchor distT="0" distB="0" distL="114300" distR="114300" simplePos="0" relativeHeight="251680768" behindDoc="0" locked="0" layoutInCell="1" allowOverlap="1" wp14:anchorId="58707E50" wp14:editId="4CDA7A45">
               <wp:simplePos x="0" y="0"/>
               <wp:positionH relativeFrom="column">
-                <wp:posOffset>2212975</wp:posOffset>
+                <wp:posOffset>2228215</wp:posOffset>
               </wp:positionH>
               <wp:positionV relativeFrom="paragraph">
-                <wp:posOffset>-492125</wp:posOffset>
+                <wp:posOffset>-410845</wp:posOffset>
               </wp:positionV>
               <wp:extent cx="2434590" cy="901700"/>
               <wp:effectExtent l="1270" t="635" r="2540" b="2540"/>
@@ -4232,44 +5745,18 @@
                           <w:pPr>
                             <w:jc w:val="center"/>
                             <w:rPr>
-                              <w:noProof/>
-                              <w:sz w:val="28"/>
-                              <w:szCs w:val="28"/>
+                              <w:rFonts w:ascii="GOST type B" w:hAnsi="GOST type B"/>
+                              <w:i/>
+                              <w:sz w:val="26"/>
+                              <w:szCs w:val="26"/>
                             </w:rPr>
                           </w:pPr>
                           <w:r>
                             <w:rPr>
-                              <w:noProof/>
-                              <w:sz w:val="28"/>
-                              <w:szCs w:val="28"/>
+                              <w:sz w:val="26"/>
+                              <w:szCs w:val="26"/>
                             </w:rPr>
-                            <w:t>Технологии создания</w:t>
-                          </w:r>
-                          <w:r>
-                            <w:rPr>
-                              <w:noProof/>
-                              <w:sz w:val="28"/>
-                              <w:szCs w:val="28"/>
-                            </w:rPr>
-                            <w:t xml:space="preserve"> графического пользовательского</w:t>
-                          </w:r>
-                        </w:p>
-                        <w:p>
-                          <w:pPr>
-                            <w:jc w:val="center"/>
-                            <w:rPr>
-                              <w:noProof/>
-                              <w:sz w:val="28"/>
-                              <w:szCs w:val="28"/>
-                            </w:rPr>
-                          </w:pPr>
-                          <w:r>
-                            <w:rPr>
-                              <w:noProof/>
-                              <w:sz w:val="28"/>
-                              <w:szCs w:val="28"/>
-                            </w:rPr>
-                            <w:t>интерфейса</w:t>
+                            <w:t>РАБОТА С БАЗАМИ ДАННЫХ. ТЕХНОЛОГИИ ДОСТУПА К ДАННЫМ</w:t>
                           </w:r>
                         </w:p>
                       </w:txbxContent>
@@ -4291,51 +5778,25 @@
         </mc:Choice>
         <mc:Fallback>
           <w:pict>
-            <v:shape w14:anchorId="58707E50" id="Text Box 102" o:spid="_x0000_s1037" type="#_x0000_t202" style="position:absolute;margin-left:174.25pt;margin-top:-38.75pt;width:191.7pt;height:71pt;z-index:251680768;visibility:visible;mso-wrap-style:square;mso-width-percent:0;mso-height-percent:0;mso-wrap-distance-left:9pt;mso-wrap-distance-top:0;mso-wrap-distance-right:9pt;mso-wrap-distance-bottom:0;mso-position-horizontal:absolute;mso-position-horizontal-relative:text;mso-position-vertical:absolute;mso-position-vertical-relative:text;mso-width-percent:0;mso-height-percent:0;mso-width-relative:page;mso-height-relative:page;v-text-anchor:top" o:gfxdata="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" filled="f" stroked="f">
+            <v:shape w14:anchorId="58707E50" id="Text Box 102" o:spid="_x0000_s1037" type="#_x0000_t202" style="position:absolute;margin-left:175.45pt;margin-top:-32.35pt;width:191.7pt;height:71pt;z-index:251680768;visibility:visible;mso-wrap-style:square;mso-width-percent:0;mso-height-percent:0;mso-wrap-distance-left:9pt;mso-wrap-distance-top:0;mso-wrap-distance-right:9pt;mso-wrap-distance-bottom:0;mso-position-horizontal:absolute;mso-position-horizontal-relative:text;mso-position-vertical:absolute;mso-position-vertical-relative:text;mso-width-percent:0;mso-height-percent:0;mso-width-relative:page;mso-height-relative:page;v-text-anchor:top" o:gfxdata="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" filled="f" stroked="f">
               <v:textbox inset="0,0,0,0">
                 <w:txbxContent>
                   <w:p>
                     <w:pPr>
                       <w:jc w:val="center"/>
                       <w:rPr>
-                        <w:noProof/>
-                        <w:sz w:val="28"/>
-                        <w:szCs w:val="28"/>
+                        <w:rFonts w:ascii="GOST type B" w:hAnsi="GOST type B"/>
+                        <w:i/>
+                        <w:sz w:val="26"/>
+                        <w:szCs w:val="26"/>
                       </w:rPr>
                     </w:pPr>
                     <w:r>
                       <w:rPr>
-                        <w:noProof/>
-                        <w:sz w:val="28"/>
-                        <w:szCs w:val="28"/>
+                        <w:sz w:val="26"/>
+                        <w:szCs w:val="26"/>
                       </w:rPr>
-                      <w:t>Технологии создания</w:t>
-                    </w:r>
-                    <w:r>
-                      <w:rPr>
-                        <w:noProof/>
-                        <w:sz w:val="28"/>
-                        <w:szCs w:val="28"/>
-                      </w:rPr>
-                      <w:t xml:space="preserve"> графического пользовательского</w:t>
-                    </w:r>
-                  </w:p>
-                  <w:p>
-                    <w:pPr>
-                      <w:jc w:val="center"/>
-                      <w:rPr>
-                        <w:noProof/>
-                        <w:sz w:val="28"/>
-                        <w:szCs w:val="28"/>
-                      </w:rPr>
-                    </w:pPr>
-                    <w:r>
-                      <w:rPr>
-                        <w:noProof/>
-                        <w:sz w:val="28"/>
-                        <w:szCs w:val="28"/>
-                      </w:rPr>
-                      <w:t>интерфейса</w:t>
+                      <w:t>РАБОТА С БАЗАМИ ДАННЫХ. ТЕХНОЛОГИИ ДОСТУПА К ДАННЫМ</w:t>
                     </w:r>
                   </w:p>
                 </w:txbxContent>
@@ -4412,6 +5873,7 @@
                             <w:rPr>
                               <w:sz w:val="18"/>
                               <w:szCs w:val="16"/>
+                              <w:lang w:val="en-US"/>
                             </w:rPr>
                           </w:pPr>
                           <w:r>
@@ -4427,22 +5889,7 @@
                               <w:szCs w:val="16"/>
                               <w:lang w:val="en-US"/>
                             </w:rPr>
-                            <w:t>.</w:t>
-                          </w:r>
-                          <w:r>
-                            <w:rPr>
-                              <w:sz w:val="16"/>
-                              <w:szCs w:val="16"/>
-                            </w:rPr>
-                            <w:t>С</w:t>
-                          </w:r>
-                          <w:r>
-                            <w:rPr>
-                              <w:sz w:val="16"/>
-                              <w:szCs w:val="16"/>
-                              <w:lang w:val="en-US"/>
-                            </w:rPr>
-                            <w:t>.</w:t>
+                            <w:t>. C.</w:t>
                           </w:r>
                         </w:p>
                       </w:txbxContent>
@@ -4476,6 +5923,7 @@
                       <w:rPr>
                         <w:sz w:val="18"/>
                         <w:szCs w:val="16"/>
+                        <w:lang w:val="en-US"/>
                       </w:rPr>
                     </w:pPr>
                     <w:r>
@@ -4491,22 +5939,7 @@
                         <w:szCs w:val="16"/>
                         <w:lang w:val="en-US"/>
                       </w:rPr>
-                      <w:t>.</w:t>
-                    </w:r>
-                    <w:r>
-                      <w:rPr>
-                        <w:sz w:val="16"/>
-                        <w:szCs w:val="16"/>
-                      </w:rPr>
-                      <w:t>С</w:t>
-                    </w:r>
-                    <w:r>
-                      <w:rPr>
-                        <w:sz w:val="16"/>
-                        <w:szCs w:val="16"/>
-                        <w:lang w:val="en-US"/>
-                      </w:rPr>
-                      <w:t>.</w:t>
+                      <w:t>. C.</w:t>
                     </w:r>
                   </w:p>
                 </w:txbxContent>
@@ -4737,7 +6170,7 @@
         </mc:Choice>
         <mc:Fallback>
           <w:pict>
-            <v:line w14:anchorId="7120F6C3" id="Line 19" o:spid="_x0000_s1026" style="position:absolute;z-index:251653120;visibility:visible;mso-wrap-style:square;mso-width-percent:0;mso-height-percent:0;mso-wrap-distance-left:9pt;mso-wrap-distance-top:0;mso-wrap-distance-right:9pt;mso-wrap-distance-bottom:0;mso-position-horizontal:absolute;mso-position-horizontal-relative:page;mso-position-vertical:absolute;mso-position-vertical-relative:page;mso-width-percent:0;mso-height-percent:0;mso-width-relative:page;mso-height-relative:page" from="108.6pt,711.85pt" to="108.6pt,825.25pt" o:gfxdata="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" strokeweight="1.5pt">
+            <v:line w14:anchorId="6F484C69" id="Line 19" o:spid="_x0000_s1026" style="position:absolute;z-index:251653120;visibility:visible;mso-wrap-style:square;mso-width-percent:0;mso-height-percent:0;mso-wrap-distance-left:9pt;mso-wrap-distance-top:0;mso-wrap-distance-right:9pt;mso-wrap-distance-bottom:0;mso-position-horizontal:absolute;mso-position-horizontal-relative:page;mso-position-vertical:absolute;mso-position-vertical-relative:page;mso-width-percent:0;mso-height-percent:0;mso-width-relative:page;mso-height-relative:page" from="108.6pt,711.85pt" to="108.6pt,825.25pt" o:gfxdata="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" strokeweight="1.5pt">
               <w10:wrap anchorx="page" anchory="page"/>
             </v:line>
           </w:pict>
@@ -4812,7 +6245,7 @@
         </mc:Choice>
         <mc:Fallback>
           <w:pict>
-            <v:line w14:anchorId="76128DEE" id="Line 18" o:spid="_x0000_s1026" style="position:absolute;z-index:251652096;visibility:visible;mso-wrap-style:square;mso-width-percent:0;mso-height-percent:0;mso-wrap-distance-left:9pt;mso-wrap-distance-top:0;mso-wrap-distance-right:9pt;mso-wrap-distance-bottom:0;mso-position-horizontal:absolute;mso-position-horizontal-relative:page;mso-position-vertical:absolute;mso-position-vertical-relative:page;mso-width-percent:0;mso-height-percent:0;mso-width-relative:page;mso-height-relative:page" from="79.75pt,711.85pt" to="79.75pt,754.35pt" o:gfxdata="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" strokeweight="1.5pt">
+            <v:line w14:anchorId="0489EDC9" id="Line 18" o:spid="_x0000_s1026" style="position:absolute;z-index:251652096;visibility:visible;mso-wrap-style:square;mso-width-percent:0;mso-height-percent:0;mso-wrap-distance-left:9pt;mso-wrap-distance-top:0;mso-wrap-distance-right:9pt;mso-wrap-distance-bottom:0;mso-position-horizontal:absolute;mso-position-horizontal-relative:page;mso-position-vertical:absolute;mso-position-vertical-relative:page;mso-width-percent:0;mso-height-percent:0;mso-width-relative:page;mso-height-relative:page" from="79.75pt,711.85pt" to="79.75pt,754.35pt" o:gfxdata="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" strokeweight="1.5pt">
               <w10:wrap anchorx="page" anchory="page"/>
             </v:line>
           </w:pict>
@@ -4951,8 +6384,19 @@
                         <w:spacing w:val="-20"/>
                         <w:sz w:val="22"/>
                       </w:rPr>
-                      <w:t>№ докум</w:t>
+                      <w:t xml:space="preserve">№ </w:t>
                     </w:r>
+                    <w:proofErr w:type="spellStart"/>
+                    <w:r>
+                      <w:rPr>
+                        <w:rFonts w:ascii="ISOCPEUR" w:hAnsi="ISOCPEUR"/>
+                        <w:i/>
+                        <w:spacing w:val="-20"/>
+                        <w:sz w:val="22"/>
+                      </w:rPr>
+                      <w:t>докум</w:t>
+                    </w:r>
+                    <w:proofErr w:type="spellEnd"/>
                   </w:p>
                 </w:txbxContent>
               </v:textbox>
@@ -5146,7 +6590,7 @@
         </mc:Choice>
         <mc:Fallback>
           <w:pict>
-            <v:line w14:anchorId="7106DD1C" id="Line 116" o:spid="_x0000_s1026" style="position:absolute;z-index:251689984;visibility:visible;mso-wrap-style:square;mso-width-percent:0;mso-height-percent:0;mso-wrap-distance-left:9pt;mso-wrap-distance-top:0;mso-wrap-distance-right:9pt;mso-wrap-distance-bottom:0;mso-position-horizontal:absolute;mso-position-horizontal-relative:page;mso-position-vertical:absolute;mso-position-vertical-relative:page;mso-width-percent:0;mso-height-percent:0;mso-width-relative:page;mso-height-relative:page" from="467.65pt,768.45pt" to="467.65pt,781.65pt" o:gfxdata="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" strokeweight="1.5pt">
+            <v:line w14:anchorId="443B5111" id="Line 116" o:spid="_x0000_s1026" style="position:absolute;z-index:251689984;visibility:visible;mso-wrap-style:square;mso-width-percent:0;mso-height-percent:0;mso-wrap-distance-left:9pt;mso-wrap-distance-top:0;mso-wrap-distance-right:9pt;mso-wrap-distance-bottom:0;mso-position-horizontal:absolute;mso-position-horizontal-relative:page;mso-position-vertical:absolute;mso-position-vertical-relative:page;mso-width-percent:0;mso-height-percent:0;mso-width-relative:page;mso-height-relative:page" from="467.65pt,768.45pt" to="467.65pt,781.65pt" o:gfxdata="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" strokeweight="1.5pt">
               <w10:wrap anchorx="page" anchory="page"/>
             </v:line>
           </w:pict>
@@ -5221,7 +6665,7 @@
         </mc:Choice>
         <mc:Fallback>
           <w:pict>
-            <v:line w14:anchorId="0AC734DA" id="Line 115" o:spid="_x0000_s1026" style="position:absolute;z-index:251688960;visibility:visible;mso-wrap-style:square;mso-width-percent:0;mso-height-percent:0;mso-wrap-distance-left:9pt;mso-wrap-distance-top:0;mso-wrap-distance-right:9pt;mso-wrap-distance-bottom:0;mso-position-horizontal:absolute;mso-position-horizontal-relative:page;mso-position-vertical:absolute;mso-position-vertical-relative:page;mso-width-percent:0;mso-height-percent:0;mso-width-relative:page;mso-height-relative:page" from="453pt,767.45pt" to="453pt,782.2pt" o:gfxdata="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" strokeweight="1.5pt">
+            <v:line w14:anchorId="628D5BEE" id="Line 115" o:spid="_x0000_s1026" style="position:absolute;z-index:251688960;visibility:visible;mso-wrap-style:square;mso-width-percent:0;mso-height-percent:0;mso-wrap-distance-left:9pt;mso-wrap-distance-top:0;mso-wrap-distance-right:9pt;mso-wrap-distance-bottom:0;mso-position-horizontal:absolute;mso-position-horizontal-relative:page;mso-position-vertical:absolute;mso-position-vertical-relative:page;mso-width-percent:0;mso-height-percent:0;mso-width-relative:page;mso-height-relative:page" from="453pt,767.45pt" to="453pt,782.2pt" o:gfxdata="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" strokeweight="1.5pt">
               <w10:wrap anchorx="page" anchory="page"/>
             </v:line>
           </w:pict>
@@ -5296,7 +6740,7 @@
         </mc:Choice>
         <mc:Fallback>
           <w:pict>
-            <v:line w14:anchorId="174E545D" id="Line 25" o:spid="_x0000_s1026" style="position:absolute;z-index:251658240;visibility:visible;mso-wrap-style:square;mso-width-percent:0;mso-height-percent:0;mso-wrap-distance-left:9pt;mso-wrap-distance-top:0;mso-wrap-distance-right:9pt;mso-wrap-distance-bottom:0;mso-position-horizontal:absolute;mso-position-horizontal-relative:page;mso-position-vertical:absolute;mso-position-vertical-relative:page;mso-width-percent:0;mso-height-percent:0;mso-width-relative:page;mso-height-relative:page" from="481.9pt,753.5pt" to="481.9pt,781.85pt" o:gfxdata="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" strokeweight="1.5pt">
+            <v:line w14:anchorId="2F52A7C0" id="Line 25" o:spid="_x0000_s1026" style="position:absolute;z-index:251658240;visibility:visible;mso-wrap-style:square;mso-width-percent:0;mso-height-percent:0;mso-wrap-distance-left:9pt;mso-wrap-distance-top:0;mso-wrap-distance-right:9pt;mso-wrap-distance-bottom:0;mso-position-horizontal:absolute;mso-position-horizontal-relative:page;mso-position-vertical:absolute;mso-position-vertical-relative:page;mso-width-percent:0;mso-height-percent:0;mso-width-relative:page;mso-height-relative:page" from="481.9pt,753.5pt" to="481.9pt,781.85pt" o:gfxdata="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" strokeweight="1.5pt">
               <w10:wrap anchorx="page" anchory="page"/>
             </v:line>
           </w:pict>
@@ -5866,13 +7310,23 @@
                       </w:rPr>
                       <w:t xml:space="preserve"> </w:t>
                     </w:r>
+                    <w:proofErr w:type="spellStart"/>
                     <w:r>
                       <w:rPr>
                         <w:rFonts w:ascii="ISOCPEUR" w:hAnsi="ISOCPEUR"/>
                         <w:i/>
                         <w:sz w:val="22"/>
                       </w:rPr>
-                      <w:t>Разраб.</w:t>
+                      <w:t>Разраб</w:t>
+                    </w:r>
+                    <w:proofErr w:type="spellEnd"/>
+                    <w:r>
+                      <w:rPr>
+                        <w:rFonts w:ascii="ISOCPEUR" w:hAnsi="ISOCPEUR"/>
+                        <w:i/>
+                        <w:sz w:val="22"/>
+                      </w:rPr>
+                      <w:t>.</w:t>
                     </w:r>
                   </w:p>
                 </w:txbxContent>
@@ -6142,7 +7596,7 @@
       <mc:AlternateContent>
         <mc:Choice Requires="wps">
           <w:drawing>
-            <wp:anchor distT="0" distB="0" distL="114300" distR="114300" simplePos="0" relativeHeight="251673600" behindDoc="0" locked="0" layoutInCell="1" allowOverlap="1" wp14:anchorId="52B5CD54" wp14:editId="118B45EE">
+            <wp:anchor distT="0" distB="0" distL="114300" distR="114300" simplePos="0" relativeHeight="251673600" behindDoc="0" locked="0" layoutInCell="1" allowOverlap="1" wp14:anchorId="52B5CD54" wp14:editId="782DB489">
               <wp:simplePos x="0" y="0"/>
               <wp:positionH relativeFrom="column">
                 <wp:posOffset>538480</wp:posOffset>
@@ -6373,7 +7827,6 @@
                             <w:rPr>
                               <w:sz w:val="28"/>
                               <w:szCs w:val="28"/>
-                              <w:lang w:val="en-US"/>
                             </w:rPr>
                           </w:pPr>
                           <w:r>
@@ -6396,14 +7849,7 @@
                               <w:sz w:val="28"/>
                               <w:szCs w:val="28"/>
                             </w:rPr>
-                            <w:t>3</w:t>
-                          </w:r>
-                          <w:r>
-                            <w:rPr>
-                              <w:sz w:val="28"/>
-                              <w:szCs w:val="28"/>
-                            </w:rPr>
-                            <w:t>ТП.</w:t>
+                            <w:t>3ТП.</w:t>
                           </w:r>
                           <w:r>
                             <w:rPr>
@@ -6438,7 +7884,6 @@
                             <w:rPr>
                               <w:sz w:val="28"/>
                               <w:szCs w:val="28"/>
-                              <w:lang w:val="en-US"/>
                             </w:rPr>
                             <w:t>8</w:t>
                           </w:r>
@@ -6447,6 +7892,26 @@
                           <w:pPr>
                             <w:jc w:val="center"/>
                             <w:rPr>
+                              <w:sz w:val="28"/>
+                              <w:szCs w:val="28"/>
+                            </w:rPr>
+                          </w:pPr>
+                        </w:p>
+                        <w:p>
+                          <w:pPr>
+                            <w:jc w:val="center"/>
+                            <w:rPr>
+                              <w:i/>
+                              <w:sz w:val="28"/>
+                              <w:szCs w:val="28"/>
+                            </w:rPr>
+                          </w:pPr>
+                        </w:p>
+                        <w:p>
+                          <w:pPr>
+                            <w:jc w:val="center"/>
+                            <w:rPr>
+                              <w:i/>
                               <w:sz w:val="28"/>
                               <w:szCs w:val="28"/>
                             </w:rPr>
@@ -6481,11 +7946,7 @@
         </mc:Choice>
         <mc:Fallback>
           <w:pict>
-            <v:shapetype w14:anchorId="238E4D5E" id="_x0000_t202" coordsize="21600,21600" o:spt="202" path="m,l,21600r21600,l21600,xe">
-              <v:stroke joinstyle="miter"/>
-              <v:path gradientshapeok="t" o:connecttype="rect"/>
-            </v:shapetype>
-            <v:shape id="Text Box 103" o:spid="_x0000_s1049" type="#_x0000_t202" style="position:absolute;margin-left:169.9pt;margin-top:-69.25pt;width:340.8pt;height:28.4pt;z-index:251681792;visibility:visible;mso-wrap-style:square;mso-width-percent:0;mso-height-percent:0;mso-wrap-distance-left:9pt;mso-wrap-distance-top:0;mso-wrap-distance-right:9pt;mso-wrap-distance-bottom:0;mso-position-horizontal:absolute;mso-position-horizontal-relative:text;mso-position-vertical:absolute;mso-position-vertical-relative:text;mso-width-percent:0;mso-height-percent:0;mso-width-relative:page;mso-height-relative:page;v-text-anchor:top" o:gfxdata="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" filled="f" stroked="f">
+            <v:shape w14:anchorId="238E4D5E" id="Text Box 103" o:spid="_x0000_s1049" type="#_x0000_t202" style="position:absolute;margin-left:169.9pt;margin-top:-69.25pt;width:340.8pt;height:28.4pt;z-index:251681792;visibility:visible;mso-wrap-style:square;mso-width-percent:0;mso-height-percent:0;mso-wrap-distance-left:9pt;mso-wrap-distance-top:0;mso-wrap-distance-right:9pt;mso-wrap-distance-bottom:0;mso-position-horizontal:absolute;mso-position-horizontal-relative:text;mso-position-vertical:absolute;mso-position-vertical-relative:text;mso-width-percent:0;mso-height-percent:0;mso-width-relative:page;mso-height-relative:page;v-text-anchor:top" o:gfxdata="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" filled="f" stroked="f">
               <v:textbox inset="0,0,0,0">
                 <w:txbxContent>
                   <w:p>
@@ -6494,7 +7955,6 @@
                       <w:rPr>
                         <w:sz w:val="28"/>
                         <w:szCs w:val="28"/>
-                        <w:lang w:val="en-US"/>
                       </w:rPr>
                     </w:pPr>
                     <w:r>
@@ -6517,14 +7977,7 @@
                         <w:sz w:val="28"/>
                         <w:szCs w:val="28"/>
                       </w:rPr>
-                      <w:t>3</w:t>
-                    </w:r>
-                    <w:r>
-                      <w:rPr>
-                        <w:sz w:val="28"/>
-                        <w:szCs w:val="28"/>
-                      </w:rPr>
-                      <w:t>ТП.</w:t>
+                      <w:t>3ТП.</w:t>
                     </w:r>
                     <w:r>
                       <w:rPr>
@@ -6559,7 +8012,6 @@
                       <w:rPr>
                         <w:sz w:val="28"/>
                         <w:szCs w:val="28"/>
-                        <w:lang w:val="en-US"/>
                       </w:rPr>
                       <w:t>8</w:t>
                     </w:r>
@@ -6568,6 +8020,26 @@
                     <w:pPr>
                       <w:jc w:val="center"/>
                       <w:rPr>
+                        <w:sz w:val="28"/>
+                        <w:szCs w:val="28"/>
+                      </w:rPr>
+                    </w:pPr>
+                  </w:p>
+                  <w:p>
+                    <w:pPr>
+                      <w:jc w:val="center"/>
+                      <w:rPr>
+                        <w:i/>
+                        <w:sz w:val="28"/>
+                        <w:szCs w:val="28"/>
+                      </w:rPr>
+                    </w:pPr>
+                  </w:p>
+                  <w:p>
+                    <w:pPr>
+                      <w:jc w:val="center"/>
+                      <w:rPr>
+                        <w:i/>
                         <w:sz w:val="28"/>
                         <w:szCs w:val="28"/>
                       </w:rPr>
@@ -7565,7 +9037,7 @@
         </mc:Choice>
         <mc:Fallback>
           <w:pict>
-            <v:line w14:anchorId="2CEA16F6" id="Line 82" o:spid="_x0000_s1026" style="position:absolute;z-index:251676672;visibility:visible;mso-wrap-style:square;mso-width-percent:0;mso-height-percent:0;mso-wrap-distance-left:9pt;mso-wrap-distance-top:0;mso-wrap-distance-right:9pt;mso-wrap-distance-bottom:0;mso-position-horizontal:absolute;mso-position-horizontal-relative:page;mso-position-vertical:absolute;mso-position-vertical-relative:page;mso-width-percent:0;mso-height-percent:0;mso-width-relative:page;mso-height-relative:page" from="56.7pt,781.85pt" to="240.95pt,781.85pt" o:gfxdata="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">
+            <v:line w14:anchorId="26CCA3E9" id="Line 82" o:spid="_x0000_s1026" style="position:absolute;z-index:251676672;visibility:visible;mso-wrap-style:square;mso-width-percent:0;mso-height-percent:0;mso-wrap-distance-left:9pt;mso-wrap-distance-top:0;mso-wrap-distance-right:9pt;mso-wrap-distance-bottom:0;mso-position-horizontal:absolute;mso-position-horizontal-relative:page;mso-position-vertical:absolute;mso-position-vertical-relative:page;mso-width-percent:0;mso-height-percent:0;mso-width-relative:page;mso-height-relative:page" from="56.7pt,781.85pt" to="240.95pt,781.85pt" o:gfxdata="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">
               <w10:wrap anchorx="page" anchory="page"/>
             </v:line>
           </w:pict>
@@ -7640,7 +9112,7 @@
         </mc:Choice>
         <mc:Fallback>
           <w:pict>
-            <v:line w14:anchorId="7AE3DBBE" id="Line 77" o:spid="_x0000_s1026" style="position:absolute;z-index:251675648;visibility:visible;mso-wrap-style:square;mso-width-percent:0;mso-height-percent:0;mso-wrap-distance-left:9pt;mso-wrap-distance-top:0;mso-wrap-distance-right:9pt;mso-wrap-distance-bottom:0;mso-position-horizontal:absolute;mso-position-horizontal-relative:page;mso-position-vertical:absolute;mso-position-vertical-relative:page;mso-width-percent:0;mso-height-percent:0;mso-width-relative:page;mso-height-relative:page" from="439.35pt,781.85pt" to="581.1pt,781.85pt" o:gfxdata="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" strokeweight="1.5pt">
+            <v:line w14:anchorId="383A4EFA" id="Line 77" o:spid="_x0000_s1026" style="position:absolute;z-index:251675648;visibility:visible;mso-wrap-style:square;mso-width-percent:0;mso-height-percent:0;mso-wrap-distance-left:9pt;mso-wrap-distance-top:0;mso-wrap-distance-right:9pt;mso-wrap-distance-bottom:0;mso-position-horizontal:absolute;mso-position-horizontal-relative:page;mso-position-vertical:absolute;mso-position-vertical-relative:page;mso-width-percent:0;mso-height-percent:0;mso-width-relative:page;mso-height-relative:page" from="439.35pt,781.85pt" to="581.1pt,781.85pt" o:gfxdata="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" strokeweight="1.5pt">
               <w10:wrap anchorx="page" anchory="page"/>
             </v:line>
           </w:pict>
@@ -7820,7 +9292,7 @@
         </mc:Choice>
         <mc:Fallback>
           <w:pict>
-            <v:line w14:anchorId="429785AB" id="Line 28" o:spid="_x0000_s1026" style="position:absolute;z-index:251660288;visibility:visible;mso-wrap-style:square;mso-width-percent:0;mso-height-percent:0;mso-wrap-distance-left:9pt;mso-wrap-distance-top:0;mso-wrap-distance-right:9pt;mso-wrap-distance-bottom:0;mso-position-horizontal:absolute;mso-position-horizontal-relative:page;mso-position-vertical:absolute;mso-position-vertical-relative:page;mso-width-percent:0;mso-height-percent:0;mso-width-relative:page;mso-height-relative:page" from="439.25pt,767.7pt" to="581pt,767.7pt" o:gfxdata="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" strokeweight="1.5pt">
+            <v:line w14:anchorId="392D840E" id="Line 28" o:spid="_x0000_s1026" style="position:absolute;z-index:251660288;visibility:visible;mso-wrap-style:square;mso-width-percent:0;mso-height-percent:0;mso-wrap-distance-left:9pt;mso-wrap-distance-top:0;mso-wrap-distance-right:9pt;mso-wrap-distance-bottom:0;mso-position-horizontal:absolute;mso-position-horizontal-relative:page;mso-position-vertical:absolute;mso-position-vertical-relative:page;mso-width-percent:0;mso-height-percent:0;mso-width-relative:page;mso-height-relative:page" from="439.25pt,767.7pt" to="581pt,767.7pt" o:gfxdata="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" strokeweight="1.5pt">
               <w10:wrap anchorx="page" anchory="page"/>
             </v:line>
           </w:pict>
@@ -7895,7 +9367,7 @@
         </mc:Choice>
         <mc:Fallback>
           <w:pict>
-            <v:line w14:anchorId="17FBA11D" id="Line 26" o:spid="_x0000_s1026" style="position:absolute;z-index:251659264;visibility:visible;mso-wrap-style:square;mso-width-percent:0;mso-height-percent:0;mso-wrap-distance-left:9pt;mso-wrap-distance-top:0;mso-wrap-distance-right:9pt;mso-wrap-distance-bottom:0;mso-position-horizontal:absolute;mso-position-horizontal-relative:page;mso-position-vertical:absolute;mso-position-vertical-relative:page;mso-width-percent:0;mso-height-percent:0;mso-width-relative:page;mso-height-relative:page" from="524.3pt,753.55pt" to="524.3pt,781.9pt" o:gfxdata="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" strokeweight="1.5pt">
+            <v:line w14:anchorId="6F23457E" id="Line 26" o:spid="_x0000_s1026" style="position:absolute;z-index:251659264;visibility:visible;mso-wrap-style:square;mso-width-percent:0;mso-height-percent:0;mso-wrap-distance-left:9pt;mso-wrap-distance-top:0;mso-wrap-distance-right:9pt;mso-wrap-distance-bottom:0;mso-position-horizontal:absolute;mso-position-horizontal-relative:page;mso-position-vertical:absolute;mso-position-vertical-relative:page;mso-width-percent:0;mso-height-percent:0;mso-width-relative:page;mso-height-relative:page" from="524.3pt,753.55pt" to="524.3pt,781.9pt" o:gfxdata="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" strokeweight="1.5pt">
               <w10:wrap anchorx="page" anchory="page"/>
             </v:line>
           </w:pict>
@@ -7970,7 +9442,7 @@
         </mc:Choice>
         <mc:Fallback>
           <w:pict>
-            <v:line w14:anchorId="6DA6A79C" id="Line 24" o:spid="_x0000_s1026" style="position:absolute;z-index:251657216;visibility:visible;mso-wrap-style:square;mso-width-percent:0;mso-height-percent:0;mso-wrap-distance-left:9pt;mso-wrap-distance-top:0;mso-wrap-distance-right:9pt;mso-wrap-distance-bottom:0;mso-position-horizontal:absolute;mso-position-horizontal-relative:page;mso-position-vertical:absolute;mso-position-vertical-relative:page;mso-width-percent:0;mso-height-percent:0;mso-width-relative:page;mso-height-relative:page" from="439.35pt,753.5pt" to="439.35pt,824.35pt" o:gfxdata="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" strokeweight="1.5pt">
+            <v:line w14:anchorId="5D7DED2E" id="Line 24" o:spid="_x0000_s1026" style="position:absolute;z-index:251657216;visibility:visible;mso-wrap-style:square;mso-width-percent:0;mso-height-percent:0;mso-wrap-distance-left:9pt;mso-wrap-distance-top:0;mso-wrap-distance-right:9pt;mso-wrap-distance-bottom:0;mso-position-horizontal:absolute;mso-position-horizontal-relative:page;mso-position-vertical:absolute;mso-position-vertical-relative:page;mso-width-percent:0;mso-height-percent:0;mso-width-relative:page;mso-height-relative:page" from="439.35pt,753.5pt" to="439.35pt,824.35pt" o:gfxdata="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" strokeweight="1.5pt">
               <w10:wrap anchorx="page" anchory="page"/>
             </v:line>
           </w:pict>
@@ -8045,7 +9517,7 @@
         </mc:Choice>
         <mc:Fallback>
           <w:pict>
-            <v:line w14:anchorId="4E28C4E0" id="Line 22" o:spid="_x0000_s1026" style="position:absolute;z-index:251656192;visibility:visible;mso-wrap-style:square;mso-width-percent:0;mso-height-percent:0;mso-wrap-distance-left:9pt;mso-wrap-distance-top:0;mso-wrap-distance-right:9pt;mso-wrap-distance-bottom:0;mso-position-horizontal:absolute;mso-position-horizontal-relative:page;mso-position-vertical:absolute;mso-position-vertical-relative:page;mso-width-percent:0;mso-height-percent:0;mso-width-relative:page;mso-height-relative:page" from="56.7pt,753.5pt" to="581pt,753.5pt" o:gfxdata="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" strokeweight="1.5pt">
+            <v:line w14:anchorId="603DFE82" id="Line 22" o:spid="_x0000_s1026" style="position:absolute;z-index:251656192;visibility:visible;mso-wrap-style:square;mso-width-percent:0;mso-height-percent:0;mso-wrap-distance-left:9pt;mso-wrap-distance-top:0;mso-wrap-distance-right:9pt;mso-wrap-distance-bottom:0;mso-position-horizontal:absolute;mso-position-horizontal-relative:page;mso-position-vertical:absolute;mso-position-vertical-relative:page;mso-width-percent:0;mso-height-percent:0;mso-width-relative:page;mso-height-relative:page" from="56.7pt,753.5pt" to="581pt,753.5pt" o:gfxdata="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" strokeweight="1.5pt">
               <w10:wrap anchorx="page" anchory="page"/>
             </v:line>
           </w:pict>
@@ -8120,7 +9592,7 @@
         </mc:Choice>
         <mc:Fallback>
           <w:pict>
-            <v:line w14:anchorId="6C2868D5" id="Line 21" o:spid="_x0000_s1026" style="position:absolute;z-index:251655168;visibility:visible;mso-wrap-style:square;mso-width-percent:0;mso-height-percent:0;mso-wrap-distance-left:9pt;mso-wrap-distance-top:0;mso-wrap-distance-right:9pt;mso-wrap-distance-bottom:0;mso-position-horizontal:absolute;mso-position-horizontal-relative:page;mso-position-vertical:absolute;mso-position-vertical-relative:page;mso-width-percent:0;mso-height-percent:0;mso-width-relative:page;mso-height-relative:page" from="212.65pt,711pt" to="212.65pt,824.4pt" o:gfxdata="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" strokeweight="1.5pt">
+            <v:line w14:anchorId="607AFA78" id="Line 21" o:spid="_x0000_s1026" style="position:absolute;z-index:251655168;visibility:visible;mso-wrap-style:square;mso-width-percent:0;mso-height-percent:0;mso-wrap-distance-left:9pt;mso-wrap-distance-top:0;mso-wrap-distance-right:9pt;mso-wrap-distance-bottom:0;mso-position-horizontal:absolute;mso-position-horizontal-relative:page;mso-position-vertical:absolute;mso-position-vertical-relative:page;mso-width-percent:0;mso-height-percent:0;mso-width-relative:page;mso-height-relative:page" from="212.65pt,711pt" to="212.65pt,824.4pt" o:gfxdata="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" strokeweight="1.5pt">
               <w10:wrap anchorx="page" anchory="page"/>
             </v:line>
           </w:pict>
@@ -8195,7 +9667,7 @@
         </mc:Choice>
         <mc:Fallback>
           <w:pict>
-            <v:line w14:anchorId="524C8CE2" id="Line 20" o:spid="_x0000_s1026" style="position:absolute;z-index:251654144;visibility:visible;mso-wrap-style:square;mso-width-percent:0;mso-height-percent:0;mso-wrap-distance-left:9pt;mso-wrap-distance-top:0;mso-wrap-distance-right:9pt;mso-wrap-distance-bottom:0;mso-position-horizontal:absolute;mso-position-horizontal-relative:page;mso-position-vertical:absolute;mso-position-vertical-relative:page;mso-width-percent:0;mso-height-percent:0;mso-width-relative:page;mso-height-relative:page" from="170.05pt,711pt" to="170.05pt,824.4pt" o:gfxdata="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" strokeweight="1.5pt">
+            <v:line w14:anchorId="1B2484E7" id="Line 20" o:spid="_x0000_s1026" style="position:absolute;z-index:251654144;visibility:visible;mso-wrap-style:square;mso-width-percent:0;mso-height-percent:0;mso-wrap-distance-left:9pt;mso-wrap-distance-top:0;mso-wrap-distance-right:9pt;mso-wrap-distance-bottom:0;mso-position-horizontal:absolute;mso-position-horizontal-relative:page;mso-position-vertical:absolute;mso-position-vertical-relative:page;mso-width-percent:0;mso-height-percent:0;mso-width-relative:page;mso-height-relative:page" from="170.05pt,711pt" to="170.05pt,824.4pt" o:gfxdata="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" strokeweight="1.5pt">
               <w10:wrap anchorx="page" anchory="page"/>
             </v:line>
           </w:pict>
@@ -8270,7 +9742,7 @@
         </mc:Choice>
         <mc:Fallback>
           <w:pict>
-            <v:line w14:anchorId="248F3AF2" id="Line 17" o:spid="_x0000_s1026" style="position:absolute;z-index:251651072;visibility:visible;mso-wrap-style:square;mso-width-percent:0;mso-height-percent:0;mso-wrap-distance-left:9pt;mso-wrap-distance-top:0;mso-wrap-distance-right:9pt;mso-wrap-distance-bottom:0;mso-position-horizontal:absolute;mso-position-horizontal-relative:page;mso-position-vertical:absolute;mso-position-vertical-relative:page;mso-width-percent:0;mso-height-percent:0;mso-width-relative:page;mso-height-relative:page" from="56.75pt,725.15pt" to="241pt,725.15pt" o:gfxdata="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">
+            <v:line w14:anchorId="3C0C7EB2" id="Line 17" o:spid="_x0000_s1026" style="position:absolute;z-index:251651072;visibility:visible;mso-wrap-style:square;mso-width-percent:0;mso-height-percent:0;mso-wrap-distance-left:9pt;mso-wrap-distance-top:0;mso-wrap-distance-right:9pt;mso-wrap-distance-bottom:0;mso-position-horizontal:absolute;mso-position-horizontal-relative:page;mso-position-vertical:absolute;mso-position-vertical-relative:page;mso-width-percent:0;mso-height-percent:0;mso-width-relative:page;mso-height-relative:page" from="56.75pt,725.15pt" to="241pt,725.15pt" o:gfxdata="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">
               <w10:wrap anchorx="page" anchory="page"/>
             </v:line>
           </w:pict>
@@ -8345,7 +9817,7 @@
         </mc:Choice>
         <mc:Fallback>
           <w:pict>
-            <v:line w14:anchorId="05E59B73" id="Line 16" o:spid="_x0000_s1026" style="position:absolute;z-index:251650048;visibility:visible;mso-wrap-style:square;mso-width-percent:0;mso-height-percent:0;mso-wrap-distance-left:9pt;mso-wrap-distance-top:0;mso-wrap-distance-right:9pt;mso-wrap-distance-bottom:0;mso-position-horizontal:absolute;mso-position-horizontal-relative:page;mso-position-vertical:absolute;mso-position-vertical-relative:page;mso-width-percent:0;mso-height-percent:0;mso-width-relative:page;mso-height-relative:page" from="56.7pt,739.35pt" to="240.95pt,739.35pt" o:gfxdata="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" strokeweight="1.5pt">
+            <v:line w14:anchorId="322F985D" id="Line 16" o:spid="_x0000_s1026" style="position:absolute;z-index:251650048;visibility:visible;mso-wrap-style:square;mso-width-percent:0;mso-height-percent:0;mso-wrap-distance-left:9pt;mso-wrap-distance-top:0;mso-wrap-distance-right:9pt;mso-wrap-distance-bottom:0;mso-position-horizontal:absolute;mso-position-horizontal-relative:page;mso-position-vertical:absolute;mso-position-vertical-relative:page;mso-width-percent:0;mso-height-percent:0;mso-width-relative:page;mso-height-relative:page" from="56.7pt,739.35pt" to="240.95pt,739.35pt" o:gfxdata="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" strokeweight="1.5pt">
               <w10:wrap anchorx="page" anchory="page"/>
             </v:line>
           </w:pict>
@@ -8420,7 +9892,7 @@
         </mc:Choice>
         <mc:Fallback>
           <w:pict>
-            <v:line w14:anchorId="749D7028" id="Line 14" o:spid="_x0000_s1026" style="position:absolute;z-index:251649024;visibility:visible;mso-wrap-style:square;mso-width-percent:0;mso-height-percent:0;mso-wrap-distance-left:9pt;mso-wrap-distance-top:0;mso-wrap-distance-right:9pt;mso-wrap-distance-bottom:0;mso-position-horizontal:absolute;mso-position-horizontal-relative:page;mso-position-vertical:absolute;mso-position-vertical-relative:page;mso-width-percent:0;mso-height-percent:0;mso-width-relative:page;mso-height-relative:page" from="56.75pt,767.7pt" to="241pt,767.7pt" o:gfxdata="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">
+            <v:line w14:anchorId="5CFCA96A" id="Line 14" o:spid="_x0000_s1026" style="position:absolute;z-index:251649024;visibility:visible;mso-wrap-style:square;mso-width-percent:0;mso-height-percent:0;mso-wrap-distance-left:9pt;mso-wrap-distance-top:0;mso-wrap-distance-right:9pt;mso-wrap-distance-bottom:0;mso-position-horizontal:absolute;mso-position-horizontal-relative:page;mso-position-vertical:absolute;mso-position-vertical-relative:page;mso-width-percent:0;mso-height-percent:0;mso-width-relative:page;mso-height-relative:page" from="56.75pt,767.7pt" to="241pt,767.7pt" o:gfxdata="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">
               <w10:wrap anchorx="page" anchory="page"/>
             </v:line>
           </w:pict>
@@ -8495,7 +9967,7 @@
         </mc:Choice>
         <mc:Fallback>
           <w:pict>
-            <v:line w14:anchorId="0B0F9F19" id="Line 12" o:spid="_x0000_s1026" style="position:absolute;z-index:251648000;visibility:visible;mso-wrap-style:square;mso-width-percent:0;mso-height-percent:0;mso-wrap-distance-left:9pt;mso-wrap-distance-top:0;mso-wrap-distance-right:9pt;mso-wrap-distance-bottom:0;mso-position-horizontal:absolute;mso-position-horizontal-relative:page;mso-position-vertical:absolute;mso-position-vertical-relative:page;mso-width-percent:0;mso-height-percent:0;mso-width-relative:page;mso-height-relative:page" from="56.75pt,796.05pt" to="241pt,796.05pt" o:gfxdata="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">
+            <v:line w14:anchorId="273FBEC4" id="Line 12" o:spid="_x0000_s1026" style="position:absolute;z-index:251648000;visibility:visible;mso-wrap-style:square;mso-width-percent:0;mso-height-percent:0;mso-wrap-distance-left:9pt;mso-wrap-distance-top:0;mso-wrap-distance-right:9pt;mso-wrap-distance-bottom:0;mso-position-horizontal:absolute;mso-position-horizontal-relative:page;mso-position-vertical:absolute;mso-position-vertical-relative:page;mso-width-percent:0;mso-height-percent:0;mso-width-relative:page;mso-height-relative:page" from="56.75pt,796.05pt" to="241pt,796.05pt" o:gfxdata="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">
               <w10:wrap anchorx="page" anchory="page"/>
             </v:line>
           </w:pict>
@@ -8570,7 +10042,7 @@
         </mc:Choice>
         <mc:Fallback>
           <w:pict>
-            <v:line w14:anchorId="6D95E449" id="Line 11" o:spid="_x0000_s1026" style="position:absolute;z-index:251646976;visibility:visible;mso-wrap-style:square;mso-width-percent:0;mso-height-percent:0;mso-wrap-distance-left:9pt;mso-wrap-distance-top:0;mso-wrap-distance-right:9pt;mso-wrap-distance-bottom:0;mso-position-horizontal:absolute;mso-position-horizontal-relative:page;mso-position-vertical:absolute;mso-position-vertical-relative:page;mso-width-percent:0;mso-height-percent:0;mso-width-relative:page;mso-height-relative:page" from="56.75pt,810.2pt" to="241pt,810.2pt" o:gfxdata="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">
+            <v:line w14:anchorId="111F3086" id="Line 11" o:spid="_x0000_s1026" style="position:absolute;z-index:251646976;visibility:visible;mso-wrap-style:square;mso-width-percent:0;mso-height-percent:0;mso-wrap-distance-left:9pt;mso-wrap-distance-top:0;mso-wrap-distance-right:9pt;mso-wrap-distance-bottom:0;mso-position-horizontal:absolute;mso-position-horizontal-relative:page;mso-position-vertical:absolute;mso-position-vertical-relative:page;mso-width-percent:0;mso-height-percent:0;mso-width-relative:page;mso-height-relative:page" from="56.75pt,810.2pt" to="241pt,810.2pt" o:gfxdata="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">
               <w10:wrap anchorx="page" anchory="page"/>
             </v:line>
           </w:pict>
@@ -8645,7 +10117,7 @@
         </mc:Choice>
         <mc:Fallback>
           <w:pict>
-            <v:line w14:anchorId="457E06A2" id="Line 3" o:spid="_x0000_s1026" style="position:absolute;z-index:251645952;visibility:visible;mso-wrap-style:square;mso-width-percent:0;mso-height-percent:0;mso-wrap-distance-left:9pt;mso-wrap-distance-top:0;mso-wrap-distance-right:9pt;mso-wrap-distance-bottom:0;mso-position-horizontal:absolute;mso-position-horizontal-relative:page;mso-position-vertical:absolute;mso-position-vertical-relative:page;mso-width-percent:0;mso-height-percent:0;mso-width-relative:page;mso-height-relative:page" from="241pt,711pt" to="241pt,824.4pt" o:gfxdata="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" strokeweight="1.5pt">
+            <v:line w14:anchorId="718ADAEF" id="Line 3" o:spid="_x0000_s1026" style="position:absolute;z-index:251645952;visibility:visible;mso-wrap-style:square;mso-width-percent:0;mso-height-percent:0;mso-wrap-distance-left:9pt;mso-wrap-distance-top:0;mso-wrap-distance-right:9pt;mso-wrap-distance-bottom:0;mso-position-horizontal:absolute;mso-position-horizontal-relative:page;mso-position-vertical:absolute;mso-position-vertical-relative:page;mso-width-percent:0;mso-height-percent:0;mso-width-relative:page;mso-height-relative:page" from="241pt,711pt" to="241pt,824.4pt" o:gfxdata="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" strokeweight="1.5pt">
               <w10:wrap anchorx="page" anchory="page"/>
             </v:line>
           </w:pict>
@@ -8720,7 +10192,7 @@
         </mc:Choice>
         <mc:Fallback>
           <w:pict>
-            <v:line w14:anchorId="616C3274" id="Line 2" o:spid="_x0000_s1026" style="position:absolute;z-index:251644928;visibility:visible;mso-wrap-style:square;mso-width-percent:0;mso-height-percent:0;mso-wrap-distance-left:9pt;mso-wrap-distance-top:0;mso-wrap-distance-right:9pt;mso-wrap-distance-bottom:0;mso-position-horizontal:absolute;mso-position-horizontal-relative:page;mso-position-vertical:absolute;mso-position-vertical-relative:page;mso-width-percent:0;mso-height-percent:0;mso-width-relative:page;mso-height-relative:page" from="56.7pt,711pt" to="581pt,711pt" o:gfxdata="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" strokeweight="1.5pt">
+            <v:line w14:anchorId="0DB3CEBC" id="Line 2" o:spid="_x0000_s1026" style="position:absolute;z-index:251644928;visibility:visible;mso-wrap-style:square;mso-width-percent:0;mso-height-percent:0;mso-wrap-distance-left:9pt;mso-wrap-distance-top:0;mso-wrap-distance-right:9pt;mso-wrap-distance-bottom:0;mso-position-horizontal:absolute;mso-position-horizontal-relative:page;mso-position-vertical:absolute;mso-position-vertical-relative:page;mso-width-percent:0;mso-height-percent:0;mso-width-relative:page;mso-height-relative:page" from="56.7pt,711pt" to="581pt,711pt" o:gfxdata="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" strokeweight="1.5pt">
               <w10:wrap anchorx="page" anchory="page"/>
             </v:line>
           </w:pict>
@@ -8855,7 +10327,7 @@
         <w:rStyle w:val="PageNumber"/>
         <w:noProof/>
       </w:rPr>
-      <w:t>5</w:t>
+      <w:t>2</w:t>
     </w:r>
     <w:r>
       <w:rPr>
@@ -8886,7 +10358,7 @@
         <w:rStyle w:val="PageNumber"/>
         <w:noProof/>
       </w:rPr>
-      <w:t>5</w:t>
+      <w:t>2</w:t>
     </w:r>
     <w:r>
       <w:rPr>
@@ -8930,16 +10402,16 @@
       <mc:AlternateContent>
         <mc:Choice Requires="wps">
           <w:drawing>
-            <wp:anchor distT="0" distB="0" distL="114300" distR="114300" simplePos="0" relativeHeight="251625472" behindDoc="0" locked="0" layoutInCell="0" allowOverlap="1" wp14:anchorId="638F1EF1" wp14:editId="5159C37C">
+            <wp:anchor distT="0" distB="0" distL="114300" distR="114300" simplePos="0" relativeHeight="251625472" behindDoc="0" locked="0" layoutInCell="0" allowOverlap="1" wp14:anchorId="638F1EF1" wp14:editId="04A2EE1A">
               <wp:simplePos x="0" y="0"/>
-              <wp:positionH relativeFrom="margin">
-                <wp:align>center</wp:align>
+              <wp:positionH relativeFrom="page">
+                <wp:posOffset>712470</wp:posOffset>
               </wp:positionH>
               <wp:positionV relativeFrom="page">
-                <wp:align>center</wp:align>
+                <wp:posOffset>208915</wp:posOffset>
               </wp:positionV>
               <wp:extent cx="6659880" cy="10259695"/>
-              <wp:effectExtent l="0" t="0" r="26670" b="27305"/>
+              <wp:effectExtent l="17145" t="18415" r="9525" b="18415"/>
               <wp:wrapNone/>
               <wp:docPr id="64" name="Rectangle 55"/>
               <wp:cNvGraphicFramePr>
@@ -8988,8 +10460,8 @@
         </mc:Choice>
         <mc:Fallback>
           <w:pict>
-            <v:rect w14:anchorId="2EB13B44" id="Rectangle 55" o:spid="_x0000_s1026" style="position:absolute;margin-left:0;margin-top:0;width:524.4pt;height:807.85pt;z-index:251625472;visibility:visible;mso-wrap-style:square;mso-width-percent:0;mso-height-percent:0;mso-wrap-distance-left:9pt;mso-wrap-distance-top:0;mso-wrap-distance-right:9pt;mso-wrap-distance-bottom:0;mso-position-horizontal:center;mso-position-horizontal-relative:margin;mso-position-vertical:center;mso-position-vertical-relative:page;mso-width-percent:0;mso-height-percent:0;mso-width-relative:page;mso-height-relative:page;v-text-anchor:top" o:gfxdata="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" o:allowincell="f" strokeweight="1.5pt">
-              <w10:wrap anchorx="margin" anchory="page"/>
+            <v:rect w14:anchorId="0A1587D7" id="Rectangle 55" o:spid="_x0000_s1026" style="position:absolute;margin-left:56.1pt;margin-top:16.45pt;width:524.4pt;height:807.85pt;z-index:251625472;visibility:visible;mso-wrap-style:square;mso-width-percent:0;mso-height-percent:0;mso-wrap-distance-left:9pt;mso-wrap-distance-top:0;mso-wrap-distance-right:9pt;mso-wrap-distance-bottom:0;mso-position-horizontal:absolute;mso-position-horizontal-relative:page;mso-position-vertical:absolute;mso-position-vertical-relative:page;mso-width-percent:0;mso-height-percent:0;mso-width-relative:page;mso-height-relative:page;v-text-anchor:top" o:gfxdata="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" o:allowincell="f" strokeweight="1.5pt">
+              <w10:wrap anchorx="page" anchory="page"/>
             </v:rect>
           </w:pict>
         </mc:Fallback>
@@ -9199,155 +10671,6 @@
     </w:lvl>
   </w:abstractNum>
   <w:abstractNum w:abstractNumId="1" w15:restartNumberingAfterBreak="0">
-    <w:nsid w:val="06AF1839"/>
-    <w:multiLevelType w:val="multilevel"/>
-    <w:tmpl w:val="EF7AC79E"/>
-    <w:lvl w:ilvl="0">
-      <w:start w:val="1"/>
-      <w:numFmt w:val="bullet"/>
-      <w:lvlText w:val=""/>
-      <w:lvlJc w:val="left"/>
-      <w:pPr>
-        <w:tabs>
-          <w:tab w:val="num" w:pos="720"/>
-        </w:tabs>
-        <w:ind w:left="720" w:hanging="360"/>
-      </w:pPr>
-      <w:rPr>
-        <w:rFonts w:ascii="Symbol" w:hAnsi="Symbol" w:hint="default"/>
-        <w:sz w:val="20"/>
-      </w:rPr>
-    </w:lvl>
-    <w:lvl w:ilvl="1" w:tentative="1">
-      <w:start w:val="1"/>
-      <w:numFmt w:val="bullet"/>
-      <w:lvlText w:val="o"/>
-      <w:lvlJc w:val="left"/>
-      <w:pPr>
-        <w:tabs>
-          <w:tab w:val="num" w:pos="1440"/>
-        </w:tabs>
-        <w:ind w:left="1440" w:hanging="360"/>
-      </w:pPr>
-      <w:rPr>
-        <w:rFonts w:ascii="Courier New" w:hAnsi="Courier New" w:hint="default"/>
-        <w:sz w:val="20"/>
-      </w:rPr>
-    </w:lvl>
-    <w:lvl w:ilvl="2" w:tentative="1">
-      <w:start w:val="1"/>
-      <w:numFmt w:val="bullet"/>
-      <w:lvlText w:val=""/>
-      <w:lvlJc w:val="left"/>
-      <w:pPr>
-        <w:tabs>
-          <w:tab w:val="num" w:pos="2160"/>
-        </w:tabs>
-        <w:ind w:left="2160" w:hanging="360"/>
-      </w:pPr>
-      <w:rPr>
-        <w:rFonts w:ascii="Wingdings" w:hAnsi="Wingdings" w:hint="default"/>
-        <w:sz w:val="20"/>
-      </w:rPr>
-    </w:lvl>
-    <w:lvl w:ilvl="3" w:tentative="1">
-      <w:start w:val="1"/>
-      <w:numFmt w:val="bullet"/>
-      <w:lvlText w:val=""/>
-      <w:lvlJc w:val="left"/>
-      <w:pPr>
-        <w:tabs>
-          <w:tab w:val="num" w:pos="2880"/>
-        </w:tabs>
-        <w:ind w:left="2880" w:hanging="360"/>
-      </w:pPr>
-      <w:rPr>
-        <w:rFonts w:ascii="Wingdings" w:hAnsi="Wingdings" w:hint="default"/>
-        <w:sz w:val="20"/>
-      </w:rPr>
-    </w:lvl>
-    <w:lvl w:ilvl="4" w:tentative="1">
-      <w:start w:val="1"/>
-      <w:numFmt w:val="bullet"/>
-      <w:lvlText w:val=""/>
-      <w:lvlJc w:val="left"/>
-      <w:pPr>
-        <w:tabs>
-          <w:tab w:val="num" w:pos="3600"/>
-        </w:tabs>
-        <w:ind w:left="3600" w:hanging="360"/>
-      </w:pPr>
-      <w:rPr>
-        <w:rFonts w:ascii="Wingdings" w:hAnsi="Wingdings" w:hint="default"/>
-        <w:sz w:val="20"/>
-      </w:rPr>
-    </w:lvl>
-    <w:lvl w:ilvl="5" w:tentative="1">
-      <w:start w:val="1"/>
-      <w:numFmt w:val="bullet"/>
-      <w:lvlText w:val=""/>
-      <w:lvlJc w:val="left"/>
-      <w:pPr>
-        <w:tabs>
-          <w:tab w:val="num" w:pos="4320"/>
-        </w:tabs>
-        <w:ind w:left="4320" w:hanging="360"/>
-      </w:pPr>
-      <w:rPr>
-        <w:rFonts w:ascii="Wingdings" w:hAnsi="Wingdings" w:hint="default"/>
-        <w:sz w:val="20"/>
-      </w:rPr>
-    </w:lvl>
-    <w:lvl w:ilvl="6" w:tentative="1">
-      <w:start w:val="1"/>
-      <w:numFmt w:val="bullet"/>
-      <w:lvlText w:val=""/>
-      <w:lvlJc w:val="left"/>
-      <w:pPr>
-        <w:tabs>
-          <w:tab w:val="num" w:pos="5040"/>
-        </w:tabs>
-        <w:ind w:left="5040" w:hanging="360"/>
-      </w:pPr>
-      <w:rPr>
-        <w:rFonts w:ascii="Wingdings" w:hAnsi="Wingdings" w:hint="default"/>
-        <w:sz w:val="20"/>
-      </w:rPr>
-    </w:lvl>
-    <w:lvl w:ilvl="7" w:tentative="1">
-      <w:start w:val="1"/>
-      <w:numFmt w:val="bullet"/>
-      <w:lvlText w:val=""/>
-      <w:lvlJc w:val="left"/>
-      <w:pPr>
-        <w:tabs>
-          <w:tab w:val="num" w:pos="5760"/>
-        </w:tabs>
-        <w:ind w:left="5760" w:hanging="360"/>
-      </w:pPr>
-      <w:rPr>
-        <w:rFonts w:ascii="Wingdings" w:hAnsi="Wingdings" w:hint="default"/>
-        <w:sz w:val="20"/>
-      </w:rPr>
-    </w:lvl>
-    <w:lvl w:ilvl="8" w:tentative="1">
-      <w:start w:val="1"/>
-      <w:numFmt w:val="bullet"/>
-      <w:lvlText w:val=""/>
-      <w:lvlJc w:val="left"/>
-      <w:pPr>
-        <w:tabs>
-          <w:tab w:val="num" w:pos="6480"/>
-        </w:tabs>
-        <w:ind w:left="6480" w:hanging="360"/>
-      </w:pPr>
-      <w:rPr>
-        <w:rFonts w:ascii="Wingdings" w:hAnsi="Wingdings" w:hint="default"/>
-        <w:sz w:val="20"/>
-      </w:rPr>
-    </w:lvl>
-  </w:abstractNum>
-  <w:abstractNum w:abstractNumId="2" w15:restartNumberingAfterBreak="0">
     <w:nsid w:val="086F377C"/>
     <w:multiLevelType w:val="hybridMultilevel"/>
     <w:tmpl w:val="FFAC20E6"/>
@@ -9466,7 +10789,7 @@
       </w:pPr>
     </w:lvl>
   </w:abstractNum>
-  <w:abstractNum w:abstractNumId="3" w15:restartNumberingAfterBreak="0">
+  <w:abstractNum w:abstractNumId="2" w15:restartNumberingAfterBreak="0">
     <w:nsid w:val="0A95399D"/>
     <w:multiLevelType w:val="multilevel"/>
     <w:tmpl w:val="DD22DCCA"/>
@@ -9606,156 +10929,7 @@
       </w:rPr>
     </w:lvl>
   </w:abstractNum>
-  <w:abstractNum w:abstractNumId="4" w15:restartNumberingAfterBreak="0">
-    <w:nsid w:val="0D8F60FA"/>
-    <w:multiLevelType w:val="multilevel"/>
-    <w:tmpl w:val="467A365A"/>
-    <w:lvl w:ilvl="0">
-      <w:start w:val="1"/>
-      <w:numFmt w:val="bullet"/>
-      <w:lvlText w:val=""/>
-      <w:lvlJc w:val="left"/>
-      <w:pPr>
-        <w:tabs>
-          <w:tab w:val="num" w:pos="720"/>
-        </w:tabs>
-        <w:ind w:left="720" w:hanging="360"/>
-      </w:pPr>
-      <w:rPr>
-        <w:rFonts w:ascii="Symbol" w:hAnsi="Symbol" w:hint="default"/>
-        <w:sz w:val="20"/>
-      </w:rPr>
-    </w:lvl>
-    <w:lvl w:ilvl="1" w:tentative="1">
-      <w:start w:val="1"/>
-      <w:numFmt w:val="bullet"/>
-      <w:lvlText w:val="o"/>
-      <w:lvlJc w:val="left"/>
-      <w:pPr>
-        <w:tabs>
-          <w:tab w:val="num" w:pos="1440"/>
-        </w:tabs>
-        <w:ind w:left="1440" w:hanging="360"/>
-      </w:pPr>
-      <w:rPr>
-        <w:rFonts w:ascii="Courier New" w:hAnsi="Courier New" w:hint="default"/>
-        <w:sz w:val="20"/>
-      </w:rPr>
-    </w:lvl>
-    <w:lvl w:ilvl="2" w:tentative="1">
-      <w:start w:val="1"/>
-      <w:numFmt w:val="bullet"/>
-      <w:lvlText w:val=""/>
-      <w:lvlJc w:val="left"/>
-      <w:pPr>
-        <w:tabs>
-          <w:tab w:val="num" w:pos="2160"/>
-        </w:tabs>
-        <w:ind w:left="2160" w:hanging="360"/>
-      </w:pPr>
-      <w:rPr>
-        <w:rFonts w:ascii="Wingdings" w:hAnsi="Wingdings" w:hint="default"/>
-        <w:sz w:val="20"/>
-      </w:rPr>
-    </w:lvl>
-    <w:lvl w:ilvl="3" w:tentative="1">
-      <w:start w:val="1"/>
-      <w:numFmt w:val="bullet"/>
-      <w:lvlText w:val=""/>
-      <w:lvlJc w:val="left"/>
-      <w:pPr>
-        <w:tabs>
-          <w:tab w:val="num" w:pos="2880"/>
-        </w:tabs>
-        <w:ind w:left="2880" w:hanging="360"/>
-      </w:pPr>
-      <w:rPr>
-        <w:rFonts w:ascii="Wingdings" w:hAnsi="Wingdings" w:hint="default"/>
-        <w:sz w:val="20"/>
-      </w:rPr>
-    </w:lvl>
-    <w:lvl w:ilvl="4" w:tentative="1">
-      <w:start w:val="1"/>
-      <w:numFmt w:val="bullet"/>
-      <w:lvlText w:val=""/>
-      <w:lvlJc w:val="left"/>
-      <w:pPr>
-        <w:tabs>
-          <w:tab w:val="num" w:pos="3600"/>
-        </w:tabs>
-        <w:ind w:left="3600" w:hanging="360"/>
-      </w:pPr>
-      <w:rPr>
-        <w:rFonts w:ascii="Wingdings" w:hAnsi="Wingdings" w:hint="default"/>
-        <w:sz w:val="20"/>
-      </w:rPr>
-    </w:lvl>
-    <w:lvl w:ilvl="5" w:tentative="1">
-      <w:start w:val="1"/>
-      <w:numFmt w:val="bullet"/>
-      <w:lvlText w:val=""/>
-      <w:lvlJc w:val="left"/>
-      <w:pPr>
-        <w:tabs>
-          <w:tab w:val="num" w:pos="4320"/>
-        </w:tabs>
-        <w:ind w:left="4320" w:hanging="360"/>
-      </w:pPr>
-      <w:rPr>
-        <w:rFonts w:ascii="Wingdings" w:hAnsi="Wingdings" w:hint="default"/>
-        <w:sz w:val="20"/>
-      </w:rPr>
-    </w:lvl>
-    <w:lvl w:ilvl="6" w:tentative="1">
-      <w:start w:val="1"/>
-      <w:numFmt w:val="bullet"/>
-      <w:lvlText w:val=""/>
-      <w:lvlJc w:val="left"/>
-      <w:pPr>
-        <w:tabs>
-          <w:tab w:val="num" w:pos="5040"/>
-        </w:tabs>
-        <w:ind w:left="5040" w:hanging="360"/>
-      </w:pPr>
-      <w:rPr>
-        <w:rFonts w:ascii="Wingdings" w:hAnsi="Wingdings" w:hint="default"/>
-        <w:sz w:val="20"/>
-      </w:rPr>
-    </w:lvl>
-    <w:lvl w:ilvl="7" w:tentative="1">
-      <w:start w:val="1"/>
-      <w:numFmt w:val="bullet"/>
-      <w:lvlText w:val=""/>
-      <w:lvlJc w:val="left"/>
-      <w:pPr>
-        <w:tabs>
-          <w:tab w:val="num" w:pos="5760"/>
-        </w:tabs>
-        <w:ind w:left="5760" w:hanging="360"/>
-      </w:pPr>
-      <w:rPr>
-        <w:rFonts w:ascii="Wingdings" w:hAnsi="Wingdings" w:hint="default"/>
-        <w:sz w:val="20"/>
-      </w:rPr>
-    </w:lvl>
-    <w:lvl w:ilvl="8" w:tentative="1">
-      <w:start w:val="1"/>
-      <w:numFmt w:val="bullet"/>
-      <w:lvlText w:val=""/>
-      <w:lvlJc w:val="left"/>
-      <w:pPr>
-        <w:tabs>
-          <w:tab w:val="num" w:pos="6480"/>
-        </w:tabs>
-        <w:ind w:left="6480" w:hanging="360"/>
-      </w:pPr>
-      <w:rPr>
-        <w:rFonts w:ascii="Wingdings" w:hAnsi="Wingdings" w:hint="default"/>
-        <w:sz w:val="20"/>
-      </w:rPr>
-    </w:lvl>
-  </w:abstractNum>
-  <w:abstractNum w:abstractNumId="5" w15:restartNumberingAfterBreak="0">
+  <w:abstractNum w:abstractNumId="3" w15:restartNumberingAfterBreak="0">
     <w:nsid w:val="124B747D"/>
     <w:multiLevelType w:val="multilevel"/>
     <w:tmpl w:val="62C0CA2A"/>
@@ -9868,120 +11042,7 @@
       </w:rPr>
     </w:lvl>
   </w:abstractNum>
-  <w:abstractNum w:abstractNumId="6" w15:restartNumberingAfterBreak="0">
-    <w:nsid w:val="173D3ADF"/>
-    <w:multiLevelType w:val="hybridMultilevel"/>
-    <w:tmpl w:val="5F92F9EC"/>
-    <w:lvl w:ilvl="0" w:tplc="04190001">
-      <w:start w:val="1"/>
-      <w:numFmt w:val="bullet"/>
-      <w:lvlText w:val=""/>
-      <w:lvlJc w:val="left"/>
-      <w:pPr>
-        <w:ind w:left="1080" w:hanging="360"/>
-      </w:pPr>
-      <w:rPr>
-        <w:rFonts w:ascii="Symbol" w:hAnsi="Symbol" w:hint="default"/>
-      </w:rPr>
-    </w:lvl>
-    <w:lvl w:ilvl="1" w:tplc="04190003" w:tentative="1">
-      <w:start w:val="1"/>
-      <w:numFmt w:val="bullet"/>
-      <w:lvlText w:val="o"/>
-      <w:lvlJc w:val="left"/>
-      <w:pPr>
-        <w:ind w:left="1800" w:hanging="360"/>
-      </w:pPr>
-      <w:rPr>
-        <w:rFonts w:ascii="Courier New" w:hAnsi="Courier New" w:cs="Courier New" w:hint="default"/>
-      </w:rPr>
-    </w:lvl>
-    <w:lvl w:ilvl="2" w:tplc="04190005" w:tentative="1">
-      <w:start w:val="1"/>
-      <w:numFmt w:val="bullet"/>
-      <w:lvlText w:val=""/>
-      <w:lvlJc w:val="left"/>
-      <w:pPr>
-        <w:ind w:left="2520" w:hanging="360"/>
-      </w:pPr>
-      <w:rPr>
-        <w:rFonts w:ascii="Wingdings" w:hAnsi="Wingdings" w:hint="default"/>
-      </w:rPr>
-    </w:lvl>
-    <w:lvl w:ilvl="3" w:tplc="04190001" w:tentative="1">
-      <w:start w:val="1"/>
-      <w:numFmt w:val="bullet"/>
-      <w:lvlText w:val=""/>
-      <w:lvlJc w:val="left"/>
-      <w:pPr>
-        <w:ind w:left="3240" w:hanging="360"/>
-      </w:pPr>
-      <w:rPr>
-        <w:rFonts w:ascii="Symbol" w:hAnsi="Symbol" w:hint="default"/>
-      </w:rPr>
-    </w:lvl>
-    <w:lvl w:ilvl="4" w:tplc="04190003" w:tentative="1">
-      <w:start w:val="1"/>
-      <w:numFmt w:val="bullet"/>
-      <w:lvlText w:val="o"/>
-      <w:lvlJc w:val="left"/>
-      <w:pPr>
-        <w:ind w:left="3960" w:hanging="360"/>
-      </w:pPr>
-      <w:rPr>
-        <w:rFonts w:ascii="Courier New" w:hAnsi="Courier New" w:cs="Courier New" w:hint="default"/>
-      </w:rPr>
-    </w:lvl>
-    <w:lvl w:ilvl="5" w:tplc="04190005" w:tentative="1">
-      <w:start w:val="1"/>
-      <w:numFmt w:val="bullet"/>
-      <w:lvlText w:val=""/>
-      <w:lvlJc w:val="left"/>
-      <w:pPr>
-        <w:ind w:left="4680" w:hanging="360"/>
-      </w:pPr>
-      <w:rPr>
-        <w:rFonts w:ascii="Wingdings" w:hAnsi="Wingdings" w:hint="default"/>
-      </w:rPr>
-    </w:lvl>
-    <w:lvl w:ilvl="6" w:tplc="04190001" w:tentative="1">
-      <w:start w:val="1"/>
-      <w:numFmt w:val="bullet"/>
-      <w:lvlText w:val=""/>
-      <w:lvlJc w:val="left"/>
-      <w:pPr>
-        <w:ind w:left="5400" w:hanging="360"/>
-      </w:pPr>
-      <w:rPr>
-        <w:rFonts w:ascii="Symbol" w:hAnsi="Symbol" w:hint="default"/>
-      </w:rPr>
-    </w:lvl>
-    <w:lvl w:ilvl="7" w:tplc="04190003" w:tentative="1">
-      <w:start w:val="1"/>
-      <w:numFmt w:val="bullet"/>
-      <w:lvlText w:val="o"/>
-      <w:lvlJc w:val="left"/>
-      <w:pPr>
-        <w:ind w:left="6120" w:hanging="360"/>
-      </w:pPr>
-      <w:rPr>
-        <w:rFonts w:ascii="Courier New" w:hAnsi="Courier New" w:cs="Courier New" w:hint="default"/>
-      </w:rPr>
-    </w:lvl>
-    <w:lvl w:ilvl="8" w:tplc="04190005" w:tentative="1">
-      <w:start w:val="1"/>
-      <w:numFmt w:val="bullet"/>
-      <w:lvlText w:val=""/>
-      <w:lvlJc w:val="left"/>
-      <w:pPr>
-        <w:ind w:left="6840" w:hanging="360"/>
-      </w:pPr>
-      <w:rPr>
-        <w:rFonts w:ascii="Wingdings" w:hAnsi="Wingdings" w:hint="default"/>
-      </w:rPr>
-    </w:lvl>
-  </w:abstractNum>
-  <w:abstractNum w:abstractNumId="7" w15:restartNumberingAfterBreak="0">
+  <w:abstractNum w:abstractNumId="4" w15:restartNumberingAfterBreak="0">
     <w:nsid w:val="1AC70398"/>
     <w:multiLevelType w:val="hybridMultilevel"/>
     <w:tmpl w:val="3696990C"/>
@@ -10094,7 +11155,7 @@
       </w:pPr>
     </w:lvl>
   </w:abstractNum>
-  <w:abstractNum w:abstractNumId="8" w15:restartNumberingAfterBreak="0">
+  <w:abstractNum w:abstractNumId="5" w15:restartNumberingAfterBreak="0">
     <w:nsid w:val="1B7042D1"/>
     <w:multiLevelType w:val="multilevel"/>
     <w:tmpl w:val="A7001740"/>
@@ -10210,7 +11271,7 @@
       </w:pPr>
     </w:lvl>
   </w:abstractNum>
-  <w:abstractNum w:abstractNumId="9" w15:restartNumberingAfterBreak="0">
+  <w:abstractNum w:abstractNumId="6" w15:restartNumberingAfterBreak="0">
     <w:nsid w:val="1BCC1D2B"/>
     <w:multiLevelType w:val="hybridMultilevel"/>
     <w:tmpl w:val="ABBE2B20"/>
@@ -10326,7 +11387,7 @@
       </w:pPr>
     </w:lvl>
   </w:abstractNum>
-  <w:abstractNum w:abstractNumId="10" w15:restartNumberingAfterBreak="0">
+  <w:abstractNum w:abstractNumId="7" w15:restartNumberingAfterBreak="0">
     <w:nsid w:val="1D865541"/>
     <w:multiLevelType w:val="hybridMultilevel"/>
     <w:tmpl w:val="859051B6"/>
@@ -10442,7 +11503,7 @@
       </w:pPr>
     </w:lvl>
   </w:abstractNum>
-  <w:abstractNum w:abstractNumId="11" w15:restartNumberingAfterBreak="0">
+  <w:abstractNum w:abstractNumId="8" w15:restartNumberingAfterBreak="0">
     <w:nsid w:val="22CC30E8"/>
     <w:multiLevelType w:val="singleLevel"/>
     <w:tmpl w:val="F98E5124"/>
@@ -10457,7 +11518,7 @@
       </w:rPr>
     </w:lvl>
   </w:abstractNum>
-  <w:abstractNum w:abstractNumId="12" w15:restartNumberingAfterBreak="0">
+  <w:abstractNum w:abstractNumId="9" w15:restartNumberingAfterBreak="0">
     <w:nsid w:val="38380CA8"/>
     <w:multiLevelType w:val="singleLevel"/>
     <w:tmpl w:val="5BF67692"/>
@@ -10472,7 +11533,7 @@
       </w:rPr>
     </w:lvl>
   </w:abstractNum>
-  <w:abstractNum w:abstractNumId="13" w15:restartNumberingAfterBreak="0">
+  <w:abstractNum w:abstractNumId="10" w15:restartNumberingAfterBreak="0">
     <w:nsid w:val="3A3429C0"/>
     <w:multiLevelType w:val="multilevel"/>
     <w:tmpl w:val="E8D28446"/>
@@ -10612,7 +11673,7 @@
       </w:rPr>
     </w:lvl>
   </w:abstractNum>
-  <w:abstractNum w:abstractNumId="14" w15:restartNumberingAfterBreak="0">
+  <w:abstractNum w:abstractNumId="11" w15:restartNumberingAfterBreak="0">
     <w:nsid w:val="3DAE6F0C"/>
     <w:multiLevelType w:val="hybridMultilevel"/>
     <w:tmpl w:val="70FE3454"/>
@@ -10712,156 +11773,7 @@
       </w:pPr>
     </w:lvl>
   </w:abstractNum>
-  <w:abstractNum w:abstractNumId="15" w15:restartNumberingAfterBreak="0">
-    <w:nsid w:val="3DDC6B2F"/>
-    <w:multiLevelType w:val="multilevel"/>
-    <w:tmpl w:val="5CF44F5A"/>
-    <w:lvl w:ilvl="0">
-      <w:start w:val="1"/>
-      <w:numFmt w:val="bullet"/>
-      <w:lvlText w:val=""/>
-      <w:lvlJc w:val="left"/>
-      <w:pPr>
-        <w:tabs>
-          <w:tab w:val="num" w:pos="720"/>
-        </w:tabs>
-        <w:ind w:left="720" w:hanging="360"/>
-      </w:pPr>
-      <w:rPr>
-        <w:rFonts w:ascii="Symbol" w:hAnsi="Symbol" w:hint="default"/>
-        <w:sz w:val="20"/>
-      </w:rPr>
-    </w:lvl>
-    <w:lvl w:ilvl="1" w:tentative="1">
-      <w:start w:val="1"/>
-      <w:numFmt w:val="bullet"/>
-      <w:lvlText w:val="o"/>
-      <w:lvlJc w:val="left"/>
-      <w:pPr>
-        <w:tabs>
-          <w:tab w:val="num" w:pos="1440"/>
-        </w:tabs>
-        <w:ind w:left="1440" w:hanging="360"/>
-      </w:pPr>
-      <w:rPr>
-        <w:rFonts w:ascii="Courier New" w:hAnsi="Courier New" w:hint="default"/>
-        <w:sz w:val="20"/>
-      </w:rPr>
-    </w:lvl>
-    <w:lvl w:ilvl="2" w:tentative="1">
-      <w:start w:val="1"/>
-      <w:numFmt w:val="bullet"/>
-      <w:lvlText w:val=""/>
-      <w:lvlJc w:val="left"/>
-      <w:pPr>
-        <w:tabs>
-          <w:tab w:val="num" w:pos="2160"/>
-        </w:tabs>
-        <w:ind w:left="2160" w:hanging="360"/>
-      </w:pPr>
-      <w:rPr>
-        <w:rFonts w:ascii="Wingdings" w:hAnsi="Wingdings" w:hint="default"/>
-        <w:sz w:val="20"/>
-      </w:rPr>
-    </w:lvl>
-    <w:lvl w:ilvl="3" w:tentative="1">
-      <w:start w:val="1"/>
-      <w:numFmt w:val="bullet"/>
-      <w:lvlText w:val=""/>
-      <w:lvlJc w:val="left"/>
-      <w:pPr>
-        <w:tabs>
-          <w:tab w:val="num" w:pos="2880"/>
-        </w:tabs>
-        <w:ind w:left="2880" w:hanging="360"/>
-      </w:pPr>
-      <w:rPr>
-        <w:rFonts w:ascii="Wingdings" w:hAnsi="Wingdings" w:hint="default"/>
-        <w:sz w:val="20"/>
-      </w:rPr>
-    </w:lvl>
-    <w:lvl w:ilvl="4" w:tentative="1">
-      <w:start w:val="1"/>
-      <w:numFmt w:val="bullet"/>
-      <w:lvlText w:val=""/>
-      <w:lvlJc w:val="left"/>
-      <w:pPr>
-        <w:tabs>
-          <w:tab w:val="num" w:pos="3600"/>
-        </w:tabs>
-        <w:ind w:left="3600" w:hanging="360"/>
-      </w:pPr>
-      <w:rPr>
-        <w:rFonts w:ascii="Wingdings" w:hAnsi="Wingdings" w:hint="default"/>
-        <w:sz w:val="20"/>
-      </w:rPr>
-    </w:lvl>
-    <w:lvl w:ilvl="5" w:tentative="1">
-      <w:start w:val="1"/>
-      <w:numFmt w:val="bullet"/>
-      <w:lvlText w:val=""/>
-      <w:lvlJc w:val="left"/>
-      <w:pPr>
-        <w:tabs>
-          <w:tab w:val="num" w:pos="4320"/>
-        </w:tabs>
-        <w:ind w:left="4320" w:hanging="360"/>
-      </w:pPr>
-      <w:rPr>
-        <w:rFonts w:ascii="Wingdings" w:hAnsi="Wingdings" w:hint="default"/>
-        <w:sz w:val="20"/>
-      </w:rPr>
-    </w:lvl>
-    <w:lvl w:ilvl="6" w:tentative="1">
-      <w:start w:val="1"/>
-      <w:numFmt w:val="bullet"/>
-      <w:lvlText w:val=""/>
-      <w:lvlJc w:val="left"/>
-      <w:pPr>
-        <w:tabs>
-          <w:tab w:val="num" w:pos="5040"/>
-        </w:tabs>
-        <w:ind w:left="5040" w:hanging="360"/>
-      </w:pPr>
-      <w:rPr>
-        <w:rFonts w:ascii="Wingdings" w:hAnsi="Wingdings" w:hint="default"/>
-        <w:sz w:val="20"/>
-      </w:rPr>
-    </w:lvl>
-    <w:lvl w:ilvl="7" w:tentative="1">
-      <w:start w:val="1"/>
-      <w:numFmt w:val="bullet"/>
-      <w:lvlText w:val=""/>
-      <w:lvlJc w:val="left"/>
-      <w:pPr>
-        <w:tabs>
-          <w:tab w:val="num" w:pos="5760"/>
-        </w:tabs>
-        <w:ind w:left="5760" w:hanging="360"/>
-      </w:pPr>
-      <w:rPr>
-        <w:rFonts w:ascii="Wingdings" w:hAnsi="Wingdings" w:hint="default"/>
-        <w:sz w:val="20"/>
-      </w:rPr>
-    </w:lvl>
-    <w:lvl w:ilvl="8" w:tentative="1">
-      <w:start w:val="1"/>
-      <w:numFmt w:val="bullet"/>
-      <w:lvlText w:val=""/>
-      <w:lvlJc w:val="left"/>
-      <w:pPr>
-        <w:tabs>
-          <w:tab w:val="num" w:pos="6480"/>
-        </w:tabs>
-        <w:ind w:left="6480" w:hanging="360"/>
-      </w:pPr>
-      <w:rPr>
-        <w:rFonts w:ascii="Wingdings" w:hAnsi="Wingdings" w:hint="default"/>
-        <w:sz w:val="20"/>
-      </w:rPr>
-    </w:lvl>
-  </w:abstractNum>
-  <w:abstractNum w:abstractNumId="16" w15:restartNumberingAfterBreak="0">
+  <w:abstractNum w:abstractNumId="12" w15:restartNumberingAfterBreak="0">
     <w:nsid w:val="3F8C287E"/>
     <w:multiLevelType w:val="hybridMultilevel"/>
     <w:tmpl w:val="F8F6AA9E"/>
@@ -10958,7 +11870,7 @@
       </w:pPr>
     </w:lvl>
   </w:abstractNum>
-  <w:abstractNum w:abstractNumId="17" w15:restartNumberingAfterBreak="0">
+  <w:abstractNum w:abstractNumId="13" w15:restartNumberingAfterBreak="0">
     <w:nsid w:val="3FA561ED"/>
     <w:multiLevelType w:val="multilevel"/>
     <w:tmpl w:val="F35254D6"/>
@@ -11106,7 +12018,7 @@
       </w:rPr>
     </w:lvl>
   </w:abstractNum>
-  <w:abstractNum w:abstractNumId="18" w15:restartNumberingAfterBreak="0">
+  <w:abstractNum w:abstractNumId="14" w15:restartNumberingAfterBreak="0">
     <w:nsid w:val="46E80048"/>
     <w:multiLevelType w:val="hybridMultilevel"/>
     <w:tmpl w:val="51D00ED6"/>
@@ -11196,7 +12108,7 @@
       </w:pPr>
     </w:lvl>
   </w:abstractNum>
-  <w:abstractNum w:abstractNumId="19" w15:restartNumberingAfterBreak="0">
+  <w:abstractNum w:abstractNumId="15" w15:restartNumberingAfterBreak="0">
     <w:nsid w:val="475B3478"/>
     <w:multiLevelType w:val="singleLevel"/>
     <w:tmpl w:val="A038050E"/>
@@ -11211,232 +12123,7 @@
       </w:rPr>
     </w:lvl>
   </w:abstractNum>
-  <w:abstractNum w:abstractNumId="20" w15:restartNumberingAfterBreak="0">
-    <w:nsid w:val="4C1048F4"/>
-    <w:multiLevelType w:val="hybridMultilevel"/>
-    <w:tmpl w:val="3DC87CE6"/>
-    <w:lvl w:ilvl="0" w:tplc="04190001">
-      <w:numFmt w:val="bullet"/>
-      <w:lvlText w:val=""/>
-      <w:lvlJc w:val="left"/>
-      <w:pPr>
-        <w:ind w:left="720" w:hanging="360"/>
-      </w:pPr>
-      <w:rPr>
-        <w:rFonts w:ascii="Symbol" w:eastAsia="Times New Roman" w:hAnsi="Symbol" w:cs="Times New Roman" w:hint="default"/>
-      </w:rPr>
-    </w:lvl>
-    <w:lvl w:ilvl="1" w:tplc="04190003" w:tentative="1">
-      <w:start w:val="1"/>
-      <w:numFmt w:val="bullet"/>
-      <w:lvlText w:val="o"/>
-      <w:lvlJc w:val="left"/>
-      <w:pPr>
-        <w:ind w:left="1440" w:hanging="360"/>
-      </w:pPr>
-      <w:rPr>
-        <w:rFonts w:ascii="Courier New" w:hAnsi="Courier New" w:cs="Courier New" w:hint="default"/>
-      </w:rPr>
-    </w:lvl>
-    <w:lvl w:ilvl="2" w:tplc="04190005" w:tentative="1">
-      <w:start w:val="1"/>
-      <w:numFmt w:val="bullet"/>
-      <w:lvlText w:val=""/>
-      <w:lvlJc w:val="left"/>
-      <w:pPr>
-        <w:ind w:left="2160" w:hanging="360"/>
-      </w:pPr>
-      <w:rPr>
-        <w:rFonts w:ascii="Wingdings" w:hAnsi="Wingdings" w:hint="default"/>
-      </w:rPr>
-    </w:lvl>
-    <w:lvl w:ilvl="3" w:tplc="04190001" w:tentative="1">
-      <w:start w:val="1"/>
-      <w:numFmt w:val="bullet"/>
-      <w:lvlText w:val=""/>
-      <w:lvlJc w:val="left"/>
-      <w:pPr>
-        <w:ind w:left="2880" w:hanging="360"/>
-      </w:pPr>
-      <w:rPr>
-        <w:rFonts w:ascii="Symbol" w:hAnsi="Symbol" w:hint="default"/>
-      </w:rPr>
-    </w:lvl>
-    <w:lvl w:ilvl="4" w:tplc="04190003" w:tentative="1">
-      <w:start w:val="1"/>
-      <w:numFmt w:val="bullet"/>
-      <w:lvlText w:val="o"/>
-      <w:lvlJc w:val="left"/>
-      <w:pPr>
-        <w:ind w:left="3600" w:hanging="360"/>
-      </w:pPr>
-      <w:rPr>
-        <w:rFonts w:ascii="Courier New" w:hAnsi="Courier New" w:cs="Courier New" w:hint="default"/>
-      </w:rPr>
-    </w:lvl>
-    <w:lvl w:ilvl="5" w:tplc="04190005" w:tentative="1">
-      <w:start w:val="1"/>
-      <w:numFmt w:val="bullet"/>
-      <w:lvlText w:val=""/>
-      <w:lvlJc w:val="left"/>
-      <w:pPr>
-        <w:ind w:left="4320" w:hanging="360"/>
-      </w:pPr>
-      <w:rPr>
-        <w:rFonts w:ascii="Wingdings" w:hAnsi="Wingdings" w:hint="default"/>
-      </w:rPr>
-    </w:lvl>
-    <w:lvl w:ilvl="6" w:tplc="04190001" w:tentative="1">
-      <w:start w:val="1"/>
-      <w:numFmt w:val="bullet"/>
-      <w:lvlText w:val=""/>
-      <w:lvlJc w:val="left"/>
-      <w:pPr>
-        <w:ind w:left="5040" w:hanging="360"/>
-      </w:pPr>
-      <w:rPr>
-        <w:rFonts w:ascii="Symbol" w:hAnsi="Symbol" w:hint="default"/>
-      </w:rPr>
-    </w:lvl>
-    <w:lvl w:ilvl="7" w:tplc="04190003" w:tentative="1">
-      <w:start w:val="1"/>
-      <w:numFmt w:val="bullet"/>
-      <w:lvlText w:val="o"/>
-      <w:lvlJc w:val="left"/>
-      <w:pPr>
-        <w:ind w:left="5760" w:hanging="360"/>
-      </w:pPr>
-      <w:rPr>
-        <w:rFonts w:ascii="Courier New" w:hAnsi="Courier New" w:cs="Courier New" w:hint="default"/>
-      </w:rPr>
-    </w:lvl>
-    <w:lvl w:ilvl="8" w:tplc="04190005" w:tentative="1">
-      <w:start w:val="1"/>
-      <w:numFmt w:val="bullet"/>
-      <w:lvlText w:val=""/>
-      <w:lvlJc w:val="left"/>
-      <w:pPr>
-        <w:ind w:left="6480" w:hanging="360"/>
-      </w:pPr>
-      <w:rPr>
-        <w:rFonts w:ascii="Wingdings" w:hAnsi="Wingdings" w:hint="default"/>
-      </w:rPr>
-    </w:lvl>
-  </w:abstractNum>
-  <w:abstractNum w:abstractNumId="21" w15:restartNumberingAfterBreak="0">
-    <w:nsid w:val="58B55EBD"/>
-    <w:multiLevelType w:val="hybridMultilevel"/>
-    <w:tmpl w:val="6BAC365A"/>
-    <w:lvl w:ilvl="0" w:tplc="04190001">
-      <w:start w:val="1"/>
-      <w:numFmt w:val="bullet"/>
-      <w:lvlText w:val=""/>
-      <w:lvlJc w:val="left"/>
-      <w:pPr>
-        <w:ind w:left="720" w:hanging="360"/>
-      </w:pPr>
-      <w:rPr>
-        <w:rFonts w:ascii="Symbol" w:hAnsi="Symbol" w:hint="default"/>
-      </w:rPr>
-    </w:lvl>
-    <w:lvl w:ilvl="1" w:tplc="04190003" w:tentative="1">
-      <w:start w:val="1"/>
-      <w:numFmt w:val="bullet"/>
-      <w:lvlText w:val="o"/>
-      <w:lvlJc w:val="left"/>
-      <w:pPr>
-        <w:ind w:left="1440" w:hanging="360"/>
-      </w:pPr>
-      <w:rPr>
-        <w:rFonts w:ascii="Courier New" w:hAnsi="Courier New" w:cs="Courier New" w:hint="default"/>
-      </w:rPr>
-    </w:lvl>
-    <w:lvl w:ilvl="2" w:tplc="04190005" w:tentative="1">
-      <w:start w:val="1"/>
-      <w:numFmt w:val="bullet"/>
-      <w:lvlText w:val=""/>
-      <w:lvlJc w:val="left"/>
-      <w:pPr>
-        <w:ind w:left="2160" w:hanging="360"/>
-      </w:pPr>
-      <w:rPr>
-        <w:rFonts w:ascii="Wingdings" w:hAnsi="Wingdings" w:hint="default"/>
-      </w:rPr>
-    </w:lvl>
-    <w:lvl w:ilvl="3" w:tplc="04190001" w:tentative="1">
-      <w:start w:val="1"/>
-      <w:numFmt w:val="bullet"/>
-      <w:lvlText w:val=""/>
-      <w:lvlJc w:val="left"/>
-      <w:pPr>
-        <w:ind w:left="2880" w:hanging="360"/>
-      </w:pPr>
-      <w:rPr>
-        <w:rFonts w:ascii="Symbol" w:hAnsi="Symbol" w:hint="default"/>
-      </w:rPr>
-    </w:lvl>
-    <w:lvl w:ilvl="4" w:tplc="04190003" w:tentative="1">
-      <w:start w:val="1"/>
-      <w:numFmt w:val="bullet"/>
-      <w:lvlText w:val="o"/>
-      <w:lvlJc w:val="left"/>
-      <w:pPr>
-        <w:ind w:left="3600" w:hanging="360"/>
-      </w:pPr>
-      <w:rPr>
-        <w:rFonts w:ascii="Courier New" w:hAnsi="Courier New" w:cs="Courier New" w:hint="default"/>
-      </w:rPr>
-    </w:lvl>
-    <w:lvl w:ilvl="5" w:tplc="04190005" w:tentative="1">
-      <w:start w:val="1"/>
-      <w:numFmt w:val="bullet"/>
-      <w:lvlText w:val=""/>
-      <w:lvlJc w:val="left"/>
-      <w:pPr>
-        <w:ind w:left="4320" w:hanging="360"/>
-      </w:pPr>
-      <w:rPr>
-        <w:rFonts w:ascii="Wingdings" w:hAnsi="Wingdings" w:hint="default"/>
-      </w:rPr>
-    </w:lvl>
-    <w:lvl w:ilvl="6" w:tplc="04190001" w:tentative="1">
-      <w:start w:val="1"/>
-      <w:numFmt w:val="bullet"/>
-      <w:lvlText w:val=""/>
-      <w:lvlJc w:val="left"/>
-      <w:pPr>
-        <w:ind w:left="5040" w:hanging="360"/>
-      </w:pPr>
-      <w:rPr>
-        <w:rFonts w:ascii="Symbol" w:hAnsi="Symbol" w:hint="default"/>
-      </w:rPr>
-    </w:lvl>
-    <w:lvl w:ilvl="7" w:tplc="04190003" w:tentative="1">
-      <w:start w:val="1"/>
-      <w:numFmt w:val="bullet"/>
-      <w:lvlText w:val="o"/>
-      <w:lvlJc w:val="left"/>
-      <w:pPr>
-        <w:ind w:left="5760" w:hanging="360"/>
-      </w:pPr>
-      <w:rPr>
-        <w:rFonts w:ascii="Courier New" w:hAnsi="Courier New" w:cs="Courier New" w:hint="default"/>
-      </w:rPr>
-    </w:lvl>
-    <w:lvl w:ilvl="8" w:tplc="04190005" w:tentative="1">
-      <w:start w:val="1"/>
-      <w:numFmt w:val="bullet"/>
-      <w:lvlText w:val=""/>
-      <w:lvlJc w:val="left"/>
-      <w:pPr>
-        <w:ind w:left="6480" w:hanging="360"/>
-      </w:pPr>
-      <w:rPr>
-        <w:rFonts w:ascii="Wingdings" w:hAnsi="Wingdings" w:hint="default"/>
-      </w:rPr>
-    </w:lvl>
-  </w:abstractNum>
-  <w:abstractNum w:abstractNumId="22" w15:restartNumberingAfterBreak="0">
+  <w:abstractNum w:abstractNumId="16" w15:restartNumberingAfterBreak="0">
     <w:nsid w:val="613A26B1"/>
     <w:multiLevelType w:val="hybridMultilevel"/>
     <w:tmpl w:val="F0F46CA4"/>
@@ -11537,156 +12224,7 @@
       </w:pPr>
     </w:lvl>
   </w:abstractNum>
-  <w:abstractNum w:abstractNumId="23" w15:restartNumberingAfterBreak="0">
-    <w:nsid w:val="613F7FE4"/>
-    <w:multiLevelType w:val="multilevel"/>
-    <w:tmpl w:val="37DE89FA"/>
-    <w:lvl w:ilvl="0">
-      <w:start w:val="1"/>
-      <w:numFmt w:val="bullet"/>
-      <w:lvlText w:val=""/>
-      <w:lvlJc w:val="left"/>
-      <w:pPr>
-        <w:tabs>
-          <w:tab w:val="num" w:pos="720"/>
-        </w:tabs>
-        <w:ind w:left="720" w:hanging="360"/>
-      </w:pPr>
-      <w:rPr>
-        <w:rFonts w:ascii="Symbol" w:hAnsi="Symbol" w:hint="default"/>
-        <w:sz w:val="20"/>
-      </w:rPr>
-    </w:lvl>
-    <w:lvl w:ilvl="1" w:tentative="1">
-      <w:start w:val="1"/>
-      <w:numFmt w:val="bullet"/>
-      <w:lvlText w:val="o"/>
-      <w:lvlJc w:val="left"/>
-      <w:pPr>
-        <w:tabs>
-          <w:tab w:val="num" w:pos="1440"/>
-        </w:tabs>
-        <w:ind w:left="1440" w:hanging="360"/>
-      </w:pPr>
-      <w:rPr>
-        <w:rFonts w:ascii="Courier New" w:hAnsi="Courier New" w:hint="default"/>
-        <w:sz w:val="20"/>
-      </w:rPr>
-    </w:lvl>
-    <w:lvl w:ilvl="2" w:tentative="1">
-      <w:start w:val="1"/>
-      <w:numFmt w:val="bullet"/>
-      <w:lvlText w:val=""/>
-      <w:lvlJc w:val="left"/>
-      <w:pPr>
-        <w:tabs>
-          <w:tab w:val="num" w:pos="2160"/>
-        </w:tabs>
-        <w:ind w:left="2160" w:hanging="360"/>
-      </w:pPr>
-      <w:rPr>
-        <w:rFonts w:ascii="Wingdings" w:hAnsi="Wingdings" w:hint="default"/>
-        <w:sz w:val="20"/>
-      </w:rPr>
-    </w:lvl>
-    <w:lvl w:ilvl="3" w:tentative="1">
-      <w:start w:val="1"/>
-      <w:numFmt w:val="bullet"/>
-      <w:lvlText w:val=""/>
-      <w:lvlJc w:val="left"/>
-      <w:pPr>
-        <w:tabs>
-          <w:tab w:val="num" w:pos="2880"/>
-        </w:tabs>
-        <w:ind w:left="2880" w:hanging="360"/>
-      </w:pPr>
-      <w:rPr>
-        <w:rFonts w:ascii="Wingdings" w:hAnsi="Wingdings" w:hint="default"/>
-        <w:sz w:val="20"/>
-      </w:rPr>
-    </w:lvl>
-    <w:lvl w:ilvl="4" w:tentative="1">
-      <w:start w:val="1"/>
-      <w:numFmt w:val="bullet"/>
-      <w:lvlText w:val=""/>
-      <w:lvlJc w:val="left"/>
-      <w:pPr>
-        <w:tabs>
-          <w:tab w:val="num" w:pos="3600"/>
-        </w:tabs>
-        <w:ind w:left="3600" w:hanging="360"/>
-      </w:pPr>
-      <w:rPr>
-        <w:rFonts w:ascii="Wingdings" w:hAnsi="Wingdings" w:hint="default"/>
-        <w:sz w:val="20"/>
-      </w:rPr>
-    </w:lvl>
-    <w:lvl w:ilvl="5" w:tentative="1">
-      <w:start w:val="1"/>
-      <w:numFmt w:val="bullet"/>
-      <w:lvlText w:val=""/>
-      <w:lvlJc w:val="left"/>
-      <w:pPr>
-        <w:tabs>
-          <w:tab w:val="num" w:pos="4320"/>
-        </w:tabs>
-        <w:ind w:left="4320" w:hanging="360"/>
-      </w:pPr>
-      <w:rPr>
-        <w:rFonts w:ascii="Wingdings" w:hAnsi="Wingdings" w:hint="default"/>
-        <w:sz w:val="20"/>
-      </w:rPr>
-    </w:lvl>
-    <w:lvl w:ilvl="6" w:tentative="1">
-      <w:start w:val="1"/>
-      <w:numFmt w:val="bullet"/>
-      <w:lvlText w:val=""/>
-      <w:lvlJc w:val="left"/>
-      <w:pPr>
-        <w:tabs>
-          <w:tab w:val="num" w:pos="5040"/>
-        </w:tabs>
-        <w:ind w:left="5040" w:hanging="360"/>
-      </w:pPr>
-      <w:rPr>
-        <w:rFonts w:ascii="Wingdings" w:hAnsi="Wingdings" w:hint="default"/>
-        <w:sz w:val="20"/>
-      </w:rPr>
-    </w:lvl>
-    <w:lvl w:ilvl="7" w:tentative="1">
-      <w:start w:val="1"/>
-      <w:numFmt w:val="bullet"/>
-      <w:lvlText w:val=""/>
-      <w:lvlJc w:val="left"/>
-      <w:pPr>
-        <w:tabs>
-          <w:tab w:val="num" w:pos="5760"/>
-        </w:tabs>
-        <w:ind w:left="5760" w:hanging="360"/>
-      </w:pPr>
-      <w:rPr>
-        <w:rFonts w:ascii="Wingdings" w:hAnsi="Wingdings" w:hint="default"/>
-        <w:sz w:val="20"/>
-      </w:rPr>
-    </w:lvl>
-    <w:lvl w:ilvl="8" w:tentative="1">
-      <w:start w:val="1"/>
-      <w:numFmt w:val="bullet"/>
-      <w:lvlText w:val=""/>
-      <w:lvlJc w:val="left"/>
-      <w:pPr>
-        <w:tabs>
-          <w:tab w:val="num" w:pos="6480"/>
-        </w:tabs>
-        <w:ind w:left="6480" w:hanging="360"/>
-      </w:pPr>
-      <w:rPr>
-        <w:rFonts w:ascii="Wingdings" w:hAnsi="Wingdings" w:hint="default"/>
-        <w:sz w:val="20"/>
-      </w:rPr>
-    </w:lvl>
-  </w:abstractNum>
-  <w:abstractNum w:abstractNumId="24" w15:restartNumberingAfterBreak="0">
+  <w:abstractNum w:abstractNumId="17" w15:restartNumberingAfterBreak="0">
     <w:nsid w:val="68D92BC2"/>
     <w:multiLevelType w:val="multilevel"/>
     <w:tmpl w:val="F0B27266"/>
@@ -11826,7 +12364,7 @@
       </w:rPr>
     </w:lvl>
   </w:abstractNum>
-  <w:abstractNum w:abstractNumId="25" w15:restartNumberingAfterBreak="0">
+  <w:abstractNum w:abstractNumId="18" w15:restartNumberingAfterBreak="0">
     <w:nsid w:val="6E0E57AC"/>
     <w:multiLevelType w:val="hybridMultilevel"/>
     <w:tmpl w:val="38DC9DA2"/>
@@ -11939,7 +12477,7 @@
       </w:pPr>
     </w:lvl>
   </w:abstractNum>
-  <w:abstractNum w:abstractNumId="26" w15:restartNumberingAfterBreak="0">
+  <w:abstractNum w:abstractNumId="19" w15:restartNumberingAfterBreak="0">
     <w:nsid w:val="6E962D48"/>
     <w:multiLevelType w:val="singleLevel"/>
     <w:tmpl w:val="D95E6280"/>
@@ -11954,305 +12492,7 @@
       </w:rPr>
     </w:lvl>
   </w:abstractNum>
-  <w:abstractNum w:abstractNumId="27" w15:restartNumberingAfterBreak="0">
-    <w:nsid w:val="76154327"/>
-    <w:multiLevelType w:val="multilevel"/>
-    <w:tmpl w:val="D15C42C8"/>
-    <w:lvl w:ilvl="0">
-      <w:start w:val="1"/>
-      <w:numFmt w:val="bullet"/>
-      <w:lvlText w:val=""/>
-      <w:lvlJc w:val="left"/>
-      <w:pPr>
-        <w:tabs>
-          <w:tab w:val="num" w:pos="720"/>
-        </w:tabs>
-        <w:ind w:left="720" w:hanging="360"/>
-      </w:pPr>
-      <w:rPr>
-        <w:rFonts w:ascii="Symbol" w:hAnsi="Symbol" w:hint="default"/>
-        <w:sz w:val="20"/>
-      </w:rPr>
-    </w:lvl>
-    <w:lvl w:ilvl="1" w:tentative="1">
-      <w:start w:val="1"/>
-      <w:numFmt w:val="bullet"/>
-      <w:lvlText w:val="o"/>
-      <w:lvlJc w:val="left"/>
-      <w:pPr>
-        <w:tabs>
-          <w:tab w:val="num" w:pos="1440"/>
-        </w:tabs>
-        <w:ind w:left="1440" w:hanging="360"/>
-      </w:pPr>
-      <w:rPr>
-        <w:rFonts w:ascii="Courier New" w:hAnsi="Courier New" w:hint="default"/>
-        <w:sz w:val="20"/>
-      </w:rPr>
-    </w:lvl>
-    <w:lvl w:ilvl="2" w:tentative="1">
-      <w:start w:val="1"/>
-      <w:numFmt w:val="bullet"/>
-      <w:lvlText w:val=""/>
-      <w:lvlJc w:val="left"/>
-      <w:pPr>
-        <w:tabs>
-          <w:tab w:val="num" w:pos="2160"/>
-        </w:tabs>
-        <w:ind w:left="2160" w:hanging="360"/>
-      </w:pPr>
-      <w:rPr>
-        <w:rFonts w:ascii="Wingdings" w:hAnsi="Wingdings" w:hint="default"/>
-        <w:sz w:val="20"/>
-      </w:rPr>
-    </w:lvl>
-    <w:lvl w:ilvl="3" w:tentative="1">
-      <w:start w:val="1"/>
-      <w:numFmt w:val="bullet"/>
-      <w:lvlText w:val=""/>
-      <w:lvlJc w:val="left"/>
-      <w:pPr>
-        <w:tabs>
-          <w:tab w:val="num" w:pos="2880"/>
-        </w:tabs>
-        <w:ind w:left="2880" w:hanging="360"/>
-      </w:pPr>
-      <w:rPr>
-        <w:rFonts w:ascii="Wingdings" w:hAnsi="Wingdings" w:hint="default"/>
-        <w:sz w:val="20"/>
-      </w:rPr>
-    </w:lvl>
-    <w:lvl w:ilvl="4" w:tentative="1">
-      <w:start w:val="1"/>
-      <w:numFmt w:val="bullet"/>
-      <w:lvlText w:val=""/>
-      <w:lvlJc w:val="left"/>
-      <w:pPr>
-        <w:tabs>
-          <w:tab w:val="num" w:pos="3600"/>
-        </w:tabs>
-        <w:ind w:left="3600" w:hanging="360"/>
-      </w:pPr>
-      <w:rPr>
-        <w:rFonts w:ascii="Wingdings" w:hAnsi="Wingdings" w:hint="default"/>
-        <w:sz w:val="20"/>
-      </w:rPr>
-    </w:lvl>
-    <w:lvl w:ilvl="5" w:tentative="1">
-      <w:start w:val="1"/>
-      <w:numFmt w:val="bullet"/>
-      <w:lvlText w:val=""/>
-      <w:lvlJc w:val="left"/>
-      <w:pPr>
-        <w:tabs>
-          <w:tab w:val="num" w:pos="4320"/>
-        </w:tabs>
-        <w:ind w:left="4320" w:hanging="360"/>
-      </w:pPr>
-      <w:rPr>
-        <w:rFonts w:ascii="Wingdings" w:hAnsi="Wingdings" w:hint="default"/>
-        <w:sz w:val="20"/>
-      </w:rPr>
-    </w:lvl>
-    <w:lvl w:ilvl="6" w:tentative="1">
-      <w:start w:val="1"/>
-      <w:numFmt w:val="bullet"/>
-      <w:lvlText w:val=""/>
-      <w:lvlJc w:val="left"/>
-      <w:pPr>
-        <w:tabs>
-          <w:tab w:val="num" w:pos="5040"/>
-        </w:tabs>
-        <w:ind w:left="5040" w:hanging="360"/>
-      </w:pPr>
-      <w:rPr>
-        <w:rFonts w:ascii="Wingdings" w:hAnsi="Wingdings" w:hint="default"/>
-        <w:sz w:val="20"/>
-      </w:rPr>
-    </w:lvl>
-    <w:lvl w:ilvl="7" w:tentative="1">
-      <w:start w:val="1"/>
-      <w:numFmt w:val="bullet"/>
-      <w:lvlText w:val=""/>
-      <w:lvlJc w:val="left"/>
-      <w:pPr>
-        <w:tabs>
-          <w:tab w:val="num" w:pos="5760"/>
-        </w:tabs>
-        <w:ind w:left="5760" w:hanging="360"/>
-      </w:pPr>
-      <w:rPr>
-        <w:rFonts w:ascii="Wingdings" w:hAnsi="Wingdings" w:hint="default"/>
-        <w:sz w:val="20"/>
-      </w:rPr>
-    </w:lvl>
-    <w:lvl w:ilvl="8" w:tentative="1">
-      <w:start w:val="1"/>
-      <w:numFmt w:val="bullet"/>
-      <w:lvlText w:val=""/>
-      <w:lvlJc w:val="left"/>
-      <w:pPr>
-        <w:tabs>
-          <w:tab w:val="num" w:pos="6480"/>
-        </w:tabs>
-        <w:ind w:left="6480" w:hanging="360"/>
-      </w:pPr>
-      <w:rPr>
-        <w:rFonts w:ascii="Wingdings" w:hAnsi="Wingdings" w:hint="default"/>
-        <w:sz w:val="20"/>
-      </w:rPr>
-    </w:lvl>
-  </w:abstractNum>
-  <w:abstractNum w:abstractNumId="28" w15:restartNumberingAfterBreak="0">
-    <w:nsid w:val="79B4345B"/>
-    <w:multiLevelType w:val="multilevel"/>
-    <w:tmpl w:val="7954056C"/>
-    <w:lvl w:ilvl="0">
-      <w:start w:val="1"/>
-      <w:numFmt w:val="bullet"/>
-      <w:lvlText w:val=""/>
-      <w:lvlJc w:val="left"/>
-      <w:pPr>
-        <w:tabs>
-          <w:tab w:val="num" w:pos="720"/>
-        </w:tabs>
-        <w:ind w:left="720" w:hanging="360"/>
-      </w:pPr>
-      <w:rPr>
-        <w:rFonts w:ascii="Symbol" w:hAnsi="Symbol" w:hint="default"/>
-        <w:sz w:val="20"/>
-      </w:rPr>
-    </w:lvl>
-    <w:lvl w:ilvl="1" w:tentative="1">
-      <w:start w:val="1"/>
-      <w:numFmt w:val="bullet"/>
-      <w:lvlText w:val="o"/>
-      <w:lvlJc w:val="left"/>
-      <w:pPr>
-        <w:tabs>
-          <w:tab w:val="num" w:pos="1440"/>
-        </w:tabs>
-        <w:ind w:left="1440" w:hanging="360"/>
-      </w:pPr>
-      <w:rPr>
-        <w:rFonts w:ascii="Courier New" w:hAnsi="Courier New" w:hint="default"/>
-        <w:sz w:val="20"/>
-      </w:rPr>
-    </w:lvl>
-    <w:lvl w:ilvl="2" w:tentative="1">
-      <w:start w:val="1"/>
-      <w:numFmt w:val="bullet"/>
-      <w:lvlText w:val=""/>
-      <w:lvlJc w:val="left"/>
-      <w:pPr>
-        <w:tabs>
-          <w:tab w:val="num" w:pos="2160"/>
-        </w:tabs>
-        <w:ind w:left="2160" w:hanging="360"/>
-      </w:pPr>
-      <w:rPr>
-        <w:rFonts w:ascii="Wingdings" w:hAnsi="Wingdings" w:hint="default"/>
-        <w:sz w:val="20"/>
-      </w:rPr>
-    </w:lvl>
-    <w:lvl w:ilvl="3" w:tentative="1">
-      <w:start w:val="1"/>
-      <w:numFmt w:val="bullet"/>
-      <w:lvlText w:val=""/>
-      <w:lvlJc w:val="left"/>
-      <w:pPr>
-        <w:tabs>
-          <w:tab w:val="num" w:pos="2880"/>
-        </w:tabs>
-        <w:ind w:left="2880" w:hanging="360"/>
-      </w:pPr>
-      <w:rPr>
-        <w:rFonts w:ascii="Wingdings" w:hAnsi="Wingdings" w:hint="default"/>
-        <w:sz w:val="20"/>
-      </w:rPr>
-    </w:lvl>
-    <w:lvl w:ilvl="4" w:tentative="1">
-      <w:start w:val="1"/>
-      <w:numFmt w:val="bullet"/>
-      <w:lvlText w:val=""/>
-      <w:lvlJc w:val="left"/>
-      <w:pPr>
-        <w:tabs>
-          <w:tab w:val="num" w:pos="3600"/>
-        </w:tabs>
-        <w:ind w:left="3600" w:hanging="360"/>
-      </w:pPr>
-      <w:rPr>
-        <w:rFonts w:ascii="Wingdings" w:hAnsi="Wingdings" w:hint="default"/>
-        <w:sz w:val="20"/>
-      </w:rPr>
-    </w:lvl>
-    <w:lvl w:ilvl="5" w:tentative="1">
-      <w:start w:val="1"/>
-      <w:numFmt w:val="bullet"/>
-      <w:lvlText w:val=""/>
-      <w:lvlJc w:val="left"/>
-      <w:pPr>
-        <w:tabs>
-          <w:tab w:val="num" w:pos="4320"/>
-        </w:tabs>
-        <w:ind w:left="4320" w:hanging="360"/>
-      </w:pPr>
-      <w:rPr>
-        <w:rFonts w:ascii="Wingdings" w:hAnsi="Wingdings" w:hint="default"/>
-        <w:sz w:val="20"/>
-      </w:rPr>
-    </w:lvl>
-    <w:lvl w:ilvl="6" w:tentative="1">
-      <w:start w:val="1"/>
-      <w:numFmt w:val="bullet"/>
-      <w:lvlText w:val=""/>
-      <w:lvlJc w:val="left"/>
-      <w:pPr>
-        <w:tabs>
-          <w:tab w:val="num" w:pos="5040"/>
-        </w:tabs>
-        <w:ind w:left="5040" w:hanging="360"/>
-      </w:pPr>
-      <w:rPr>
-        <w:rFonts w:ascii="Wingdings" w:hAnsi="Wingdings" w:hint="default"/>
-        <w:sz w:val="20"/>
-      </w:rPr>
-    </w:lvl>
-    <w:lvl w:ilvl="7" w:tentative="1">
-      <w:start w:val="1"/>
-      <w:numFmt w:val="bullet"/>
-      <w:lvlText w:val=""/>
-      <w:lvlJc w:val="left"/>
-      <w:pPr>
-        <w:tabs>
-          <w:tab w:val="num" w:pos="5760"/>
-        </w:tabs>
-        <w:ind w:left="5760" w:hanging="360"/>
-      </w:pPr>
-      <w:rPr>
-        <w:rFonts w:ascii="Wingdings" w:hAnsi="Wingdings" w:hint="default"/>
-        <w:sz w:val="20"/>
-      </w:rPr>
-    </w:lvl>
-    <w:lvl w:ilvl="8" w:tentative="1">
-      <w:start w:val="1"/>
-      <w:numFmt w:val="bullet"/>
-      <w:lvlText w:val=""/>
-      <w:lvlJc w:val="left"/>
-      <w:pPr>
-        <w:tabs>
-          <w:tab w:val="num" w:pos="6480"/>
-        </w:tabs>
-        <w:ind w:left="6480" w:hanging="360"/>
-      </w:pPr>
-      <w:rPr>
-        <w:rFonts w:ascii="Wingdings" w:hAnsi="Wingdings" w:hint="default"/>
-        <w:sz w:val="20"/>
-      </w:rPr>
-    </w:lvl>
-  </w:abstractNum>
-  <w:abstractNum w:abstractNumId="29" w15:restartNumberingAfterBreak="0">
+  <w:abstractNum w:abstractNumId="20" w15:restartNumberingAfterBreak="0">
     <w:nsid w:val="7A694F3F"/>
     <w:multiLevelType w:val="hybridMultilevel"/>
     <w:tmpl w:val="FB802B0A"/>
@@ -12341,95 +12581,68 @@
       </w:pPr>
     </w:lvl>
   </w:abstractNum>
-  <w:num w:numId="1" w16cid:durableId="249314902">
+  <w:num w:numId="1" w16cid:durableId="1387294250">
+    <w:abstractNumId w:val="6"/>
+  </w:num>
+  <w:num w:numId="2" w16cid:durableId="2063864859">
+    <w:abstractNumId w:val="7"/>
+  </w:num>
+  <w:num w:numId="3" w16cid:durableId="1638949574">
+    <w:abstractNumId w:val="11"/>
+  </w:num>
+  <w:num w:numId="4" w16cid:durableId="330913015">
+    <w:abstractNumId w:val="2"/>
+  </w:num>
+  <w:num w:numId="5" w16cid:durableId="1334986546">
+    <w:abstractNumId w:val="10"/>
+  </w:num>
+  <w:num w:numId="6" w16cid:durableId="1871723692">
+    <w:abstractNumId w:val="1"/>
+  </w:num>
+  <w:num w:numId="7" w16cid:durableId="1223757743">
+    <w:abstractNumId w:val="5"/>
+  </w:num>
+  <w:num w:numId="8" w16cid:durableId="125589500">
+    <w:abstractNumId w:val="16"/>
+  </w:num>
+  <w:num w:numId="9" w16cid:durableId="1728457997">
+    <w:abstractNumId w:val="13"/>
+  </w:num>
+  <w:num w:numId="10" w16cid:durableId="1533959673">
+    <w:abstractNumId w:val="17"/>
+  </w:num>
+  <w:num w:numId="11" w16cid:durableId="86705342">
+    <w:abstractNumId w:val="20"/>
+  </w:num>
+  <w:num w:numId="12" w16cid:durableId="1195970516">
+    <w:abstractNumId w:val="12"/>
+  </w:num>
+  <w:num w:numId="13" w16cid:durableId="1322080226">
+    <w:abstractNumId w:val="3"/>
+  </w:num>
+  <w:num w:numId="14" w16cid:durableId="1164395849">
+    <w:abstractNumId w:val="4"/>
+  </w:num>
+  <w:num w:numId="15" w16cid:durableId="1525286386">
+    <w:abstractNumId w:val="15"/>
+  </w:num>
+  <w:num w:numId="16" w16cid:durableId="280846858">
     <w:abstractNumId w:val="9"/>
   </w:num>
-  <w:num w:numId="2" w16cid:durableId="706561456">
-    <w:abstractNumId w:val="10"/>
+  <w:num w:numId="17" w16cid:durableId="1891379717">
+    <w:abstractNumId w:val="8"/>
   </w:num>
-  <w:num w:numId="3" w16cid:durableId="1039360652">
+  <w:num w:numId="18" w16cid:durableId="1373919172">
+    <w:abstractNumId w:val="19"/>
+  </w:num>
+  <w:num w:numId="19" w16cid:durableId="1654260613">
+    <w:abstractNumId w:val="0"/>
+  </w:num>
+  <w:num w:numId="20" w16cid:durableId="1029332496">
     <w:abstractNumId w:val="14"/>
   </w:num>
-  <w:num w:numId="4" w16cid:durableId="930234131">
-    <w:abstractNumId w:val="3"/>
-  </w:num>
-  <w:num w:numId="5" w16cid:durableId="1965959807">
-    <w:abstractNumId w:val="13"/>
-  </w:num>
-  <w:num w:numId="6" w16cid:durableId="569659111">
-    <w:abstractNumId w:val="2"/>
-  </w:num>
-  <w:num w:numId="7" w16cid:durableId="745764221">
-    <w:abstractNumId w:val="8"/>
-  </w:num>
-  <w:num w:numId="8" w16cid:durableId="1098909901">
-    <w:abstractNumId w:val="22"/>
-  </w:num>
-  <w:num w:numId="9" w16cid:durableId="2101637397">
-    <w:abstractNumId w:val="17"/>
-  </w:num>
-  <w:num w:numId="10" w16cid:durableId="1452169043">
-    <w:abstractNumId w:val="24"/>
-  </w:num>
-  <w:num w:numId="11" w16cid:durableId="1656763005">
-    <w:abstractNumId w:val="29"/>
-  </w:num>
-  <w:num w:numId="12" w16cid:durableId="37358717">
-    <w:abstractNumId w:val="16"/>
-  </w:num>
-  <w:num w:numId="13" w16cid:durableId="2004963573">
-    <w:abstractNumId w:val="5"/>
-  </w:num>
-  <w:num w:numId="14" w16cid:durableId="1980302847">
-    <w:abstractNumId w:val="7"/>
-  </w:num>
-  <w:num w:numId="15" w16cid:durableId="447700336">
-    <w:abstractNumId w:val="19"/>
-  </w:num>
-  <w:num w:numId="16" w16cid:durableId="1938514142">
-    <w:abstractNumId w:val="12"/>
-  </w:num>
-  <w:num w:numId="17" w16cid:durableId="2119523387">
-    <w:abstractNumId w:val="11"/>
-  </w:num>
-  <w:num w:numId="18" w16cid:durableId="384571668">
-    <w:abstractNumId w:val="26"/>
-  </w:num>
-  <w:num w:numId="19" w16cid:durableId="980429294">
-    <w:abstractNumId w:val="0"/>
-  </w:num>
-  <w:num w:numId="20" w16cid:durableId="140856688">
+  <w:num w:numId="21" w16cid:durableId="50689939">
     <w:abstractNumId w:val="18"/>
-  </w:num>
-  <w:num w:numId="21" w16cid:durableId="927881294">
-    <w:abstractNumId w:val="25"/>
-  </w:num>
-  <w:num w:numId="22" w16cid:durableId="948047579">
-    <w:abstractNumId w:val="4"/>
-  </w:num>
-  <w:num w:numId="23" w16cid:durableId="709495084">
-    <w:abstractNumId w:val="28"/>
-  </w:num>
-  <w:num w:numId="24" w16cid:durableId="1109466584">
-    <w:abstractNumId w:val="21"/>
-  </w:num>
-  <w:num w:numId="25" w16cid:durableId="881139200">
-    <w:abstractNumId w:val="20"/>
-  </w:num>
-  <w:num w:numId="26" w16cid:durableId="540098514">
-    <w:abstractNumId w:val="6"/>
-  </w:num>
-  <w:num w:numId="27" w16cid:durableId="412043639">
-    <w:abstractNumId w:val="27"/>
-  </w:num>
-  <w:num w:numId="28" w16cid:durableId="2084789442">
-    <w:abstractNumId w:val="15"/>
-  </w:num>
-  <w:num w:numId="29" w16cid:durableId="148209230">
-    <w:abstractNumId w:val="23"/>
-  </w:num>
-  <w:num w:numId="30" w16cid:durableId="363020659">
-    <w:abstractNumId w:val="1"/>
   </w:num>
 </w:numbering>
 </file>
@@ -12538,7 +12751,7 @@
     <w:lsdException w:name="HTML Acronym" w:semiHidden="1" w:unhideWhenUsed="1"/>
     <w:lsdException w:name="HTML Address" w:semiHidden="1" w:unhideWhenUsed="1"/>
     <w:lsdException w:name="HTML Cite" w:semiHidden="1" w:unhideWhenUsed="1"/>
-    <w:lsdException w:name="HTML Code" w:semiHidden="1" w:uiPriority="99" w:unhideWhenUsed="1"/>
+    <w:lsdException w:name="HTML Code" w:semiHidden="1" w:unhideWhenUsed="1"/>
     <w:lsdException w:name="HTML Definition" w:semiHidden="1" w:unhideWhenUsed="1"/>
     <w:lsdException w:name="HTML Keyboard" w:semiHidden="1" w:unhideWhenUsed="1"/>
     <w:lsdException w:name="HTML Preformatted" w:semiHidden="1" w:uiPriority="99" w:unhideWhenUsed="1"/>
@@ -12819,7 +13032,7 @@
   <w:style w:type="paragraph" w:default="1" w:styleId="Normal">
     <w:name w:val="Normal"/>
     <w:qFormat/>
-    <w:rsid w:val="005C5931"/>
+    <w:rsid w:val="007E7D17"/>
   </w:style>
   <w:style w:type="paragraph" w:styleId="Heading1">
     <w:name w:val="heading 1"/>
@@ -13280,19 +13493,6 @@
       <w:rFonts w:ascii="Courier New" w:hAnsi="Courier New" w:cs="Courier New"/>
     </w:rPr>
   </w:style>
-  <w:style w:type="character" w:styleId="HTMLCode">
-    <w:name w:val="HTML Code"/>
-    <w:basedOn w:val="DefaultParagraphFont"/>
-    <w:uiPriority w:val="99"/>
-    <w:semiHidden/>
-    <w:unhideWhenUsed/>
-    <w:rsid w:val="00F4575E"/>
-    <w:rPr>
-      <w:rFonts w:ascii="Courier New" w:eastAsia="Times New Roman" w:hAnsi="Courier New" w:cs="Courier New"/>
-      <w:sz w:val="20"/>
-      <w:szCs w:val="20"/>
-    </w:rPr>
-  </w:style>
 </w:styles>
 </file>
 
@@ -13584,7 +13784,7 @@
 </file>
 
 <file path=customXml/itemProps1.xml><?xml version="1.0" encoding="utf-8"?>
-<ds:datastoreItem xmlns:ds="http://schemas.openxmlformats.org/officeDocument/2006/customXml" ds:itemID="{F5D0B288-F64A-46E0-92CA-623B86B2BB86}">
+<ds:datastoreItem xmlns:ds="http://schemas.openxmlformats.org/officeDocument/2006/customXml" ds:itemID="{F5BB56CC-4C21-498E-8C5E-391FEB5FEB46}">
   <ds:schemaRefs>
     <ds:schemaRef ds:uri="http://schemas.openxmlformats.org/officeDocument/2006/bibliography"/>
   </ds:schemaRefs>
